--- a/packages/document-engine/templates/12_control_regulation.docx
+++ b/packages/document-engine/templates/12_control_regulation.docx
@@ -7,7 +7,7 @@
         <w:pStyle w:val="Normal"/>
         <w:keepNext w:val="true"/>
         <w:widowControl/>
-        <w:spacing w:before="0" w:after="0"/>
+        <w:spacing w:before="0" w:after="240"/>
         <w:ind w:hanging="0"/>
         <w:jc w:val="center"/>
         <w:rPr>
@@ -21,6 +21,8 @@
           <w:rFonts w:eastAsia="Arial" w:cs="Arial" w:ascii="Arial" w:hAnsi="Arial"/>
           <w:b/>
           <w:color w:val="auto"/>
+          <w:spacing w:val="0"/>
+          <w:w w:val="100"/>
           <w:sz w:val="24"/>
           <w:szCs w:val="20"/>
           <w:lang w:val="ro-RO" w:eastAsia="en-US"/>
@@ -306,6 +308,8 @@
         <w:rPr>
           <w:rFonts w:eastAsia="Arial" w:cs="Arial" w:ascii="Arial" w:hAnsi="Arial"/>
           <w:color w:val="auto"/>
+          <w:spacing w:val="0"/>
+          <w:w w:val="100"/>
           <w:sz w:val="20"/>
           <w:szCs w:val="20"/>
           <w:lang w:val="ro-RO"/>
@@ -316,6 +320,8 @@
         <w:rPr>
           <w:rFonts w:eastAsia="Arial" w:cs="Arial" w:ascii="Arial" w:hAnsi="Arial"/>
           <w:color w:val="auto"/>
+          <w:spacing w:val="0"/>
+          <w:w w:val="100"/>
           <w:sz w:val="20"/>
           <w:szCs w:val="20"/>
           <w:lang w:val="ro-RO" w:eastAsia="en-US"/>
@@ -326,6 +332,8 @@
         <w:rPr>
           <w:rFonts w:eastAsia="Arial" w:cs="Arial" w:ascii="Arial" w:hAnsi="Arial"/>
           <w:color w:val="auto"/>
+          <w:spacing w:val="0"/>
+          <w:w w:val="100"/>
           <w:sz w:val="20"/>
           <w:szCs w:val="20"/>
           <w:lang w:val="ro-RO"/>
@@ -352,6 +360,8 @@
         <w:rPr>
           <w:rFonts w:eastAsia="Arial" w:cs="Arial" w:ascii="Arial" w:hAnsi="Arial"/>
           <w:color w:val="auto"/>
+          <w:spacing w:val="0"/>
+          <w:w w:val="100"/>
           <w:sz w:val="20"/>
           <w:szCs w:val="20"/>
           <w:lang w:val="ro-RO"/>
@@ -378,6 +388,8 @@
         <w:rPr>
           <w:rFonts w:eastAsia="Arial" w:cs="Arial" w:ascii="Arial" w:hAnsi="Arial"/>
           <w:color w:val="auto"/>
+          <w:spacing w:val="0"/>
+          <w:w w:val="100"/>
           <w:sz w:val="20"/>
           <w:szCs w:val="20"/>
           <w:lang w:val="ro-RO"/>
@@ -404,6 +416,8 @@
         <w:rPr>
           <w:rFonts w:eastAsia="Arial" w:cs="Arial" w:ascii="Arial" w:hAnsi="Arial"/>
           <w:color w:val="auto"/>
+          <w:spacing w:val="0"/>
+          <w:w w:val="100"/>
           <w:sz w:val="20"/>
           <w:szCs w:val="20"/>
           <w:lang w:val="ro-RO"/>
@@ -430,6 +444,8 @@
         <w:rPr>
           <w:rFonts w:eastAsia="Arial" w:cs="Arial" w:ascii="Arial" w:hAnsi="Arial"/>
           <w:color w:val="auto"/>
+          <w:spacing w:val="0"/>
+          <w:w w:val="100"/>
           <w:sz w:val="20"/>
           <w:szCs w:val="20"/>
           <w:lang w:val="ro-RO"/>
@@ -456,6 +472,8 @@
         <w:rPr>
           <w:rFonts w:eastAsia="Arial" w:cs="Arial" w:ascii="Arial" w:hAnsi="Arial"/>
           <w:color w:val="auto"/>
+          <w:spacing w:val="0"/>
+          <w:w w:val="100"/>
           <w:sz w:val="20"/>
           <w:szCs w:val="20"/>
           <w:lang w:val="ro-RO"/>
@@ -482,6 +500,8 @@
         <w:rPr>
           <w:rFonts w:eastAsia="Arial" w:cs="Arial" w:ascii="Arial" w:hAnsi="Arial"/>
           <w:color w:val="auto"/>
+          <w:spacing w:val="0"/>
+          <w:w w:val="100"/>
           <w:sz w:val="20"/>
           <w:szCs w:val="20"/>
           <w:lang w:val="ro-RO"/>
@@ -508,6 +528,8 @@
         <w:rPr>
           <w:rFonts w:eastAsia="Arial" w:cs="Arial" w:ascii="Arial" w:hAnsi="Arial"/>
           <w:color w:val="auto"/>
+          <w:spacing w:val="0"/>
+          <w:w w:val="100"/>
           <w:sz w:val="20"/>
           <w:szCs w:val="20"/>
           <w:lang w:val="ro-RO"/>
@@ -534,6 +556,8 @@
         <w:rPr>
           <w:rFonts w:eastAsia="Arial" w:cs="Arial" w:ascii="Arial" w:hAnsi="Arial"/>
           <w:color w:val="auto"/>
+          <w:spacing w:val="0"/>
+          <w:w w:val="100"/>
           <w:sz w:val="20"/>
           <w:szCs w:val="20"/>
           <w:lang w:val="ro-RO"/>
@@ -560,6 +584,8 @@
         <w:rPr>
           <w:rFonts w:eastAsia="Arial" w:cs="Arial" w:ascii="Arial" w:hAnsi="Arial"/>
           <w:color w:val="auto"/>
+          <w:spacing w:val="0"/>
+          <w:w w:val="100"/>
           <w:sz w:val="20"/>
           <w:szCs w:val="20"/>
           <w:lang w:val="ro-RO"/>
@@ -586,6 +612,8 @@
         <w:rPr>
           <w:rFonts w:eastAsia="Arial" w:cs="Arial" w:ascii="Arial" w:hAnsi="Arial"/>
           <w:color w:val="auto"/>
+          <w:spacing w:val="0"/>
+          <w:w w:val="100"/>
           <w:sz w:val="20"/>
           <w:szCs w:val="20"/>
           <w:lang w:val="ro-RO"/>
@@ -612,6 +640,8 @@
         <w:rPr>
           <w:rFonts w:eastAsia="Arial" w:cs="Arial" w:ascii="Arial" w:hAnsi="Arial"/>
           <w:color w:val="auto"/>
+          <w:spacing w:val="0"/>
+          <w:w w:val="100"/>
           <w:sz w:val="20"/>
           <w:szCs w:val="20"/>
           <w:lang w:val="ro-RO"/>
@@ -638,6 +668,8 @@
         <w:rPr>
           <w:rFonts w:eastAsia="Arial" w:cs="Arial" w:ascii="Arial" w:hAnsi="Arial"/>
           <w:color w:val="auto"/>
+          <w:spacing w:val="0"/>
+          <w:w w:val="100"/>
           <w:sz w:val="20"/>
           <w:szCs w:val="20"/>
           <w:lang w:val="ro-RO"/>
@@ -664,6 +696,8 @@
         <w:rPr>
           <w:rFonts w:eastAsia="Arial" w:cs="Arial" w:ascii="Arial" w:hAnsi="Arial"/>
           <w:color w:val="auto"/>
+          <w:spacing w:val="0"/>
+          <w:w w:val="100"/>
           <w:sz w:val="20"/>
           <w:szCs w:val="20"/>
           <w:lang w:val="ro-RO"/>
@@ -690,6 +724,8 @@
         <w:rPr>
           <w:rFonts w:eastAsia="Arial" w:cs="Arial" w:ascii="Arial" w:hAnsi="Arial"/>
           <w:color w:val="auto"/>
+          <w:spacing w:val="0"/>
+          <w:w w:val="100"/>
           <w:sz w:val="20"/>
           <w:szCs w:val="20"/>
           <w:lang w:val="ro-RO"/>
@@ -716,6 +752,8 @@
         <w:rPr>
           <w:rFonts w:eastAsia="Arial" w:cs="Arial" w:ascii="Arial" w:hAnsi="Arial"/>
           <w:color w:val="auto"/>
+          <w:spacing w:val="0"/>
+          <w:w w:val="100"/>
           <w:sz w:val="20"/>
           <w:szCs w:val="20"/>
           <w:lang w:val="ro-RO"/>
@@ -742,6 +780,8 @@
         <w:rPr>
           <w:rFonts w:eastAsia="Arial" w:cs="Arial" w:ascii="Arial" w:hAnsi="Arial"/>
           <w:color w:val="auto"/>
+          <w:spacing w:val="0"/>
+          <w:w w:val="100"/>
           <w:sz w:val="20"/>
           <w:szCs w:val="20"/>
           <w:lang w:val="ro-RO"/>
@@ -768,6 +808,8 @@
         <w:rPr>
           <w:rFonts w:eastAsia="Arial" w:cs="Arial" w:ascii="Arial" w:hAnsi="Arial"/>
           <w:color w:val="auto"/>
+          <w:spacing w:val="0"/>
+          <w:w w:val="100"/>
           <w:sz w:val="20"/>
           <w:szCs w:val="20"/>
           <w:lang w:val="ro-RO"/>
@@ -794,6 +836,8 @@
         <w:rPr>
           <w:rFonts w:eastAsia="Arial" w:cs="Arial" w:ascii="Arial" w:hAnsi="Arial"/>
           <w:color w:val="auto"/>
+          <w:spacing w:val="0"/>
+          <w:w w:val="100"/>
           <w:sz w:val="20"/>
           <w:szCs w:val="20"/>
           <w:lang w:val="ro-RO"/>
@@ -820,6 +864,8 @@
         <w:rPr>
           <w:rFonts w:eastAsia="Arial" w:cs="Arial" w:ascii="Arial" w:hAnsi="Arial"/>
           <w:color w:val="auto"/>
+          <w:spacing w:val="0"/>
+          <w:w w:val="100"/>
           <w:sz w:val="20"/>
           <w:szCs w:val="20"/>
           <w:lang w:val="ro-RO"/>
@@ -846,6 +892,8 @@
         <w:rPr>
           <w:rFonts w:eastAsia="Arial" w:cs="Arial" w:ascii="Arial" w:hAnsi="Arial"/>
           <w:color w:val="auto"/>
+          <w:spacing w:val="0"/>
+          <w:w w:val="100"/>
           <w:sz w:val="20"/>
           <w:szCs w:val="20"/>
           <w:lang w:val="ro-RO"/>
@@ -872,6 +920,8 @@
         <w:rPr>
           <w:rFonts w:eastAsia="Arial" w:cs="Arial" w:ascii="Arial" w:hAnsi="Arial"/>
           <w:color w:val="auto"/>
+          <w:spacing w:val="0"/>
+          <w:w w:val="100"/>
           <w:sz w:val="20"/>
           <w:szCs w:val="20"/>
           <w:lang w:val="ro-RO"/>
@@ -898,6 +948,8 @@
         <w:rPr>
           <w:rFonts w:eastAsia="Arial" w:cs="Arial" w:ascii="Arial" w:hAnsi="Arial"/>
           <w:color w:val="auto"/>
+          <w:spacing w:val="0"/>
+          <w:w w:val="100"/>
           <w:sz w:val="20"/>
           <w:szCs w:val="20"/>
           <w:lang w:val="ro-RO"/>
@@ -924,6 +976,8 @@
         <w:rPr>
           <w:rFonts w:eastAsia="Arial" w:cs="Arial" w:ascii="Arial" w:hAnsi="Arial"/>
           <w:color w:val="auto"/>
+          <w:spacing w:val="0"/>
+          <w:w w:val="100"/>
           <w:sz w:val="20"/>
           <w:szCs w:val="20"/>
           <w:lang w:val="ro-RO"/>
@@ -950,6 +1004,8 @@
         <w:rPr>
           <w:rFonts w:eastAsia="Arial" w:cs="Arial" w:ascii="Arial" w:hAnsi="Arial"/>
           <w:color w:val="auto"/>
+          <w:spacing w:val="0"/>
+          <w:w w:val="100"/>
           <w:sz w:val="20"/>
           <w:szCs w:val="20"/>
           <w:lang w:val="ro-RO"/>
@@ -976,6 +1032,8 @@
         <w:rPr>
           <w:rFonts w:eastAsia="Arial" w:cs="Arial" w:ascii="Arial" w:hAnsi="Arial"/>
           <w:color w:val="auto"/>
+          <w:spacing w:val="0"/>
+          <w:w w:val="100"/>
           <w:sz w:val="20"/>
           <w:szCs w:val="20"/>
           <w:lang w:val="ro-RO"/>
@@ -1002,6 +1060,8 @@
         <w:rPr>
           <w:rFonts w:eastAsia="Arial" w:cs="Arial" w:ascii="Arial" w:hAnsi="Arial"/>
           <w:color w:val="auto"/>
+          <w:spacing w:val="0"/>
+          <w:w w:val="100"/>
           <w:sz w:val="20"/>
           <w:szCs w:val="20"/>
           <w:lang w:val="ro-RO"/>
@@ -1028,6 +1088,8 @@
         <w:rPr>
           <w:rFonts w:eastAsia="Arial" w:cs="Arial" w:ascii="Arial" w:hAnsi="Arial"/>
           <w:color w:val="auto"/>
+          <w:spacing w:val="0"/>
+          <w:w w:val="100"/>
           <w:sz w:val="20"/>
           <w:szCs w:val="20"/>
           <w:lang w:val="ro-RO"/>
@@ -1054,6 +1116,8 @@
         <w:rPr>
           <w:rFonts w:eastAsia="Arial" w:cs="Arial" w:ascii="Arial" w:hAnsi="Arial"/>
           <w:color w:val="auto"/>
+          <w:spacing w:val="0"/>
+          <w:w w:val="100"/>
           <w:sz w:val="20"/>
           <w:szCs w:val="20"/>
           <w:lang w:val="ro-RO"/>
@@ -1080,6 +1144,8 @@
         <w:rPr>
           <w:rFonts w:eastAsia="Arial" w:cs="Arial" w:ascii="Arial" w:hAnsi="Arial"/>
           <w:color w:val="auto"/>
+          <w:spacing w:val="0"/>
+          <w:w w:val="100"/>
           <w:sz w:val="20"/>
           <w:szCs w:val="20"/>
           <w:lang w:val="ro-RO"/>
@@ -1106,6 +1172,8 @@
         <w:rPr>
           <w:rFonts w:eastAsia="Arial" w:cs="Arial" w:ascii="Arial" w:hAnsi="Arial"/>
           <w:color w:val="auto"/>
+          <w:spacing w:val="0"/>
+          <w:w w:val="100"/>
           <w:sz w:val="20"/>
           <w:szCs w:val="20"/>
           <w:lang w:val="ro-RO"/>
@@ -1132,6 +1200,8 @@
         <w:rPr>
           <w:rFonts w:eastAsia="Arial" w:cs="Arial" w:ascii="Arial" w:hAnsi="Arial"/>
           <w:color w:val="auto"/>
+          <w:spacing w:val="0"/>
+          <w:w w:val="100"/>
           <w:sz w:val="20"/>
           <w:szCs w:val="20"/>
           <w:lang w:val="ro-RO"/>
@@ -1158,6 +1228,8 @@
         <w:rPr>
           <w:rFonts w:eastAsia="Arial" w:cs="Arial" w:ascii="Arial" w:hAnsi="Arial"/>
           <w:color w:val="auto"/>
+          <w:spacing w:val="0"/>
+          <w:w w:val="100"/>
           <w:sz w:val="20"/>
           <w:szCs w:val="20"/>
           <w:lang w:val="ro-RO"/>
@@ -1184,6 +1256,8 @@
         <w:rPr>
           <w:rFonts w:eastAsia="Arial" w:cs="Arial" w:ascii="Arial" w:hAnsi="Arial"/>
           <w:color w:val="auto"/>
+          <w:spacing w:val="0"/>
+          <w:w w:val="100"/>
           <w:sz w:val="20"/>
           <w:szCs w:val="20"/>
           <w:lang w:val="ro-RO"/>
@@ -1210,6 +1284,8 @@
         <w:rPr>
           <w:rFonts w:eastAsia="Arial" w:cs="Arial" w:ascii="Arial" w:hAnsi="Arial"/>
           <w:color w:val="auto"/>
+          <w:spacing w:val="0"/>
+          <w:w w:val="100"/>
           <w:sz w:val="20"/>
           <w:szCs w:val="20"/>
           <w:lang w:val="ro-RO"/>
@@ -1236,6 +1312,8 @@
         <w:rPr>
           <w:rFonts w:eastAsia="Arial" w:cs="Arial" w:ascii="Arial" w:hAnsi="Arial"/>
           <w:color w:val="auto"/>
+          <w:spacing w:val="0"/>
+          <w:w w:val="100"/>
           <w:sz w:val="20"/>
           <w:szCs w:val="20"/>
           <w:lang w:val="ro-RO"/>
@@ -1262,6 +1340,8 @@
         <w:rPr>
           <w:rFonts w:eastAsia="Arial" w:cs="Arial" w:ascii="Arial" w:hAnsi="Arial"/>
           <w:color w:val="auto"/>
+          <w:spacing w:val="0"/>
+          <w:w w:val="100"/>
           <w:sz w:val="20"/>
           <w:szCs w:val="20"/>
           <w:lang w:val="ro-RO"/>
@@ -1288,6 +1368,8 @@
         <w:rPr>
           <w:rFonts w:eastAsia="Arial" w:cs="Arial" w:ascii="Arial" w:hAnsi="Arial"/>
           <w:color w:val="auto"/>
+          <w:spacing w:val="0"/>
+          <w:w w:val="100"/>
           <w:sz w:val="20"/>
           <w:szCs w:val="20"/>
           <w:lang w:val="ro-RO"/>
@@ -1314,6 +1396,8 @@
         <w:rPr>
           <w:rFonts w:eastAsia="Arial" w:cs="Arial" w:ascii="Arial" w:hAnsi="Arial"/>
           <w:color w:val="auto"/>
+          <w:spacing w:val="0"/>
+          <w:w w:val="100"/>
           <w:sz w:val="20"/>
           <w:szCs w:val="20"/>
           <w:lang w:val="ro-RO"/>
@@ -1340,6 +1424,8 @@
         <w:rPr>
           <w:rFonts w:eastAsia="Arial" w:cs="Arial" w:ascii="Arial" w:hAnsi="Arial"/>
           <w:color w:val="auto"/>
+          <w:spacing w:val="0"/>
+          <w:w w:val="100"/>
           <w:sz w:val="20"/>
           <w:szCs w:val="20"/>
           <w:lang w:val="ro-RO"/>
@@ -1366,6 +1452,8 @@
         <w:rPr>
           <w:rFonts w:eastAsia="Arial" w:cs="Arial" w:ascii="Arial" w:hAnsi="Arial"/>
           <w:color w:val="auto"/>
+          <w:spacing w:val="0"/>
+          <w:w w:val="100"/>
           <w:sz w:val="20"/>
           <w:szCs w:val="20"/>
           <w:lang w:val="ro-RO"/>
@@ -1392,6 +1480,8 @@
         <w:rPr>
           <w:rFonts w:eastAsia="Arial" w:cs="Arial" w:ascii="Arial" w:hAnsi="Arial"/>
           <w:color w:val="auto"/>
+          <w:spacing w:val="0"/>
+          <w:w w:val="100"/>
           <w:sz w:val="20"/>
           <w:szCs w:val="20"/>
           <w:lang w:val="ro-RO"/>
@@ -1418,6 +1508,8 @@
         <w:rPr>
           <w:rFonts w:eastAsia="Arial" w:cs="Arial" w:ascii="Arial" w:hAnsi="Arial"/>
           <w:color w:val="auto"/>
+          <w:spacing w:val="0"/>
+          <w:w w:val="100"/>
           <w:sz w:val="20"/>
           <w:szCs w:val="20"/>
           <w:lang w:val="ro-RO"/>
@@ -1444,6 +1536,8 @@
         <w:rPr>
           <w:rFonts w:eastAsia="Arial" w:cs="Arial" w:ascii="Arial" w:hAnsi="Arial"/>
           <w:color w:val="auto"/>
+          <w:spacing w:val="0"/>
+          <w:w w:val="100"/>
           <w:sz w:val="20"/>
           <w:szCs w:val="20"/>
           <w:lang w:val="ro-RO"/>
@@ -1470,6 +1564,8 @@
         <w:rPr>
           <w:rFonts w:eastAsia="Arial" w:cs="Arial" w:ascii="Arial" w:hAnsi="Arial"/>
           <w:color w:val="auto"/>
+          <w:spacing w:val="0"/>
+          <w:w w:val="100"/>
           <w:sz w:val="20"/>
           <w:szCs w:val="20"/>
           <w:lang w:val="ro-RO"/>
@@ -1496,6 +1592,8 @@
         <w:rPr>
           <w:rFonts w:eastAsia="Arial" w:cs="Arial" w:ascii="Arial" w:hAnsi="Arial"/>
           <w:color w:val="auto"/>
+          <w:spacing w:val="0"/>
+          <w:w w:val="100"/>
           <w:sz w:val="20"/>
           <w:szCs w:val="20"/>
           <w:lang w:val="ro-RO"/>
@@ -1522,6 +1620,8 @@
         <w:rPr>
           <w:rFonts w:eastAsia="Arial" w:cs="Arial" w:ascii="Arial" w:hAnsi="Arial"/>
           <w:color w:val="auto"/>
+          <w:spacing w:val="0"/>
+          <w:w w:val="100"/>
           <w:sz w:val="20"/>
           <w:szCs w:val="20"/>
           <w:lang w:val="ro-RO"/>
@@ -1548,6 +1648,8 @@
         <w:rPr>
           <w:rFonts w:eastAsia="Arial" w:cs="Arial" w:ascii="Arial" w:hAnsi="Arial"/>
           <w:color w:val="auto"/>
+          <w:spacing w:val="0"/>
+          <w:w w:val="100"/>
           <w:sz w:val="20"/>
           <w:szCs w:val="20"/>
           <w:lang w:val="ro-RO"/>
@@ -1574,6 +1676,8 @@
         <w:rPr>
           <w:rFonts w:eastAsia="Arial" w:cs="Arial" w:ascii="Arial" w:hAnsi="Arial"/>
           <w:color w:val="auto"/>
+          <w:spacing w:val="0"/>
+          <w:w w:val="100"/>
           <w:sz w:val="20"/>
           <w:szCs w:val="20"/>
           <w:lang w:val="ro-RO"/>
@@ -1600,6 +1704,8 @@
         <w:rPr>
           <w:rFonts w:eastAsia="Arial" w:cs="Arial" w:ascii="Arial" w:hAnsi="Arial"/>
           <w:color w:val="auto"/>
+          <w:spacing w:val="0"/>
+          <w:w w:val="100"/>
           <w:sz w:val="20"/>
           <w:szCs w:val="20"/>
           <w:lang w:val="ro-RO"/>
@@ -1626,6 +1732,8 @@
         <w:rPr>
           <w:rFonts w:eastAsia="Arial" w:cs="Arial" w:ascii="Arial" w:hAnsi="Arial"/>
           <w:color w:val="auto"/>
+          <w:spacing w:val="0"/>
+          <w:w w:val="100"/>
           <w:sz w:val="20"/>
           <w:szCs w:val="20"/>
           <w:lang w:val="ro-RO"/>
@@ -1652,6 +1760,8 @@
         <w:rPr>
           <w:rFonts w:eastAsia="Arial" w:cs="Arial" w:ascii="Arial" w:hAnsi="Arial"/>
           <w:color w:val="auto"/>
+          <w:spacing w:val="0"/>
+          <w:w w:val="100"/>
           <w:sz w:val="20"/>
           <w:szCs w:val="20"/>
           <w:lang w:val="ro-RO"/>
@@ -1678,6 +1788,8 @@
         <w:rPr>
           <w:rFonts w:eastAsia="Arial" w:cs="Arial" w:ascii="Arial" w:hAnsi="Arial"/>
           <w:color w:val="auto"/>
+          <w:spacing w:val="0"/>
+          <w:w w:val="100"/>
           <w:sz w:val="20"/>
           <w:szCs w:val="20"/>
           <w:lang w:val="ro-RO"/>
@@ -1708,6 +1820,8 @@
         <w:rPr>
           <w:rFonts w:eastAsia="Arial" w:cs="Arial" w:ascii="Arial" w:hAnsi="Arial"/>
           <w:color w:val="auto"/>
+          <w:spacing w:val="0"/>
+          <w:w w:val="100"/>
           <w:sz w:val="20"/>
           <w:szCs w:val="20"/>
           <w:lang w:val="ro-RO"/>
@@ -1734,6 +1848,8 @@
         <w:rPr>
           <w:rFonts w:eastAsia="Arial" w:cs="Arial" w:ascii="Arial" w:hAnsi="Arial"/>
           <w:color w:val="auto"/>
+          <w:spacing w:val="0"/>
+          <w:w w:val="100"/>
           <w:sz w:val="20"/>
           <w:szCs w:val="20"/>
           <w:lang w:val="ro-RO"/>
@@ -1758,6 +1874,8 @@
           <w:rFonts w:eastAsia="Arial" w:cs="Arial" w:ascii="Arial" w:hAnsi="Arial"/>
           <w:b/>
           <w:color w:val="auto"/>
+          <w:spacing w:val="0"/>
+          <w:w w:val="100"/>
           <w:sz w:val="20"/>
           <w:szCs w:val="20"/>
           <w:lang w:val="ro-RO"/>
@@ -1824,8 +1942,10 @@
                 <w:b/>
                 <w:i w:val="false"/>
                 <w:color w:val="auto"/>
-                <w:sz w:val="16"/>
-                <w:szCs w:val="16"/>
+                <w:spacing w:val="0"/>
+                <w:w w:val="100"/>
+                <w:sz w:val="20"/>
+                <w:szCs w:val="20"/>
                 <w:lang w:val="ro-RO"/>
               </w:rPr>
             </w:pPr>
@@ -1835,8 +1955,10 @@
                 <w:b/>
                 <w:i w:val="false"/>
                 <w:color w:val="auto"/>
-                <w:sz w:val="16"/>
-                <w:szCs w:val="16"/>
+                <w:spacing w:val="0"/>
+                <w:w w:val="100"/>
+                <w:sz w:val="20"/>
+                <w:szCs w:val="20"/>
                 <w:lang w:val="ro-RO"/>
               </w:rPr>
               <w:t>Nr. crt.</w:t>
@@ -1867,8 +1989,10 @@
                 <w:b/>
                 <w:i w:val="false"/>
                 <w:color w:val="auto"/>
-                <w:sz w:val="16"/>
-                <w:szCs w:val="16"/>
+                <w:spacing w:val="0"/>
+                <w:w w:val="100"/>
+                <w:sz w:val="20"/>
+                <w:szCs w:val="20"/>
                 <w:lang w:val="ro-RO"/>
               </w:rPr>
             </w:pPr>
@@ -1878,8 +2002,10 @@
                 <w:b/>
                 <w:i w:val="false"/>
                 <w:color w:val="auto"/>
-                <w:sz w:val="16"/>
-                <w:szCs w:val="16"/>
+                <w:spacing w:val="0"/>
+                <w:w w:val="100"/>
+                <w:sz w:val="20"/>
+                <w:szCs w:val="20"/>
                 <w:lang w:val="ro-RO"/>
               </w:rPr>
               <w:t>Cine execută controlul intern</w:t>
@@ -1910,8 +2036,10 @@
                 <w:b/>
                 <w:i w:val="false"/>
                 <w:color w:val="auto"/>
-                <w:sz w:val="16"/>
-                <w:szCs w:val="16"/>
+                <w:spacing w:val="0"/>
+                <w:w w:val="100"/>
+                <w:sz w:val="20"/>
+                <w:szCs w:val="20"/>
                 <w:lang w:val="ro-RO"/>
               </w:rPr>
             </w:pPr>
@@ -1921,8 +2049,10 @@
                 <w:b/>
                 <w:i w:val="false"/>
                 <w:color w:val="auto"/>
-                <w:sz w:val="16"/>
-                <w:szCs w:val="16"/>
+                <w:spacing w:val="0"/>
+                <w:w w:val="100"/>
+                <w:sz w:val="20"/>
+                <w:szCs w:val="20"/>
                 <w:lang w:val="ro-RO"/>
               </w:rPr>
               <w:t>Periodicitate control</w:t>
@@ -1953,8 +2083,10 @@
                 <w:b/>
                 <w:i w:val="false"/>
                 <w:color w:val="auto"/>
-                <w:sz w:val="16"/>
-                <w:szCs w:val="16"/>
+                <w:spacing w:val="0"/>
+                <w:w w:val="100"/>
+                <w:sz w:val="20"/>
+                <w:szCs w:val="20"/>
                 <w:lang w:val="ro-RO"/>
               </w:rPr>
             </w:pPr>
@@ -1964,8 +2096,10 @@
                 <w:b/>
                 <w:i w:val="false"/>
                 <w:color w:val="auto"/>
-                <w:sz w:val="16"/>
-                <w:szCs w:val="16"/>
+                <w:spacing w:val="0"/>
+                <w:w w:val="100"/>
+                <w:sz w:val="20"/>
+                <w:szCs w:val="20"/>
                 <w:lang w:val="ro-RO"/>
               </w:rPr>
               <w:t>Sectoare controlate</w:t>
@@ -1997,8 +2131,10 @@
                 <w:b/>
                 <w:i w:val="false"/>
                 <w:color w:val="auto"/>
-                <w:sz w:val="16"/>
-                <w:szCs w:val="16"/>
+                <w:spacing w:val="0"/>
+                <w:w w:val="100"/>
+                <w:sz w:val="20"/>
+                <w:szCs w:val="20"/>
                 <w:lang w:val="ro-RO"/>
               </w:rPr>
             </w:pPr>
@@ -2008,8 +2144,10 @@
                 <w:b/>
                 <w:i w:val="false"/>
                 <w:color w:val="auto"/>
-                <w:sz w:val="16"/>
-                <w:szCs w:val="16"/>
+                <w:spacing w:val="0"/>
+                <w:w w:val="100"/>
+                <w:sz w:val="20"/>
+                <w:szCs w:val="20"/>
                 <w:lang w:val="ro-RO"/>
               </w:rPr>
               <w:t>Lunile anului {{issueYear}}/{{followingYear}}</w:t>
@@ -2042,6 +2180,8 @@
                 <w:b/>
                 <w:i w:val="false"/>
                 <w:color w:val="auto"/>
+                <w:spacing w:val="0"/>
+                <w:w w:val="100"/>
                 <w:sz w:val="20"/>
                 <w:szCs w:val="20"/>
                 <w:lang w:val="ro-RO"/>
@@ -2053,6 +2193,8 @@
                 <w:b/>
                 <w:i w:val="false"/>
                 <w:color w:val="auto"/>
+                <w:spacing w:val="0"/>
+                <w:w w:val="100"/>
                 <w:sz w:val="20"/>
                 <w:szCs w:val="20"/>
                 <w:lang w:val="ro-RO"/>
@@ -2083,6 +2225,8 @@
                 <w:b/>
                 <w:i w:val="false"/>
                 <w:color w:val="auto"/>
+                <w:spacing w:val="0"/>
+                <w:w w:val="100"/>
                 <w:sz w:val="20"/>
                 <w:szCs w:val="20"/>
                 <w:lang w:val="ro-RO"/>
@@ -2094,6 +2238,8 @@
                 <w:b/>
                 <w:i w:val="false"/>
                 <w:color w:val="auto"/>
+                <w:spacing w:val="0"/>
+                <w:w w:val="100"/>
                 <w:sz w:val="20"/>
                 <w:szCs w:val="20"/>
                 <w:lang w:val="ro-RO"/>
@@ -2124,6 +2270,8 @@
                 <w:b/>
                 <w:i w:val="false"/>
                 <w:color w:val="auto"/>
+                <w:spacing w:val="0"/>
+                <w:w w:val="100"/>
                 <w:sz w:val="20"/>
                 <w:szCs w:val="20"/>
                 <w:lang w:val="ro-RO"/>
@@ -2135,6 +2283,8 @@
                 <w:b/>
                 <w:i w:val="false"/>
                 <w:color w:val="auto"/>
+                <w:spacing w:val="0"/>
+                <w:w w:val="100"/>
                 <w:sz w:val="20"/>
                 <w:szCs w:val="20"/>
                 <w:lang w:val="ro-RO"/>
@@ -2165,6 +2315,8 @@
                 <w:b/>
                 <w:i w:val="false"/>
                 <w:color w:val="auto"/>
+                <w:spacing w:val="0"/>
+                <w:w w:val="100"/>
                 <w:sz w:val="20"/>
                 <w:szCs w:val="20"/>
                 <w:lang w:val="ro-RO"/>
@@ -2176,6 +2328,8 @@
                 <w:b/>
                 <w:i w:val="false"/>
                 <w:color w:val="auto"/>
+                <w:spacing w:val="0"/>
+                <w:w w:val="100"/>
                 <w:sz w:val="20"/>
                 <w:szCs w:val="20"/>
                 <w:lang w:val="ro-RO"/>
@@ -2205,8 +2359,10 @@
                 <w:b/>
                 <w:i w:val="false"/>
                 <w:color w:val="auto"/>
-                <w:sz w:val="16"/>
-                <w:szCs w:val="16"/>
+                <w:spacing w:val="0"/>
+                <w:w w:val="100"/>
+                <w:sz w:val="20"/>
+                <w:szCs w:val="20"/>
                 <w:lang w:val="ro-RO"/>
               </w:rPr>
             </w:pPr>
@@ -2216,8 +2372,10 @@
                 <w:b/>
                 <w:i w:val="false"/>
                 <w:color w:val="auto"/>
-                <w:sz w:val="16"/>
-                <w:szCs w:val="16"/>
+                <w:spacing w:val="0"/>
+                <w:w w:val="100"/>
+                <w:sz w:val="20"/>
+                <w:szCs w:val="20"/>
                 <w:lang w:val="ro-RO"/>
               </w:rPr>
               <w:t>I</w:t>
@@ -2246,8 +2404,10 @@
                 <w:b/>
                 <w:i w:val="false"/>
                 <w:color w:val="auto"/>
-                <w:sz w:val="16"/>
-                <w:szCs w:val="16"/>
+                <w:spacing w:val="0"/>
+                <w:w w:val="100"/>
+                <w:sz w:val="20"/>
+                <w:szCs w:val="20"/>
                 <w:lang w:val="ro-RO"/>
               </w:rPr>
             </w:pPr>
@@ -2257,8 +2417,10 @@
                 <w:b/>
                 <w:i w:val="false"/>
                 <w:color w:val="auto"/>
-                <w:sz w:val="16"/>
-                <w:szCs w:val="16"/>
+                <w:spacing w:val="0"/>
+                <w:w w:val="100"/>
+                <w:sz w:val="20"/>
+                <w:szCs w:val="20"/>
                 <w:lang w:val="ro-RO"/>
               </w:rPr>
               <w:t>II</w:t>
@@ -2287,8 +2449,10 @@
                 <w:b/>
                 <w:i w:val="false"/>
                 <w:color w:val="auto"/>
-                <w:sz w:val="16"/>
-                <w:szCs w:val="16"/>
+                <w:spacing w:val="0"/>
+                <w:w w:val="100"/>
+                <w:sz w:val="20"/>
+                <w:szCs w:val="20"/>
                 <w:lang w:val="ro-RO"/>
               </w:rPr>
             </w:pPr>
@@ -2298,8 +2462,10 @@
                 <w:b/>
                 <w:i w:val="false"/>
                 <w:color w:val="auto"/>
-                <w:sz w:val="16"/>
-                <w:szCs w:val="16"/>
+                <w:spacing w:val="0"/>
+                <w:w w:val="100"/>
+                <w:sz w:val="20"/>
+                <w:szCs w:val="20"/>
                 <w:lang w:val="ro-RO"/>
               </w:rPr>
               <w:t>III</w:t>
@@ -2328,8 +2494,10 @@
                 <w:b/>
                 <w:i w:val="false"/>
                 <w:color w:val="auto"/>
-                <w:sz w:val="16"/>
-                <w:szCs w:val="16"/>
+                <w:spacing w:val="0"/>
+                <w:w w:val="100"/>
+                <w:sz w:val="20"/>
+                <w:szCs w:val="20"/>
                 <w:lang w:val="ro-RO"/>
               </w:rPr>
             </w:pPr>
@@ -2339,8 +2507,10 @@
                 <w:b/>
                 <w:i w:val="false"/>
                 <w:color w:val="auto"/>
-                <w:sz w:val="16"/>
-                <w:szCs w:val="16"/>
+                <w:spacing w:val="0"/>
+                <w:w w:val="100"/>
+                <w:sz w:val="20"/>
+                <w:szCs w:val="20"/>
                 <w:lang w:val="ro-RO"/>
               </w:rPr>
               <w:t>IV</w:t>
@@ -2369,8 +2539,10 @@
                 <w:b/>
                 <w:i w:val="false"/>
                 <w:color w:val="auto"/>
-                <w:sz w:val="16"/>
-                <w:szCs w:val="16"/>
+                <w:spacing w:val="0"/>
+                <w:w w:val="100"/>
+                <w:sz w:val="20"/>
+                <w:szCs w:val="20"/>
                 <w:lang w:val="ro-RO"/>
               </w:rPr>
             </w:pPr>
@@ -2380,8 +2552,10 @@
                 <w:b/>
                 <w:i w:val="false"/>
                 <w:color w:val="auto"/>
-                <w:sz w:val="16"/>
-                <w:szCs w:val="16"/>
+                <w:spacing w:val="0"/>
+                <w:w w:val="100"/>
+                <w:sz w:val="20"/>
+                <w:szCs w:val="20"/>
                 <w:lang w:val="ro-RO"/>
               </w:rPr>
               <w:t>V</w:t>
@@ -2410,8 +2584,10 @@
                 <w:b/>
                 <w:i w:val="false"/>
                 <w:color w:val="auto"/>
-                <w:sz w:val="16"/>
-                <w:szCs w:val="16"/>
+                <w:spacing w:val="0"/>
+                <w:w w:val="100"/>
+                <w:sz w:val="20"/>
+                <w:szCs w:val="20"/>
                 <w:lang w:val="ro-RO"/>
               </w:rPr>
             </w:pPr>
@@ -2421,8 +2597,10 @@
                 <w:b/>
                 <w:i w:val="false"/>
                 <w:color w:val="auto"/>
-                <w:sz w:val="16"/>
-                <w:szCs w:val="16"/>
+                <w:spacing w:val="0"/>
+                <w:w w:val="100"/>
+                <w:sz w:val="20"/>
+                <w:szCs w:val="20"/>
                 <w:lang w:val="ro-RO"/>
               </w:rPr>
               <w:t>VI</w:t>
@@ -2451,8 +2629,10 @@
                 <w:b/>
                 <w:i w:val="false"/>
                 <w:color w:val="auto"/>
-                <w:sz w:val="16"/>
-                <w:szCs w:val="16"/>
+                <w:spacing w:val="0"/>
+                <w:w w:val="100"/>
+                <w:sz w:val="20"/>
+                <w:szCs w:val="20"/>
                 <w:lang w:val="ro-RO"/>
               </w:rPr>
             </w:pPr>
@@ -2462,8 +2642,10 @@
                 <w:b/>
                 <w:i w:val="false"/>
                 <w:color w:val="auto"/>
-                <w:sz w:val="16"/>
-                <w:szCs w:val="16"/>
+                <w:spacing w:val="0"/>
+                <w:w w:val="100"/>
+                <w:sz w:val="20"/>
+                <w:szCs w:val="20"/>
                 <w:lang w:val="ro-RO"/>
               </w:rPr>
               <w:t>VII</w:t>
@@ -2492,8 +2674,10 @@
                 <w:b/>
                 <w:i w:val="false"/>
                 <w:color w:val="auto"/>
-                <w:sz w:val="16"/>
-                <w:szCs w:val="16"/>
+                <w:spacing w:val="0"/>
+                <w:w w:val="100"/>
+                <w:sz w:val="20"/>
+                <w:szCs w:val="20"/>
                 <w:lang w:val="ro-RO"/>
               </w:rPr>
             </w:pPr>
@@ -2503,8 +2687,10 @@
                 <w:b/>
                 <w:i w:val="false"/>
                 <w:color w:val="auto"/>
-                <w:sz w:val="16"/>
-                <w:szCs w:val="16"/>
+                <w:spacing w:val="0"/>
+                <w:w w:val="100"/>
+                <w:sz w:val="20"/>
+                <w:szCs w:val="20"/>
                 <w:lang w:val="ro-RO"/>
               </w:rPr>
               <w:t>VIII</w:t>
@@ -2533,8 +2719,10 @@
                 <w:b/>
                 <w:i w:val="false"/>
                 <w:color w:val="auto"/>
-                <w:sz w:val="16"/>
-                <w:szCs w:val="16"/>
+                <w:spacing w:val="0"/>
+                <w:w w:val="100"/>
+                <w:sz w:val="20"/>
+                <w:szCs w:val="20"/>
                 <w:lang w:val="ro-RO"/>
               </w:rPr>
             </w:pPr>
@@ -2544,8 +2732,10 @@
                 <w:b/>
                 <w:i w:val="false"/>
                 <w:color w:val="auto"/>
-                <w:sz w:val="16"/>
-                <w:szCs w:val="16"/>
+                <w:spacing w:val="0"/>
+                <w:w w:val="100"/>
+                <w:sz w:val="20"/>
+                <w:szCs w:val="20"/>
                 <w:lang w:val="ro-RO"/>
               </w:rPr>
               <w:t>IX</w:t>
@@ -2574,8 +2764,10 @@
                 <w:b/>
                 <w:i w:val="false"/>
                 <w:color w:val="auto"/>
-                <w:sz w:val="16"/>
-                <w:szCs w:val="16"/>
+                <w:spacing w:val="0"/>
+                <w:w w:val="100"/>
+                <w:sz w:val="20"/>
+                <w:szCs w:val="20"/>
                 <w:lang w:val="ro-RO"/>
               </w:rPr>
             </w:pPr>
@@ -2585,8 +2777,10 @@
                 <w:b/>
                 <w:i w:val="false"/>
                 <w:color w:val="auto"/>
-                <w:sz w:val="16"/>
-                <w:szCs w:val="16"/>
+                <w:spacing w:val="0"/>
+                <w:w w:val="100"/>
+                <w:sz w:val="20"/>
+                <w:szCs w:val="20"/>
                 <w:lang w:val="ro-RO"/>
               </w:rPr>
               <w:t>X</w:t>
@@ -2615,8 +2809,10 @@
                 <w:b/>
                 <w:i w:val="false"/>
                 <w:color w:val="auto"/>
-                <w:sz w:val="16"/>
-                <w:szCs w:val="16"/>
+                <w:spacing w:val="0"/>
+                <w:w w:val="100"/>
+                <w:sz w:val="20"/>
+                <w:szCs w:val="20"/>
                 <w:lang w:val="ro-RO"/>
               </w:rPr>
             </w:pPr>
@@ -2626,8 +2822,10 @@
                 <w:b/>
                 <w:i w:val="false"/>
                 <w:color w:val="auto"/>
-                <w:sz w:val="16"/>
-                <w:szCs w:val="16"/>
+                <w:spacing w:val="0"/>
+                <w:w w:val="100"/>
+                <w:sz w:val="20"/>
+                <w:szCs w:val="20"/>
                 <w:lang w:val="ro-RO"/>
               </w:rPr>
               <w:t>XI</w:t>
@@ -2657,8 +2855,10 @@
                 <w:b/>
                 <w:i w:val="false"/>
                 <w:color w:val="auto"/>
-                <w:sz w:val="16"/>
-                <w:szCs w:val="16"/>
+                <w:spacing w:val="0"/>
+                <w:w w:val="100"/>
+                <w:sz w:val="20"/>
+                <w:szCs w:val="20"/>
                 <w:lang w:val="ro-RO"/>
               </w:rPr>
             </w:pPr>
@@ -2668,8 +2868,10 @@
                 <w:b/>
                 <w:i w:val="false"/>
                 <w:color w:val="auto"/>
-                <w:sz w:val="16"/>
-                <w:szCs w:val="16"/>
+                <w:spacing w:val="0"/>
+                <w:w w:val="100"/>
+                <w:sz w:val="20"/>
+                <w:szCs w:val="20"/>
                 <w:lang w:val="ro-RO"/>
               </w:rPr>
               <w:t>XII</w:t>
@@ -2701,8 +2903,10 @@
                 <w:b w:val="false"/>
                 <w:i w:val="false"/>
                 <w:color w:val="auto"/>
-                <w:sz w:val="16"/>
-                <w:szCs w:val="16"/>
+                <w:spacing w:val="0"/>
+                <w:w w:val="100"/>
+                <w:sz w:val="20"/>
+                <w:szCs w:val="20"/>
                 <w:lang w:val="ro-RO"/>
               </w:rPr>
             </w:pPr>
@@ -2712,8 +2916,10 @@
                 <w:b w:val="false"/>
                 <w:i w:val="false"/>
                 <w:color w:val="auto"/>
-                <w:sz w:val="16"/>
-                <w:szCs w:val="16"/>
+                <w:spacing w:val="0"/>
+                <w:w w:val="100"/>
+                <w:sz w:val="20"/>
+                <w:szCs w:val="20"/>
                 <w:lang w:val="ro-RO"/>
               </w:rPr>
               <w:t>1.</w:t>
@@ -2742,8 +2948,10 @@
                 <w:b w:val="false"/>
                 <w:i w:val="false"/>
                 <w:color w:val="auto"/>
-                <w:sz w:val="16"/>
-                <w:szCs w:val="16"/>
+                <w:spacing w:val="0"/>
+                <w:w w:val="100"/>
+                <w:sz w:val="20"/>
+                <w:szCs w:val="20"/>
                 <w:lang w:val="ro-RO"/>
               </w:rPr>
             </w:pPr>
@@ -2753,8 +2961,10 @@
                 <w:b w:val="false"/>
                 <w:i w:val="false"/>
                 <w:color w:val="auto"/>
-                <w:sz w:val="16"/>
-                <w:szCs w:val="16"/>
+                <w:spacing w:val="0"/>
+                <w:w w:val="100"/>
+                <w:sz w:val="20"/>
+                <w:szCs w:val="20"/>
                 <w:lang w:val="ro-RO"/>
               </w:rPr>
               <w:t>Angajator</w:t>
@@ -2783,8 +2993,10 @@
                 <w:b w:val="false"/>
                 <w:i w:val="false"/>
                 <w:color w:val="auto"/>
-                <w:sz w:val="16"/>
-                <w:szCs w:val="16"/>
+                <w:spacing w:val="0"/>
+                <w:w w:val="100"/>
+                <w:sz w:val="20"/>
+                <w:szCs w:val="20"/>
                 <w:lang w:val="ro-RO"/>
               </w:rPr>
             </w:pPr>
@@ -2794,8 +3006,10 @@
                 <w:b w:val="false"/>
                 <w:i w:val="false"/>
                 <w:color w:val="auto"/>
-                <w:sz w:val="16"/>
-                <w:szCs w:val="16"/>
+                <w:spacing w:val="0"/>
+                <w:w w:val="100"/>
+                <w:sz w:val="20"/>
+                <w:szCs w:val="20"/>
                 <w:lang w:val="ro-RO"/>
               </w:rPr>
               <w:t>Anual</w:t>
@@ -2824,8 +3038,10 @@
                 <w:b w:val="false"/>
                 <w:i w:val="false"/>
                 <w:color w:val="auto"/>
-                <w:sz w:val="16"/>
-                <w:szCs w:val="16"/>
+                <w:spacing w:val="0"/>
+                <w:w w:val="100"/>
+                <w:sz w:val="20"/>
+                <w:szCs w:val="20"/>
                 <w:lang w:val="ro-RO"/>
               </w:rPr>
             </w:pPr>
@@ -2835,8 +3051,10 @@
                 <w:b w:val="false"/>
                 <w:i w:val="false"/>
                 <w:color w:val="auto"/>
-                <w:sz w:val="16"/>
-                <w:szCs w:val="16"/>
+                <w:spacing w:val="0"/>
+                <w:w w:val="100"/>
+                <w:sz w:val="20"/>
+                <w:szCs w:val="20"/>
                 <w:lang w:val="ro-RO"/>
               </w:rPr>
               <w:t>Întreaga unitate</w:t>
@@ -2865,8 +3083,10 @@
                 <w:b w:val="false"/>
                 <w:i w:val="false"/>
                 <w:color w:val="auto"/>
-                <w:sz w:val="16"/>
-                <w:szCs w:val="16"/>
+                <w:spacing w:val="0"/>
+                <w:w w:val="100"/>
+                <w:sz w:val="20"/>
+                <w:szCs w:val="20"/>
                 <w:lang w:val="ro-RO"/>
               </w:rPr>
             </w:pPr>
@@ -2876,8 +3096,10 @@
                 <w:b w:val="false"/>
                 <w:i w:val="false"/>
                 <w:color w:val="auto"/>
-                <w:sz w:val="16"/>
-                <w:szCs w:val="16"/>
+                <w:spacing w:val="0"/>
+                <w:w w:val="100"/>
+                <w:sz w:val="20"/>
+                <w:szCs w:val="20"/>
                 <w:lang w:val="ro-RO"/>
               </w:rPr>
               <w:t>-</w:t>
@@ -2906,8 +3128,10 @@
                 <w:b w:val="false"/>
                 <w:i w:val="false"/>
                 <w:color w:val="auto"/>
-                <w:sz w:val="16"/>
-                <w:szCs w:val="16"/>
+                <w:spacing w:val="0"/>
+                <w:w w:val="100"/>
+                <w:sz w:val="20"/>
+                <w:szCs w:val="20"/>
                 <w:lang w:val="ro-RO"/>
               </w:rPr>
             </w:pPr>
@@ -2917,8 +3141,10 @@
                 <w:b w:val="false"/>
                 <w:i w:val="false"/>
                 <w:color w:val="auto"/>
-                <w:sz w:val="16"/>
-                <w:szCs w:val="16"/>
+                <w:spacing w:val="0"/>
+                <w:w w:val="100"/>
+                <w:sz w:val="20"/>
+                <w:szCs w:val="20"/>
                 <w:lang w:val="ro-RO"/>
               </w:rPr>
               <w:t>-</w:t>
@@ -2947,8 +3173,10 @@
                 <w:b w:val="false"/>
                 <w:i w:val="false"/>
                 <w:color w:val="auto"/>
-                <w:sz w:val="16"/>
-                <w:szCs w:val="16"/>
+                <w:spacing w:val="0"/>
+                <w:w w:val="100"/>
+                <w:sz w:val="20"/>
+                <w:szCs w:val="20"/>
                 <w:lang w:val="ro-RO"/>
               </w:rPr>
             </w:pPr>
@@ -2958,8 +3186,10 @@
                 <w:b w:val="false"/>
                 <w:i w:val="false"/>
                 <w:color w:val="auto"/>
-                <w:sz w:val="16"/>
-                <w:szCs w:val="16"/>
+                <w:spacing w:val="0"/>
+                <w:w w:val="100"/>
+                <w:sz w:val="20"/>
+                <w:szCs w:val="20"/>
                 <w:lang w:val="ro-RO"/>
               </w:rPr>
               <w:t>-</w:t>
@@ -2988,8 +3218,10 @@
                 <w:b w:val="false"/>
                 <w:i w:val="false"/>
                 <w:color w:val="auto"/>
-                <w:sz w:val="16"/>
-                <w:szCs w:val="16"/>
+                <w:spacing w:val="0"/>
+                <w:w w:val="100"/>
+                <w:sz w:val="20"/>
+                <w:szCs w:val="20"/>
                 <w:lang w:val="ro-RO"/>
               </w:rPr>
             </w:pPr>
@@ -2999,8 +3231,10 @@
                 <w:b w:val="false"/>
                 <w:i w:val="false"/>
                 <w:color w:val="auto"/>
-                <w:sz w:val="16"/>
-                <w:szCs w:val="16"/>
+                <w:spacing w:val="0"/>
+                <w:w w:val="100"/>
+                <w:sz w:val="20"/>
+                <w:szCs w:val="20"/>
                 <w:lang w:val="ro-RO"/>
               </w:rPr>
               <w:t>-</w:t>
@@ -3029,8 +3263,10 @@
                 <w:b w:val="false"/>
                 <w:i w:val="false"/>
                 <w:color w:val="auto"/>
-                <w:sz w:val="16"/>
-                <w:szCs w:val="16"/>
+                <w:spacing w:val="0"/>
+                <w:w w:val="100"/>
+                <w:sz w:val="20"/>
+                <w:szCs w:val="20"/>
                 <w:lang w:val="ro-RO"/>
               </w:rPr>
             </w:pPr>
@@ -3040,8 +3276,10 @@
                 <w:b w:val="false"/>
                 <w:i w:val="false"/>
                 <w:color w:val="auto"/>
-                <w:sz w:val="16"/>
-                <w:szCs w:val="16"/>
+                <w:spacing w:val="0"/>
+                <w:w w:val="100"/>
+                <w:sz w:val="20"/>
+                <w:szCs w:val="20"/>
                 <w:lang w:val="ro-RO"/>
               </w:rPr>
               <w:t>-</w:t>
@@ -3070,8 +3308,10 @@
                 <w:b w:val="false"/>
                 <w:i w:val="false"/>
                 <w:color w:val="auto"/>
-                <w:sz w:val="16"/>
-                <w:szCs w:val="16"/>
+                <w:spacing w:val="0"/>
+                <w:w w:val="100"/>
+                <w:sz w:val="20"/>
+                <w:szCs w:val="20"/>
                 <w:lang w:val="ro-RO"/>
               </w:rPr>
             </w:pPr>
@@ -3081,8 +3321,10 @@
                 <w:b w:val="false"/>
                 <w:i w:val="false"/>
                 <w:color w:val="auto"/>
-                <w:sz w:val="16"/>
-                <w:szCs w:val="16"/>
+                <w:spacing w:val="0"/>
+                <w:w w:val="100"/>
+                <w:sz w:val="20"/>
+                <w:szCs w:val="20"/>
                 <w:lang w:val="ro-RO"/>
               </w:rPr>
               <w:t>-</w:t>
@@ -3111,8 +3353,10 @@
                 <w:b w:val="false"/>
                 <w:i w:val="false"/>
                 <w:color w:val="auto"/>
-                <w:sz w:val="16"/>
-                <w:szCs w:val="16"/>
+                <w:spacing w:val="0"/>
+                <w:w w:val="100"/>
+                <w:sz w:val="20"/>
+                <w:szCs w:val="20"/>
                 <w:lang w:val="ro-RO"/>
               </w:rPr>
             </w:pPr>
@@ -3122,8 +3366,10 @@
                 <w:b w:val="false"/>
                 <w:i w:val="false"/>
                 <w:color w:val="auto"/>
-                <w:sz w:val="16"/>
-                <w:szCs w:val="16"/>
+                <w:spacing w:val="0"/>
+                <w:w w:val="100"/>
+                <w:sz w:val="20"/>
+                <w:szCs w:val="20"/>
                 <w:lang w:val="ro-RO"/>
               </w:rPr>
               <w:t>-</w:t>
@@ -3152,8 +3398,10 @@
                 <w:b w:val="false"/>
                 <w:i w:val="false"/>
                 <w:color w:val="auto"/>
-                <w:sz w:val="16"/>
-                <w:szCs w:val="16"/>
+                <w:spacing w:val="0"/>
+                <w:w w:val="100"/>
+                <w:sz w:val="20"/>
+                <w:szCs w:val="20"/>
                 <w:lang w:val="ro-RO"/>
               </w:rPr>
             </w:pPr>
@@ -3163,8 +3411,10 @@
                 <w:b w:val="false"/>
                 <w:i w:val="false"/>
                 <w:color w:val="auto"/>
-                <w:sz w:val="16"/>
-                <w:szCs w:val="16"/>
+                <w:spacing w:val="0"/>
+                <w:w w:val="100"/>
+                <w:sz w:val="20"/>
+                <w:szCs w:val="20"/>
                 <w:lang w:val="ro-RO"/>
               </w:rPr>
               <w:t>-</w:t>
@@ -3193,8 +3443,10 @@
                 <w:b w:val="false"/>
                 <w:i w:val="false"/>
                 <w:color w:val="auto"/>
-                <w:sz w:val="16"/>
-                <w:szCs w:val="16"/>
+                <w:spacing w:val="0"/>
+                <w:w w:val="100"/>
+                <w:sz w:val="20"/>
+                <w:szCs w:val="20"/>
                 <w:lang w:val="ro-RO"/>
               </w:rPr>
             </w:pPr>
@@ -3204,8 +3456,10 @@
                 <w:b w:val="false"/>
                 <w:i w:val="false"/>
                 <w:color w:val="auto"/>
-                <w:sz w:val="16"/>
-                <w:szCs w:val="16"/>
+                <w:spacing w:val="0"/>
+                <w:w w:val="100"/>
+                <w:sz w:val="20"/>
+                <w:szCs w:val="20"/>
                 <w:lang w:val="ro-RO"/>
               </w:rPr>
               <w:t>-</w:t>
@@ -3234,8 +3488,10 @@
                 <w:b w:val="false"/>
                 <w:i w:val="false"/>
                 <w:color w:val="auto"/>
-                <w:sz w:val="16"/>
-                <w:szCs w:val="16"/>
+                <w:spacing w:val="0"/>
+                <w:w w:val="100"/>
+                <w:sz w:val="20"/>
+                <w:szCs w:val="20"/>
                 <w:lang w:val="ro-RO"/>
               </w:rPr>
             </w:pPr>
@@ -3245,8 +3501,10 @@
                 <w:b w:val="false"/>
                 <w:i w:val="false"/>
                 <w:color w:val="auto"/>
-                <w:sz w:val="16"/>
-                <w:szCs w:val="16"/>
+                <w:spacing w:val="0"/>
+                <w:w w:val="100"/>
+                <w:sz w:val="20"/>
+                <w:szCs w:val="20"/>
                 <w:lang w:val="ro-RO"/>
               </w:rPr>
               <w:t>-</w:t>
@@ -3275,8 +3533,10 @@
                 <w:b w:val="false"/>
                 <w:i w:val="false"/>
                 <w:color w:val="auto"/>
-                <w:sz w:val="16"/>
-                <w:szCs w:val="16"/>
+                <w:spacing w:val="0"/>
+                <w:w w:val="100"/>
+                <w:sz w:val="20"/>
+                <w:szCs w:val="20"/>
                 <w:lang w:val="ro-RO"/>
               </w:rPr>
             </w:pPr>
@@ -3286,8 +3546,10 @@
                 <w:b w:val="false"/>
                 <w:i w:val="false"/>
                 <w:color w:val="auto"/>
-                <w:sz w:val="16"/>
-                <w:szCs w:val="16"/>
+                <w:spacing w:val="0"/>
+                <w:w w:val="100"/>
+                <w:sz w:val="20"/>
+                <w:szCs w:val="20"/>
                 <w:lang w:val="ro-RO"/>
               </w:rPr>
               <w:t>-</w:t>
@@ -3317,8 +3579,10 @@
                 <w:b w:val="false"/>
                 <w:i w:val="false"/>
                 <w:color w:val="auto"/>
-                <w:sz w:val="16"/>
-                <w:szCs w:val="16"/>
+                <w:spacing w:val="0"/>
+                <w:w w:val="100"/>
+                <w:sz w:val="20"/>
+                <w:szCs w:val="20"/>
                 <w:lang w:val="ro-RO"/>
               </w:rPr>
             </w:pPr>
@@ -3328,8 +3592,10 @@
                 <w:b w:val="false"/>
                 <w:i w:val="false"/>
                 <w:color w:val="auto"/>
-                <w:sz w:val="16"/>
-                <w:szCs w:val="16"/>
+                <w:spacing w:val="0"/>
+                <w:w w:val="100"/>
+                <w:sz w:val="20"/>
+                <w:szCs w:val="20"/>
                 <w:lang w:val="ro-RO"/>
               </w:rPr>
               <w:t>x</w:t>
@@ -3361,8 +3627,10 @@
                 <w:b w:val="false"/>
                 <w:i w:val="false"/>
                 <w:color w:val="auto"/>
-                <w:sz w:val="16"/>
-                <w:szCs w:val="16"/>
+                <w:spacing w:val="0"/>
+                <w:w w:val="100"/>
+                <w:sz w:val="20"/>
+                <w:szCs w:val="20"/>
                 <w:lang w:val="ro-RO"/>
               </w:rPr>
             </w:pPr>
@@ -3372,8 +3640,10 @@
                 <w:b w:val="false"/>
                 <w:i w:val="false"/>
                 <w:color w:val="auto"/>
-                <w:sz w:val="16"/>
-                <w:szCs w:val="16"/>
+                <w:spacing w:val="0"/>
+                <w:w w:val="100"/>
+                <w:sz w:val="20"/>
+                <w:szCs w:val="20"/>
                 <w:lang w:val="ro-RO"/>
               </w:rPr>
               <w:t>2.</w:t>
@@ -3402,8 +3672,10 @@
                 <w:b w:val="false"/>
                 <w:i w:val="false"/>
                 <w:color w:val="auto"/>
-                <w:sz w:val="16"/>
-                <w:szCs w:val="16"/>
+                <w:spacing w:val="0"/>
+                <w:w w:val="100"/>
+                <w:sz w:val="20"/>
+                <w:szCs w:val="20"/>
                 <w:lang w:val="ro-RO"/>
               </w:rPr>
             </w:pPr>
@@ -3413,8 +3685,10 @@
                 <w:b w:val="false"/>
                 <w:i w:val="false"/>
                 <w:color w:val="auto"/>
-                <w:sz w:val="16"/>
-                <w:szCs w:val="16"/>
+                <w:spacing w:val="0"/>
+                <w:w w:val="100"/>
+                <w:sz w:val="20"/>
+                <w:szCs w:val="20"/>
                 <w:lang w:val="ro-RO"/>
               </w:rPr>
               <w:t>Serviciul extern de prevenire și protecție</w:t>
@@ -3443,8 +3717,10 @@
                 <w:b w:val="false"/>
                 <w:i w:val="false"/>
                 <w:color w:val="auto"/>
-                <w:sz w:val="16"/>
-                <w:szCs w:val="16"/>
+                <w:spacing w:val="0"/>
+                <w:w w:val="100"/>
+                <w:sz w:val="20"/>
+                <w:szCs w:val="20"/>
                 <w:lang w:val="ro-RO"/>
               </w:rPr>
             </w:pPr>
@@ -3454,8 +3730,10 @@
                 <w:b w:val="false"/>
                 <w:i w:val="false"/>
                 <w:color w:val="auto"/>
-                <w:sz w:val="16"/>
-                <w:szCs w:val="16"/>
+                <w:spacing w:val="0"/>
+                <w:w w:val="100"/>
+                <w:sz w:val="20"/>
+                <w:szCs w:val="20"/>
                 <w:lang w:val="ro-RO"/>
               </w:rPr>
               <w:t>Trimestrial</w:t>
@@ -3484,8 +3762,10 @@
                 <w:b w:val="false"/>
                 <w:i w:val="false"/>
                 <w:color w:val="auto"/>
-                <w:sz w:val="16"/>
-                <w:szCs w:val="16"/>
+                <w:spacing w:val="0"/>
+                <w:w w:val="100"/>
+                <w:sz w:val="20"/>
+                <w:szCs w:val="20"/>
                 <w:lang w:val="ro-RO"/>
               </w:rPr>
             </w:pPr>
@@ -3495,8 +3775,10 @@
                 <w:b w:val="false"/>
                 <w:i w:val="false"/>
                 <w:color w:val="auto"/>
-                <w:sz w:val="16"/>
-                <w:szCs w:val="16"/>
+                <w:spacing w:val="0"/>
+                <w:w w:val="100"/>
+                <w:sz w:val="20"/>
+                <w:szCs w:val="20"/>
                 <w:lang w:val="ro-RO"/>
               </w:rPr>
               <w:t>Întreaga unitate</w:t>
@@ -3525,8 +3807,10 @@
                 <w:b w:val="false"/>
                 <w:i w:val="false"/>
                 <w:color w:val="auto"/>
-                <w:sz w:val="16"/>
-                <w:szCs w:val="16"/>
+                <w:spacing w:val="0"/>
+                <w:w w:val="100"/>
+                <w:sz w:val="20"/>
+                <w:szCs w:val="20"/>
                 <w:lang w:val="ro-RO"/>
               </w:rPr>
             </w:pPr>
@@ -3536,8 +3820,10 @@
                 <w:b w:val="false"/>
                 <w:i w:val="false"/>
                 <w:color w:val="auto"/>
-                <w:sz w:val="16"/>
-                <w:szCs w:val="16"/>
+                <w:spacing w:val="0"/>
+                <w:w w:val="100"/>
+                <w:sz w:val="20"/>
+                <w:szCs w:val="20"/>
                 <w:lang w:val="ro-RO"/>
               </w:rPr>
               <w:t>-</w:t>
@@ -3566,8 +3852,10 @@
                 <w:b w:val="false"/>
                 <w:i w:val="false"/>
                 <w:color w:val="auto"/>
-                <w:sz w:val="16"/>
-                <w:szCs w:val="16"/>
+                <w:spacing w:val="0"/>
+                <w:w w:val="100"/>
+                <w:sz w:val="20"/>
+                <w:szCs w:val="20"/>
                 <w:lang w:val="ro-RO"/>
               </w:rPr>
             </w:pPr>
@@ -3577,8 +3865,10 @@
                 <w:b w:val="false"/>
                 <w:i w:val="false"/>
                 <w:color w:val="auto"/>
-                <w:sz w:val="16"/>
-                <w:szCs w:val="16"/>
+                <w:spacing w:val="0"/>
+                <w:w w:val="100"/>
+                <w:sz w:val="20"/>
+                <w:szCs w:val="20"/>
                 <w:lang w:val="ro-RO"/>
               </w:rPr>
               <w:t>-</w:t>
@@ -3607,8 +3897,10 @@
                 <w:b w:val="false"/>
                 <w:i w:val="false"/>
                 <w:color w:val="auto"/>
-                <w:sz w:val="16"/>
-                <w:szCs w:val="16"/>
+                <w:spacing w:val="0"/>
+                <w:w w:val="100"/>
+                <w:sz w:val="20"/>
+                <w:szCs w:val="20"/>
                 <w:lang w:val="ro-RO"/>
               </w:rPr>
             </w:pPr>
@@ -3618,8 +3910,10 @@
                 <w:b w:val="false"/>
                 <w:i w:val="false"/>
                 <w:color w:val="auto"/>
-                <w:sz w:val="16"/>
-                <w:szCs w:val="16"/>
+                <w:spacing w:val="0"/>
+                <w:w w:val="100"/>
+                <w:sz w:val="20"/>
+                <w:szCs w:val="20"/>
                 <w:lang w:val="ro-RO"/>
               </w:rPr>
               <w:t>x</w:t>
@@ -3648,8 +3942,10 @@
                 <w:b w:val="false"/>
                 <w:i w:val="false"/>
                 <w:color w:val="auto"/>
-                <w:sz w:val="16"/>
-                <w:szCs w:val="16"/>
+                <w:spacing w:val="0"/>
+                <w:w w:val="100"/>
+                <w:sz w:val="20"/>
+                <w:szCs w:val="20"/>
                 <w:lang w:val="ro-RO"/>
               </w:rPr>
             </w:pPr>
@@ -3659,8 +3955,10 @@
                 <w:b w:val="false"/>
                 <w:i w:val="false"/>
                 <w:color w:val="auto"/>
-                <w:sz w:val="16"/>
-                <w:szCs w:val="16"/>
+                <w:spacing w:val="0"/>
+                <w:w w:val="100"/>
+                <w:sz w:val="20"/>
+                <w:szCs w:val="20"/>
                 <w:lang w:val="ro-RO"/>
               </w:rPr>
               <w:t>-</w:t>
@@ -3689,8 +3987,10 @@
                 <w:b w:val="false"/>
                 <w:i w:val="false"/>
                 <w:color w:val="auto"/>
-                <w:sz w:val="16"/>
-                <w:szCs w:val="16"/>
+                <w:spacing w:val="0"/>
+                <w:w w:val="100"/>
+                <w:sz w:val="20"/>
+                <w:szCs w:val="20"/>
                 <w:lang w:val="ro-RO"/>
               </w:rPr>
             </w:pPr>
@@ -3700,8 +4000,10 @@
                 <w:b w:val="false"/>
                 <w:i w:val="false"/>
                 <w:color w:val="auto"/>
-                <w:sz w:val="16"/>
-                <w:szCs w:val="16"/>
+                <w:spacing w:val="0"/>
+                <w:w w:val="100"/>
+                <w:sz w:val="20"/>
+                <w:szCs w:val="20"/>
                 <w:lang w:val="ro-RO"/>
               </w:rPr>
               <w:t>-</w:t>
@@ -3730,8 +4032,10 @@
                 <w:b w:val="false"/>
                 <w:i w:val="false"/>
                 <w:color w:val="auto"/>
-                <w:sz w:val="16"/>
-                <w:szCs w:val="16"/>
+                <w:spacing w:val="0"/>
+                <w:w w:val="100"/>
+                <w:sz w:val="20"/>
+                <w:szCs w:val="20"/>
                 <w:lang w:val="ro-RO"/>
               </w:rPr>
             </w:pPr>
@@ -3741,8 +4045,10 @@
                 <w:b w:val="false"/>
                 <w:i w:val="false"/>
                 <w:color w:val="auto"/>
-                <w:sz w:val="16"/>
-                <w:szCs w:val="16"/>
+                <w:spacing w:val="0"/>
+                <w:w w:val="100"/>
+                <w:sz w:val="20"/>
+                <w:szCs w:val="20"/>
                 <w:lang w:val="ro-RO"/>
               </w:rPr>
               <w:t>x</w:t>
@@ -3771,8 +4077,10 @@
                 <w:b w:val="false"/>
                 <w:i w:val="false"/>
                 <w:color w:val="auto"/>
-                <w:sz w:val="16"/>
-                <w:szCs w:val="16"/>
+                <w:spacing w:val="0"/>
+                <w:w w:val="100"/>
+                <w:sz w:val="20"/>
+                <w:szCs w:val="20"/>
                 <w:lang w:val="ro-RO"/>
               </w:rPr>
             </w:pPr>
@@ -3782,8 +4090,10 @@
                 <w:b w:val="false"/>
                 <w:i w:val="false"/>
                 <w:color w:val="auto"/>
-                <w:sz w:val="16"/>
-                <w:szCs w:val="16"/>
+                <w:spacing w:val="0"/>
+                <w:w w:val="100"/>
+                <w:sz w:val="20"/>
+                <w:szCs w:val="20"/>
                 <w:lang w:val="ro-RO"/>
               </w:rPr>
               <w:t>-</w:t>
@@ -3812,8 +4122,10 @@
                 <w:b w:val="false"/>
                 <w:i w:val="false"/>
                 <w:color w:val="auto"/>
-                <w:sz w:val="16"/>
-                <w:szCs w:val="16"/>
+                <w:spacing w:val="0"/>
+                <w:w w:val="100"/>
+                <w:sz w:val="20"/>
+                <w:szCs w:val="20"/>
                 <w:lang w:val="ro-RO"/>
               </w:rPr>
             </w:pPr>
@@ -3823,8 +4135,10 @@
                 <w:b w:val="false"/>
                 <w:i w:val="false"/>
                 <w:color w:val="auto"/>
-                <w:sz w:val="16"/>
-                <w:szCs w:val="16"/>
+                <w:spacing w:val="0"/>
+                <w:w w:val="100"/>
+                <w:sz w:val="20"/>
+                <w:szCs w:val="20"/>
                 <w:lang w:val="ro-RO"/>
               </w:rPr>
               <w:t>-</w:t>
@@ -3853,8 +4167,10 @@
                 <w:b w:val="false"/>
                 <w:i w:val="false"/>
                 <w:color w:val="auto"/>
-                <w:sz w:val="16"/>
-                <w:szCs w:val="16"/>
+                <w:spacing w:val="0"/>
+                <w:w w:val="100"/>
+                <w:sz w:val="20"/>
+                <w:szCs w:val="20"/>
                 <w:lang w:val="ro-RO"/>
               </w:rPr>
             </w:pPr>
@@ -3864,8 +4180,10 @@
                 <w:b w:val="false"/>
                 <w:i w:val="false"/>
                 <w:color w:val="auto"/>
-                <w:sz w:val="16"/>
-                <w:szCs w:val="16"/>
+                <w:spacing w:val="0"/>
+                <w:w w:val="100"/>
+                <w:sz w:val="20"/>
+                <w:szCs w:val="20"/>
                 <w:lang w:val="ro-RO"/>
               </w:rPr>
               <w:t>x</w:t>
@@ -3894,8 +4212,10 @@
                 <w:b w:val="false"/>
                 <w:i w:val="false"/>
                 <w:color w:val="auto"/>
-                <w:sz w:val="16"/>
-                <w:szCs w:val="16"/>
+                <w:spacing w:val="0"/>
+                <w:w w:val="100"/>
+                <w:sz w:val="20"/>
+                <w:szCs w:val="20"/>
                 <w:lang w:val="ro-RO"/>
               </w:rPr>
             </w:pPr>
@@ -3905,8 +4225,10 @@
                 <w:b w:val="false"/>
                 <w:i w:val="false"/>
                 <w:color w:val="auto"/>
-                <w:sz w:val="16"/>
-                <w:szCs w:val="16"/>
+                <w:spacing w:val="0"/>
+                <w:w w:val="100"/>
+                <w:sz w:val="20"/>
+                <w:szCs w:val="20"/>
                 <w:lang w:val="ro-RO"/>
               </w:rPr>
               <w:t>-</w:t>
@@ -3935,8 +4257,10 @@
                 <w:b w:val="false"/>
                 <w:i w:val="false"/>
                 <w:color w:val="auto"/>
-                <w:sz w:val="16"/>
-                <w:szCs w:val="16"/>
+                <w:spacing w:val="0"/>
+                <w:w w:val="100"/>
+                <w:sz w:val="20"/>
+                <w:szCs w:val="20"/>
                 <w:lang w:val="ro-RO"/>
               </w:rPr>
             </w:pPr>
@@ -3946,8 +4270,10 @@
                 <w:b w:val="false"/>
                 <w:i w:val="false"/>
                 <w:color w:val="auto"/>
-                <w:sz w:val="16"/>
-                <w:szCs w:val="16"/>
+                <w:spacing w:val="0"/>
+                <w:w w:val="100"/>
+                <w:sz w:val="20"/>
+                <w:szCs w:val="20"/>
                 <w:lang w:val="ro-RO"/>
               </w:rPr>
               <w:t>-</w:t>
@@ -3977,8 +4303,10 @@
                 <w:b w:val="false"/>
                 <w:i w:val="false"/>
                 <w:color w:val="auto"/>
-                <w:sz w:val="16"/>
-                <w:szCs w:val="16"/>
+                <w:spacing w:val="0"/>
+                <w:w w:val="100"/>
+                <w:sz w:val="20"/>
+                <w:szCs w:val="20"/>
                 <w:lang w:val="ro-RO"/>
               </w:rPr>
             </w:pPr>
@@ -3988,8 +4316,10 @@
                 <w:b w:val="false"/>
                 <w:i w:val="false"/>
                 <w:color w:val="auto"/>
-                <w:sz w:val="16"/>
-                <w:szCs w:val="16"/>
+                <w:spacing w:val="0"/>
+                <w:w w:val="100"/>
+                <w:sz w:val="20"/>
+                <w:szCs w:val="20"/>
                 <w:lang w:val="ro-RO"/>
               </w:rPr>
               <w:t>x</w:t>
@@ -4021,8 +4351,10 @@
                 <w:b w:val="false"/>
                 <w:i w:val="false"/>
                 <w:color w:val="auto"/>
-                <w:sz w:val="16"/>
-                <w:szCs w:val="16"/>
+                <w:spacing w:val="0"/>
+                <w:w w:val="100"/>
+                <w:sz w:val="20"/>
+                <w:szCs w:val="20"/>
                 <w:lang w:val="ro-RO"/>
               </w:rPr>
             </w:pPr>
@@ -4032,8 +4364,10 @@
                 <w:b w:val="false"/>
                 <w:i w:val="false"/>
                 <w:color w:val="auto"/>
-                <w:sz w:val="16"/>
-                <w:szCs w:val="16"/>
+                <w:spacing w:val="0"/>
+                <w:w w:val="100"/>
+                <w:sz w:val="20"/>
+                <w:szCs w:val="20"/>
                 <w:lang w:val="ro-RO"/>
               </w:rPr>
               <w:t>3.</w:t>
@@ -4062,8 +4396,10 @@
                 <w:b w:val="false"/>
                 <w:i w:val="false"/>
                 <w:color w:val="auto"/>
-                <w:sz w:val="16"/>
-                <w:szCs w:val="16"/>
+                <w:spacing w:val="0"/>
+                <w:w w:val="100"/>
+                <w:sz w:val="20"/>
+                <w:szCs w:val="20"/>
                 <w:lang w:val="ro-RO"/>
               </w:rPr>
             </w:pPr>
@@ -4073,8 +4409,10 @@
                 <w:b w:val="false"/>
                 <w:i w:val="false"/>
                 <w:color w:val="auto"/>
-                <w:sz w:val="16"/>
-                <w:szCs w:val="16"/>
+                <w:spacing w:val="0"/>
+                <w:w w:val="100"/>
+                <w:sz w:val="20"/>
+                <w:szCs w:val="20"/>
                 <w:lang w:val="ro-RO"/>
               </w:rPr>
               <w:t>Șefii locurilor de muncă</w:t>
@@ -4103,8 +4441,10 @@
                 <w:b w:val="false"/>
                 <w:i w:val="false"/>
                 <w:color w:val="auto"/>
-                <w:sz w:val="16"/>
-                <w:szCs w:val="16"/>
+                <w:spacing w:val="0"/>
+                <w:w w:val="100"/>
+                <w:sz w:val="20"/>
+                <w:szCs w:val="20"/>
                 <w:lang w:val="ro-RO"/>
               </w:rPr>
             </w:pPr>
@@ -4114,8 +4454,10 @@
                 <w:b w:val="false"/>
                 <w:i w:val="false"/>
                 <w:color w:val="auto"/>
-                <w:sz w:val="16"/>
-                <w:szCs w:val="16"/>
+                <w:spacing w:val="0"/>
+                <w:w w:val="100"/>
+                <w:sz w:val="20"/>
+                <w:szCs w:val="20"/>
                 <w:lang w:val="ro-RO"/>
               </w:rPr>
               <w:t>Săptămânal</w:t>
@@ -4144,8 +4486,10 @@
                 <w:b w:val="false"/>
                 <w:i w:val="false"/>
                 <w:color w:val="auto"/>
-                <w:sz w:val="16"/>
-                <w:szCs w:val="16"/>
+                <w:spacing w:val="0"/>
+                <w:w w:val="100"/>
+                <w:sz w:val="20"/>
+                <w:szCs w:val="20"/>
                 <w:lang w:val="ro-RO"/>
               </w:rPr>
             </w:pPr>
@@ -4155,8 +4499,10 @@
                 <w:b w:val="false"/>
                 <w:i w:val="false"/>
                 <w:color w:val="auto"/>
-                <w:sz w:val="16"/>
-                <w:szCs w:val="16"/>
+                <w:spacing w:val="0"/>
+                <w:w w:val="100"/>
+                <w:sz w:val="20"/>
+                <w:szCs w:val="20"/>
                 <w:lang w:val="ro-RO"/>
               </w:rPr>
               <w:t>Locul de muncă</w:t>
@@ -4185,8 +4531,10 @@
                 <w:b w:val="false"/>
                 <w:i w:val="false"/>
                 <w:color w:val="auto"/>
-                <w:sz w:val="16"/>
-                <w:szCs w:val="16"/>
+                <w:spacing w:val="0"/>
+                <w:w w:val="100"/>
+                <w:sz w:val="20"/>
+                <w:szCs w:val="20"/>
                 <w:lang w:val="ro-RO"/>
               </w:rPr>
             </w:pPr>
@@ -4196,8 +4544,10 @@
                 <w:b w:val="false"/>
                 <w:i w:val="false"/>
                 <w:color w:val="auto"/>
-                <w:sz w:val="16"/>
-                <w:szCs w:val="16"/>
+                <w:spacing w:val="0"/>
+                <w:w w:val="100"/>
+                <w:sz w:val="20"/>
+                <w:szCs w:val="20"/>
                 <w:lang w:val="ro-RO"/>
               </w:rPr>
               <w:t>xx</w:t>
@@ -4216,8 +4566,10 @@
                 <w:b w:val="false"/>
                 <w:i w:val="false"/>
                 <w:color w:val="auto"/>
-                <w:sz w:val="16"/>
-                <w:szCs w:val="16"/>
+                <w:spacing w:val="0"/>
+                <w:w w:val="100"/>
+                <w:sz w:val="20"/>
+                <w:szCs w:val="20"/>
                 <w:lang w:val="ro-RO"/>
               </w:rPr>
             </w:pPr>
@@ -4227,8 +4579,10 @@
                 <w:b w:val="false"/>
                 <w:i w:val="false"/>
                 <w:color w:val="auto"/>
-                <w:sz w:val="16"/>
-                <w:szCs w:val="16"/>
+                <w:spacing w:val="0"/>
+                <w:w w:val="100"/>
+                <w:sz w:val="20"/>
+                <w:szCs w:val="20"/>
                 <w:lang w:val="ro-RO"/>
               </w:rPr>
               <w:t>xx</w:t>
@@ -4257,8 +4611,10 @@
                 <w:b w:val="false"/>
                 <w:i w:val="false"/>
                 <w:color w:val="auto"/>
-                <w:sz w:val="16"/>
-                <w:szCs w:val="16"/>
+                <w:spacing w:val="0"/>
+                <w:w w:val="100"/>
+                <w:sz w:val="20"/>
+                <w:szCs w:val="20"/>
                 <w:lang w:val="ro-RO"/>
               </w:rPr>
             </w:pPr>
@@ -4268,8 +4624,10 @@
                 <w:b w:val="false"/>
                 <w:i w:val="false"/>
                 <w:color w:val="auto"/>
-                <w:sz w:val="16"/>
-                <w:szCs w:val="16"/>
+                <w:spacing w:val="0"/>
+                <w:w w:val="100"/>
+                <w:sz w:val="20"/>
+                <w:szCs w:val="20"/>
                 <w:lang w:val="ro-RO"/>
               </w:rPr>
               <w:t>xx</w:t>
@@ -4288,8 +4646,10 @@
                 <w:b w:val="false"/>
                 <w:i w:val="false"/>
                 <w:color w:val="auto"/>
-                <w:sz w:val="16"/>
-                <w:szCs w:val="16"/>
+                <w:spacing w:val="0"/>
+                <w:w w:val="100"/>
+                <w:sz w:val="20"/>
+                <w:szCs w:val="20"/>
                 <w:lang w:val="ro-RO"/>
               </w:rPr>
             </w:pPr>
@@ -4299,8 +4659,10 @@
                 <w:b w:val="false"/>
                 <w:i w:val="false"/>
                 <w:color w:val="auto"/>
-                <w:sz w:val="16"/>
-                <w:szCs w:val="16"/>
+                <w:spacing w:val="0"/>
+                <w:w w:val="100"/>
+                <w:sz w:val="20"/>
+                <w:szCs w:val="20"/>
                 <w:lang w:val="ro-RO"/>
               </w:rPr>
               <w:t>xx</w:t>
@@ -4329,8 +4691,10 @@
                 <w:b w:val="false"/>
                 <w:i w:val="false"/>
                 <w:color w:val="auto"/>
-                <w:sz w:val="16"/>
-                <w:szCs w:val="16"/>
+                <w:spacing w:val="0"/>
+                <w:w w:val="100"/>
+                <w:sz w:val="20"/>
+                <w:szCs w:val="20"/>
                 <w:lang w:val="ro-RO"/>
               </w:rPr>
             </w:pPr>
@@ -4340,8 +4704,10 @@
                 <w:b w:val="false"/>
                 <w:i w:val="false"/>
                 <w:color w:val="auto"/>
-                <w:sz w:val="16"/>
-                <w:szCs w:val="16"/>
+                <w:spacing w:val="0"/>
+                <w:w w:val="100"/>
+                <w:sz w:val="20"/>
+                <w:szCs w:val="20"/>
                 <w:lang w:val="ro-RO"/>
               </w:rPr>
               <w:t>xx</w:t>
@@ -4360,8 +4726,10 @@
                 <w:b w:val="false"/>
                 <w:i w:val="false"/>
                 <w:color w:val="auto"/>
-                <w:sz w:val="16"/>
-                <w:szCs w:val="16"/>
+                <w:spacing w:val="0"/>
+                <w:w w:val="100"/>
+                <w:sz w:val="20"/>
+                <w:szCs w:val="20"/>
                 <w:lang w:val="ro-RO"/>
               </w:rPr>
             </w:pPr>
@@ -4371,8 +4739,10 @@
                 <w:b w:val="false"/>
                 <w:i w:val="false"/>
                 <w:color w:val="auto"/>
-                <w:sz w:val="16"/>
-                <w:szCs w:val="16"/>
+                <w:spacing w:val="0"/>
+                <w:w w:val="100"/>
+                <w:sz w:val="20"/>
+                <w:szCs w:val="20"/>
                 <w:lang w:val="ro-RO"/>
               </w:rPr>
               <w:t>xx</w:t>
@@ -4401,8 +4771,10 @@
                 <w:b w:val="false"/>
                 <w:i w:val="false"/>
                 <w:color w:val="auto"/>
-                <w:sz w:val="16"/>
-                <w:szCs w:val="16"/>
+                <w:spacing w:val="0"/>
+                <w:w w:val="100"/>
+                <w:sz w:val="20"/>
+                <w:szCs w:val="20"/>
                 <w:lang w:val="ro-RO"/>
               </w:rPr>
             </w:pPr>
@@ -4412,8 +4784,10 @@
                 <w:b w:val="false"/>
                 <w:i w:val="false"/>
                 <w:color w:val="auto"/>
-                <w:sz w:val="16"/>
-                <w:szCs w:val="16"/>
+                <w:spacing w:val="0"/>
+                <w:w w:val="100"/>
+                <w:sz w:val="20"/>
+                <w:szCs w:val="20"/>
                 <w:lang w:val="ro-RO"/>
               </w:rPr>
               <w:t>xx</w:t>
@@ -4432,8 +4806,10 @@
                 <w:b w:val="false"/>
                 <w:i w:val="false"/>
                 <w:color w:val="auto"/>
-                <w:sz w:val="16"/>
-                <w:szCs w:val="16"/>
+                <w:spacing w:val="0"/>
+                <w:w w:val="100"/>
+                <w:sz w:val="20"/>
+                <w:szCs w:val="20"/>
                 <w:lang w:val="ro-RO"/>
               </w:rPr>
             </w:pPr>
@@ -4443,8 +4819,10 @@
                 <w:b w:val="false"/>
                 <w:i w:val="false"/>
                 <w:color w:val="auto"/>
-                <w:sz w:val="16"/>
-                <w:szCs w:val="16"/>
+                <w:spacing w:val="0"/>
+                <w:w w:val="100"/>
+                <w:sz w:val="20"/>
+                <w:szCs w:val="20"/>
                 <w:lang w:val="ro-RO"/>
               </w:rPr>
               <w:t>xx</w:t>
@@ -4473,8 +4851,10 @@
                 <w:b w:val="false"/>
                 <w:i w:val="false"/>
                 <w:color w:val="auto"/>
-                <w:sz w:val="16"/>
-                <w:szCs w:val="16"/>
+                <w:spacing w:val="0"/>
+                <w:w w:val="100"/>
+                <w:sz w:val="20"/>
+                <w:szCs w:val="20"/>
                 <w:lang w:val="ro-RO"/>
               </w:rPr>
             </w:pPr>
@@ -4484,8 +4864,10 @@
                 <w:b w:val="false"/>
                 <w:i w:val="false"/>
                 <w:color w:val="auto"/>
-                <w:sz w:val="16"/>
-                <w:szCs w:val="16"/>
+                <w:spacing w:val="0"/>
+                <w:w w:val="100"/>
+                <w:sz w:val="20"/>
+                <w:szCs w:val="20"/>
                 <w:lang w:val="ro-RO"/>
               </w:rPr>
               <w:t>xx</w:t>
@@ -4504,8 +4886,10 @@
                 <w:b w:val="false"/>
                 <w:i w:val="false"/>
                 <w:color w:val="auto"/>
-                <w:sz w:val="16"/>
-                <w:szCs w:val="16"/>
+                <w:spacing w:val="0"/>
+                <w:w w:val="100"/>
+                <w:sz w:val="20"/>
+                <w:szCs w:val="20"/>
                 <w:lang w:val="ro-RO"/>
               </w:rPr>
             </w:pPr>
@@ -4515,8 +4899,10 @@
                 <w:b w:val="false"/>
                 <w:i w:val="false"/>
                 <w:color w:val="auto"/>
-                <w:sz w:val="16"/>
-                <w:szCs w:val="16"/>
+                <w:spacing w:val="0"/>
+                <w:w w:val="100"/>
+                <w:sz w:val="20"/>
+                <w:szCs w:val="20"/>
                 <w:lang w:val="ro-RO"/>
               </w:rPr>
               <w:t>xx</w:t>
@@ -4545,8 +4931,10 @@
                 <w:b w:val="false"/>
                 <w:i w:val="false"/>
                 <w:color w:val="auto"/>
-                <w:sz w:val="16"/>
-                <w:szCs w:val="16"/>
+                <w:spacing w:val="0"/>
+                <w:w w:val="100"/>
+                <w:sz w:val="20"/>
+                <w:szCs w:val="20"/>
                 <w:lang w:val="ro-RO"/>
               </w:rPr>
             </w:pPr>
@@ -4556,8 +4944,10 @@
                 <w:b w:val="false"/>
                 <w:i w:val="false"/>
                 <w:color w:val="auto"/>
-                <w:sz w:val="16"/>
-                <w:szCs w:val="16"/>
+                <w:spacing w:val="0"/>
+                <w:w w:val="100"/>
+                <w:sz w:val="20"/>
+                <w:szCs w:val="20"/>
                 <w:lang w:val="ro-RO"/>
               </w:rPr>
               <w:t>xx</w:t>
@@ -4576,8 +4966,10 @@
                 <w:b w:val="false"/>
                 <w:i w:val="false"/>
                 <w:color w:val="auto"/>
-                <w:sz w:val="16"/>
-                <w:szCs w:val="16"/>
+                <w:spacing w:val="0"/>
+                <w:w w:val="100"/>
+                <w:sz w:val="20"/>
+                <w:szCs w:val="20"/>
                 <w:lang w:val="ro-RO"/>
               </w:rPr>
             </w:pPr>
@@ -4587,8 +4979,10 @@
                 <w:b w:val="false"/>
                 <w:i w:val="false"/>
                 <w:color w:val="auto"/>
-                <w:sz w:val="16"/>
-                <w:szCs w:val="16"/>
+                <w:spacing w:val="0"/>
+                <w:w w:val="100"/>
+                <w:sz w:val="20"/>
+                <w:szCs w:val="20"/>
                 <w:lang w:val="ro-RO"/>
               </w:rPr>
               <w:t>xx</w:t>
@@ -4617,8 +5011,10 @@
                 <w:b w:val="false"/>
                 <w:i w:val="false"/>
                 <w:color w:val="auto"/>
-                <w:sz w:val="16"/>
-                <w:szCs w:val="16"/>
+                <w:spacing w:val="0"/>
+                <w:w w:val="100"/>
+                <w:sz w:val="20"/>
+                <w:szCs w:val="20"/>
                 <w:lang w:val="ro-RO"/>
               </w:rPr>
             </w:pPr>
@@ -4628,8 +5024,10 @@
                 <w:b w:val="false"/>
                 <w:i w:val="false"/>
                 <w:color w:val="auto"/>
-                <w:sz w:val="16"/>
-                <w:szCs w:val="16"/>
+                <w:spacing w:val="0"/>
+                <w:w w:val="100"/>
+                <w:sz w:val="20"/>
+                <w:szCs w:val="20"/>
                 <w:lang w:val="ro-RO"/>
               </w:rPr>
               <w:t>xx</w:t>
@@ -4648,8 +5046,10 @@
                 <w:b w:val="false"/>
                 <w:i w:val="false"/>
                 <w:color w:val="auto"/>
-                <w:sz w:val="16"/>
-                <w:szCs w:val="16"/>
+                <w:spacing w:val="0"/>
+                <w:w w:val="100"/>
+                <w:sz w:val="20"/>
+                <w:szCs w:val="20"/>
                 <w:lang w:val="ro-RO"/>
               </w:rPr>
             </w:pPr>
@@ -4659,8 +5059,10 @@
                 <w:b w:val="false"/>
                 <w:i w:val="false"/>
                 <w:color w:val="auto"/>
-                <w:sz w:val="16"/>
-                <w:szCs w:val="16"/>
+                <w:spacing w:val="0"/>
+                <w:w w:val="100"/>
+                <w:sz w:val="20"/>
+                <w:szCs w:val="20"/>
                 <w:lang w:val="ro-RO"/>
               </w:rPr>
               <w:t>xx</w:t>
@@ -4689,8 +5091,10 @@
                 <w:b w:val="false"/>
                 <w:i w:val="false"/>
                 <w:color w:val="auto"/>
-                <w:sz w:val="16"/>
-                <w:szCs w:val="16"/>
+                <w:spacing w:val="0"/>
+                <w:w w:val="100"/>
+                <w:sz w:val="20"/>
+                <w:szCs w:val="20"/>
                 <w:lang w:val="ro-RO"/>
               </w:rPr>
             </w:pPr>
@@ -4700,8 +5104,10 @@
                 <w:b w:val="false"/>
                 <w:i w:val="false"/>
                 <w:color w:val="auto"/>
-                <w:sz w:val="16"/>
-                <w:szCs w:val="16"/>
+                <w:spacing w:val="0"/>
+                <w:w w:val="100"/>
+                <w:sz w:val="20"/>
+                <w:szCs w:val="20"/>
                 <w:lang w:val="ro-RO"/>
               </w:rPr>
               <w:t>xx</w:t>
@@ -4720,8 +5126,10 @@
                 <w:b w:val="false"/>
                 <w:i w:val="false"/>
                 <w:color w:val="auto"/>
-                <w:sz w:val="16"/>
-                <w:szCs w:val="16"/>
+                <w:spacing w:val="0"/>
+                <w:w w:val="100"/>
+                <w:sz w:val="20"/>
+                <w:szCs w:val="20"/>
                 <w:lang w:val="ro-RO"/>
               </w:rPr>
             </w:pPr>
@@ -4731,8 +5139,10 @@
                 <w:b w:val="false"/>
                 <w:i w:val="false"/>
                 <w:color w:val="auto"/>
-                <w:sz w:val="16"/>
-                <w:szCs w:val="16"/>
+                <w:spacing w:val="0"/>
+                <w:w w:val="100"/>
+                <w:sz w:val="20"/>
+                <w:szCs w:val="20"/>
                 <w:lang w:val="ro-RO"/>
               </w:rPr>
               <w:t>xx</w:t>
@@ -4761,8 +5171,10 @@
                 <w:b w:val="false"/>
                 <w:i w:val="false"/>
                 <w:color w:val="auto"/>
-                <w:sz w:val="16"/>
-                <w:szCs w:val="16"/>
+                <w:spacing w:val="0"/>
+                <w:w w:val="100"/>
+                <w:sz w:val="20"/>
+                <w:szCs w:val="20"/>
                 <w:lang w:val="ro-RO"/>
               </w:rPr>
             </w:pPr>
@@ -4772,8 +5184,10 @@
                 <w:b w:val="false"/>
                 <w:i w:val="false"/>
                 <w:color w:val="auto"/>
-                <w:sz w:val="16"/>
-                <w:szCs w:val="16"/>
+                <w:spacing w:val="0"/>
+                <w:w w:val="100"/>
+                <w:sz w:val="20"/>
+                <w:szCs w:val="20"/>
                 <w:lang w:val="ro-RO"/>
               </w:rPr>
               <w:t>xx</w:t>
@@ -4792,8 +5206,10 @@
                 <w:b w:val="false"/>
                 <w:i w:val="false"/>
                 <w:color w:val="auto"/>
-                <w:sz w:val="16"/>
-                <w:szCs w:val="16"/>
+                <w:spacing w:val="0"/>
+                <w:w w:val="100"/>
+                <w:sz w:val="20"/>
+                <w:szCs w:val="20"/>
                 <w:lang w:val="ro-RO"/>
               </w:rPr>
             </w:pPr>
@@ -4803,8 +5219,10 @@
                 <w:b w:val="false"/>
                 <w:i w:val="false"/>
                 <w:color w:val="auto"/>
-                <w:sz w:val="16"/>
-                <w:szCs w:val="16"/>
+                <w:spacing w:val="0"/>
+                <w:w w:val="100"/>
+                <w:sz w:val="20"/>
+                <w:szCs w:val="20"/>
                 <w:lang w:val="ro-RO"/>
               </w:rPr>
               <w:t>xx</w:t>
@@ -4833,8 +5251,10 @@
                 <w:b w:val="false"/>
                 <w:i w:val="false"/>
                 <w:color w:val="auto"/>
-                <w:sz w:val="16"/>
-                <w:szCs w:val="16"/>
+                <w:spacing w:val="0"/>
+                <w:w w:val="100"/>
+                <w:sz w:val="20"/>
+                <w:szCs w:val="20"/>
                 <w:lang w:val="ro-RO"/>
               </w:rPr>
             </w:pPr>
@@ -4844,8 +5264,10 @@
                 <w:b w:val="false"/>
                 <w:i w:val="false"/>
                 <w:color w:val="auto"/>
-                <w:sz w:val="16"/>
-                <w:szCs w:val="16"/>
+                <w:spacing w:val="0"/>
+                <w:w w:val="100"/>
+                <w:sz w:val="20"/>
+                <w:szCs w:val="20"/>
                 <w:lang w:val="ro-RO"/>
               </w:rPr>
               <w:t>xx</w:t>
@@ -4864,8 +5286,10 @@
                 <w:b w:val="false"/>
                 <w:i w:val="false"/>
                 <w:color w:val="auto"/>
-                <w:sz w:val="16"/>
-                <w:szCs w:val="16"/>
+                <w:spacing w:val="0"/>
+                <w:w w:val="100"/>
+                <w:sz w:val="20"/>
+                <w:szCs w:val="20"/>
                 <w:lang w:val="ro-RO"/>
               </w:rPr>
             </w:pPr>
@@ -4875,8 +5299,10 @@
                 <w:b w:val="false"/>
                 <w:i w:val="false"/>
                 <w:color w:val="auto"/>
-                <w:sz w:val="16"/>
-                <w:szCs w:val="16"/>
+                <w:spacing w:val="0"/>
+                <w:w w:val="100"/>
+                <w:sz w:val="20"/>
+                <w:szCs w:val="20"/>
                 <w:lang w:val="ro-RO"/>
               </w:rPr>
               <w:t>xx</w:t>
@@ -4905,8 +5331,10 @@
                 <w:b w:val="false"/>
                 <w:i w:val="false"/>
                 <w:color w:val="auto"/>
-                <w:sz w:val="16"/>
-                <w:szCs w:val="16"/>
+                <w:spacing w:val="0"/>
+                <w:w w:val="100"/>
+                <w:sz w:val="20"/>
+                <w:szCs w:val="20"/>
                 <w:lang w:val="ro-RO"/>
               </w:rPr>
             </w:pPr>
@@ -4916,8 +5344,10 @@
                 <w:b w:val="false"/>
                 <w:i w:val="false"/>
                 <w:color w:val="auto"/>
-                <w:sz w:val="16"/>
-                <w:szCs w:val="16"/>
+                <w:spacing w:val="0"/>
+                <w:w w:val="100"/>
+                <w:sz w:val="20"/>
+                <w:szCs w:val="20"/>
                 <w:lang w:val="ro-RO"/>
               </w:rPr>
               <w:t>xx</w:t>
@@ -4936,8 +5366,10 @@
                 <w:b w:val="false"/>
                 <w:i w:val="false"/>
                 <w:color w:val="auto"/>
-                <w:sz w:val="16"/>
-                <w:szCs w:val="16"/>
+                <w:spacing w:val="0"/>
+                <w:w w:val="100"/>
+                <w:sz w:val="20"/>
+                <w:szCs w:val="20"/>
                 <w:lang w:val="ro-RO"/>
               </w:rPr>
             </w:pPr>
@@ -4947,8 +5379,10 @@
                 <w:b w:val="false"/>
                 <w:i w:val="false"/>
                 <w:color w:val="auto"/>
-                <w:sz w:val="16"/>
-                <w:szCs w:val="16"/>
+                <w:spacing w:val="0"/>
+                <w:w w:val="100"/>
+                <w:sz w:val="20"/>
+                <w:szCs w:val="20"/>
                 <w:lang w:val="ro-RO"/>
               </w:rPr>
               <w:t>xx</w:t>
@@ -4978,8 +5412,10 @@
                 <w:b w:val="false"/>
                 <w:i w:val="false"/>
                 <w:color w:val="auto"/>
-                <w:sz w:val="16"/>
-                <w:szCs w:val="16"/>
+                <w:spacing w:val="0"/>
+                <w:w w:val="100"/>
+                <w:sz w:val="20"/>
+                <w:szCs w:val="20"/>
                 <w:lang w:val="ro-RO"/>
               </w:rPr>
             </w:pPr>
@@ -4989,8 +5425,10 @@
                 <w:b w:val="false"/>
                 <w:i w:val="false"/>
                 <w:color w:val="auto"/>
-                <w:sz w:val="16"/>
-                <w:szCs w:val="16"/>
+                <w:spacing w:val="0"/>
+                <w:w w:val="100"/>
+                <w:sz w:val="20"/>
+                <w:szCs w:val="20"/>
                 <w:lang w:val="ro-RO"/>
               </w:rPr>
               <w:t>xx</w:t>
@@ -5009,8 +5447,10 @@
                 <w:b w:val="false"/>
                 <w:i w:val="false"/>
                 <w:color w:val="auto"/>
-                <w:sz w:val="16"/>
-                <w:szCs w:val="16"/>
+                <w:spacing w:val="0"/>
+                <w:w w:val="100"/>
+                <w:sz w:val="20"/>
+                <w:szCs w:val="20"/>
                 <w:lang w:val="ro-RO"/>
               </w:rPr>
             </w:pPr>
@@ -5020,8 +5460,10 @@
                 <w:b w:val="false"/>
                 <w:i w:val="false"/>
                 <w:color w:val="auto"/>
-                <w:sz w:val="16"/>
-                <w:szCs w:val="16"/>
+                <w:spacing w:val="0"/>
+                <w:w w:val="100"/>
+                <w:sz w:val="20"/>
+                <w:szCs w:val="20"/>
                 <w:lang w:val="ro-RO"/>
               </w:rPr>
               <w:t>xx</w:t>
@@ -5048,6 +5490,8 @@
           <w:rFonts w:eastAsia="Arial" w:cs="Arial" w:ascii="Arial" w:hAnsi="Arial"/>
           <w:b w:val="false"/>
           <w:color w:val="auto"/>
+          <w:spacing w:val="0"/>
+          <w:w w:val="100"/>
           <w:sz w:val="2"/>
           <w:szCs w:val="20"/>
           <w:lang w:val="ro-RO"/>
@@ -5094,6 +5538,8 @@
         <w:rFonts w:eastAsia="Arial" w:cs="Arial" w:ascii="Arial" w:hAnsi="Arial"/>
         <w:b w:val="false"/>
         <w:color w:val="auto"/>
+        <w:spacing w:val="0"/>
+        <w:w w:val="100"/>
         <w:sz w:val="16"/>
         <w:szCs w:val="16"/>
         <w:lang w:val="ro-RO"/>
@@ -5125,6 +5571,8 @@
         <w:rFonts w:eastAsia="Arial" w:cs="Arial" w:ascii="Arial" w:hAnsi="Arial"/>
         <w:b w:val="false"/>
         <w:color w:val="auto"/>
+        <w:spacing w:val="0"/>
+        <w:w w:val="100"/>
         <w:sz w:val="16"/>
         <w:szCs w:val="16"/>
         <w:lang w:val="ro-RO"/>
@@ -5156,6 +5604,8 @@
         <w:rFonts w:eastAsia="Arial" w:cs="Arial" w:ascii="Arial" w:hAnsi="Arial"/>
         <w:b w:val="false"/>
         <w:color w:val="auto"/>
+        <w:spacing w:val="0"/>
+        <w:w w:val="100"/>
         <w:sz w:val="16"/>
         <w:szCs w:val="16"/>
         <w:lang w:val="ro-RO"/>
@@ -5210,6 +5660,8 @@
               <w:b w:val="false"/>
               <w:i w:val="false"/>
               <w:color w:val="auto"/>
+              <w:spacing w:val="0"/>
+              <w:w w:val="100"/>
               <w:sz w:val="16"/>
               <w:szCs w:val="16"/>
               <w:lang w:val="ro-RO"/>
@@ -5221,6 +5673,8 @@
               <w:b w:val="false"/>
               <w:i w:val="false"/>
               <w:color w:val="auto"/>
+              <w:spacing w:val="0"/>
+              <w:w w:val="100"/>
               <w:sz w:val="16"/>
               <w:szCs w:val="16"/>
               <w:lang w:val="ro-RO"/>
@@ -5240,6 +5694,8 @@
               <w:b/>
               <w:i w:val="false"/>
               <w:color w:val="auto"/>
+              <w:spacing w:val="0"/>
+              <w:w w:val="100"/>
               <w:sz w:val="16"/>
               <w:szCs w:val="16"/>
               <w:lang w:val="ro-RO"/>
@@ -5251,6 +5707,8 @@
               <w:b/>
               <w:i w:val="false"/>
               <w:color w:val="auto"/>
+              <w:spacing w:val="0"/>
+              <w:w w:val="100"/>
               <w:sz w:val="16"/>
               <w:szCs w:val="16"/>
               <w:lang w:val="ro-RO"/>
@@ -5280,6 +5738,8 @@
               <w:b w:val="false"/>
               <w:i w:val="false"/>
               <w:color w:val="auto"/>
+              <w:spacing w:val="0"/>
+              <w:w w:val="100"/>
               <w:sz w:val="16"/>
               <w:szCs w:val="16"/>
               <w:lang w:val="ro-RO"/>
@@ -5291,6 +5751,8 @@
               <w:b w:val="false"/>
               <w:i w:val="false"/>
               <w:color w:val="auto"/>
+              <w:spacing w:val="0"/>
+              <w:w w:val="100"/>
               <w:sz w:val="16"/>
               <w:szCs w:val="16"/>
               <w:lang w:val="ro-RO"/>
@@ -5310,6 +5772,8 @@
               <w:b/>
               <w:i w:val="false"/>
               <w:color w:val="auto"/>
+              <w:spacing w:val="0"/>
+              <w:w w:val="100"/>
               <w:sz w:val="16"/>
               <w:szCs w:val="16"/>
               <w:lang w:val="ro-RO"/>
@@ -5321,6 +5785,8 @@
               <w:b/>
               <w:i w:val="false"/>
               <w:color w:val="auto"/>
+              <w:spacing w:val="0"/>
+              <w:w w:val="100"/>
               <w:sz w:val="16"/>
               <w:szCs w:val="16"/>
               <w:lang w:val="ro-RO"/>
@@ -5340,6 +5806,8 @@
               <w:b w:val="false"/>
               <w:i w:val="false"/>
               <w:color w:val="auto"/>
+              <w:spacing w:val="0"/>
+              <w:w w:val="100"/>
               <w:sz w:val="16"/>
               <w:szCs w:val="16"/>
               <w:lang w:val="ro-RO"/>
@@ -5351,6 +5819,8 @@
               <w:b w:val="false"/>
               <w:i w:val="false"/>
               <w:color w:val="auto"/>
+              <w:spacing w:val="0"/>
+              <w:w w:val="100"/>
               <w:sz w:val="16"/>
               <w:szCs w:val="16"/>
               <w:lang w:val="ro-RO"/>
@@ -5370,6 +5840,8 @@
               <w:b w:val="false"/>
               <w:i w:val="false"/>
               <w:color w:val="auto"/>
+              <w:spacing w:val="0"/>
+              <w:w w:val="100"/>
               <w:sz w:val="16"/>
               <w:szCs w:val="16"/>
               <w:lang w:val="ro-RO"/>
@@ -5381,6 +5853,8 @@
               <w:b w:val="false"/>
               <w:i w:val="false"/>
               <w:color w:val="auto"/>
+              <w:spacing w:val="0"/>
+              <w:w w:val="100"/>
               <w:sz w:val="16"/>
               <w:szCs w:val="16"/>
               <w:lang w:val="ro-RO"/>
@@ -5410,6 +5884,8 @@
               <w:b w:val="false"/>
               <w:i w:val="false"/>
               <w:color w:val="auto"/>
+              <w:spacing w:val="0"/>
+              <w:w w:val="100"/>
               <w:sz w:val="16"/>
               <w:szCs w:val="16"/>
               <w:lang w:val="ro-RO"/>
@@ -5421,6 +5897,8 @@
               <w:b w:val="false"/>
               <w:i w:val="false"/>
               <w:color w:val="auto"/>
+              <w:spacing w:val="0"/>
+              <w:w w:val="100"/>
               <w:sz w:val="16"/>
               <w:szCs w:val="16"/>
               <w:lang w:val="ro-RO"/>
@@ -5440,6 +5918,8 @@
               <w:b/>
               <w:i w:val="false"/>
               <w:color w:val="auto"/>
+              <w:spacing w:val="0"/>
+              <w:w w:val="100"/>
               <w:sz w:val="16"/>
               <w:szCs w:val="16"/>
               <w:lang w:val="ro-RO"/>
@@ -5451,6 +5931,8 @@
               <w:b/>
               <w:i w:val="false"/>
               <w:color w:val="auto"/>
+              <w:spacing w:val="0"/>
+              <w:w w:val="100"/>
               <w:sz w:val="16"/>
               <w:szCs w:val="16"/>
               <w:lang w:val="ro-RO"/>
@@ -5470,6 +5952,8 @@
               <w:b w:val="false"/>
               <w:i w:val="false"/>
               <w:color w:val="auto"/>
+              <w:spacing w:val="0"/>
+              <w:w w:val="100"/>
               <w:sz w:val="16"/>
               <w:szCs w:val="16"/>
               <w:lang w:val="ro-RO"/>
@@ -5481,6 +5965,8 @@
               <w:b w:val="false"/>
               <w:i w:val="false"/>
               <w:color w:val="auto"/>
+              <w:spacing w:val="0"/>
+              <w:w w:val="100"/>
               <w:sz w:val="16"/>
               <w:szCs w:val="16"/>
               <w:lang w:val="ro-RO"/>
@@ -5500,6 +5986,8 @@
               <w:b w:val="false"/>
               <w:i w:val="false"/>
               <w:color w:val="auto"/>
+              <w:spacing w:val="0"/>
+              <w:w w:val="100"/>
               <w:sz w:val="16"/>
               <w:szCs w:val="16"/>
               <w:lang w:val="ro-RO"/>
@@ -5511,6 +5999,8 @@
               <w:b w:val="false"/>
               <w:i w:val="false"/>
               <w:color w:val="auto"/>
+              <w:spacing w:val="0"/>
+              <w:w w:val="100"/>
               <w:sz w:val="16"/>
               <w:szCs w:val="16"/>
               <w:lang w:val="ro-RO"/>
@@ -5541,6 +6031,8 @@
               <w:b w:val="false"/>
               <w:i w:val="false"/>
               <w:color w:val="auto"/>
+              <w:spacing w:val="0"/>
+              <w:w w:val="100"/>
               <w:sz w:val="16"/>
               <w:szCs w:val="16"/>
               <w:lang w:val="ro-RO"/>
@@ -5552,6 +6044,8 @@
               <w:b w:val="false"/>
               <w:i w:val="false"/>
               <w:color w:val="auto"/>
+              <w:spacing w:val="0"/>
+              <w:w w:val="100"/>
               <w:sz w:val="16"/>
               <w:szCs w:val="16"/>
               <w:lang w:val="ro-RO"/>
@@ -5571,6 +6065,8 @@
               <w:b/>
               <w:i w:val="false"/>
               <w:color w:val="auto"/>
+              <w:spacing w:val="0"/>
+              <w:w w:val="100"/>
               <w:sz w:val="16"/>
               <w:szCs w:val="16"/>
               <w:lang w:val="ro-RO"/>
@@ -5582,6 +6078,8 @@
               <w:b/>
               <w:i w:val="false"/>
               <w:color w:val="auto"/>
+              <w:spacing w:val="0"/>
+              <w:w w:val="100"/>
               <w:sz w:val="16"/>
               <w:szCs w:val="16"/>
               <w:lang w:val="ro-RO"/>
@@ -5614,6 +6112,8 @@
               <w:b w:val="false"/>
               <w:i w:val="false"/>
               <w:color w:val="auto"/>
+              <w:spacing w:val="0"/>
+              <w:w w:val="100"/>
               <w:sz w:val="16"/>
               <w:szCs w:val="16"/>
               <w:lang w:val="ro-RO"/>
@@ -5625,6 +6125,8 @@
               <w:b w:val="false"/>
               <w:i w:val="false"/>
               <w:color w:val="auto"/>
+              <w:spacing w:val="0"/>
+              <w:w w:val="100"/>
               <w:sz w:val="16"/>
               <w:szCs w:val="16"/>
               <w:lang w:val="ro-RO"/>
@@ -5644,6 +6146,8 @@
               <w:b/>
               <w:i w:val="false"/>
               <w:color w:val="auto"/>
+              <w:spacing w:val="0"/>
+              <w:w w:val="100"/>
               <w:sz w:val="16"/>
               <w:szCs w:val="16"/>
               <w:lang w:val="ro-RO"/>
@@ -5655,6 +6159,8 @@
               <w:b/>
               <w:i w:val="false"/>
               <w:color w:val="auto"/>
+              <w:spacing w:val="0"/>
+              <w:w w:val="100"/>
               <w:sz w:val="16"/>
               <w:szCs w:val="16"/>
               <w:lang w:val="ro-RO"/>
@@ -5685,6 +6191,8 @@
               <w:b w:val="false"/>
               <w:i w:val="false"/>
               <w:color w:val="auto"/>
+              <w:spacing w:val="0"/>
+              <w:w w:val="100"/>
               <w:sz w:val="16"/>
               <w:szCs w:val="16"/>
               <w:lang w:val="ro-RO"/>
@@ -5696,6 +6204,8 @@
               <w:b w:val="false"/>
               <w:i w:val="false"/>
               <w:color w:val="auto"/>
+              <w:spacing w:val="0"/>
+              <w:w w:val="100"/>
               <w:sz w:val="16"/>
               <w:szCs w:val="16"/>
               <w:lang w:val="ro-RO"/>
@@ -5708,6 +6218,8 @@
               <w:b w:val="false"/>
               <w:i w:val="false"/>
               <w:color w:val="auto"/>
+              <w:spacing w:val="0"/>
+              <w:w w:val="100"/>
               <w:sz w:val="16"/>
               <w:szCs w:val="16"/>
               <w:lang w:val="ro-RO"/>
@@ -5720,6 +6232,8 @@
               <w:b w:val="false"/>
               <w:i w:val="false"/>
               <w:color w:val="auto"/>
+              <w:spacing w:val="0"/>
+              <w:w w:val="100"/>
               <w:sz w:val="16"/>
               <w:szCs w:val="16"/>
               <w:lang w:val="ro-RO"/>
@@ -5732,6 +6246,8 @@
               <w:b w:val="false"/>
               <w:i w:val="false"/>
               <w:color w:val="auto"/>
+              <w:spacing w:val="0"/>
+              <w:w w:val="100"/>
               <w:sz w:val="16"/>
               <w:szCs w:val="16"/>
               <w:lang w:val="ro-RO"/>
@@ -5744,6 +6260,8 @@
               <w:b w:val="false"/>
               <w:i w:val="false"/>
               <w:color w:val="auto"/>
+              <w:spacing w:val="0"/>
+              <w:w w:val="100"/>
               <w:sz w:val="16"/>
               <w:szCs w:val="16"/>
               <w:lang w:val="ro-RO"/>
@@ -5756,6 +6274,8 @@
               <w:b w:val="false"/>
               <w:i w:val="false"/>
               <w:color w:val="auto"/>
+              <w:spacing w:val="0"/>
+              <w:w w:val="100"/>
               <w:sz w:val="16"/>
               <w:szCs w:val="16"/>
               <w:lang w:val="ro-RO"/>
@@ -5768,6 +6288,8 @@
               <w:b w:val="false"/>
               <w:i w:val="false"/>
               <w:color w:val="auto"/>
+              <w:spacing w:val="0"/>
+              <w:w w:val="100"/>
               <w:sz w:val="16"/>
               <w:szCs w:val="16"/>
               <w:lang w:val="ro-RO"/>
@@ -5780,6 +6302,8 @@
               <w:b w:val="false"/>
               <w:i w:val="false"/>
               <w:color w:val="auto"/>
+              <w:spacing w:val="0"/>
+              <w:w w:val="100"/>
               <w:sz w:val="16"/>
               <w:szCs w:val="16"/>
               <w:lang w:val="ro-RO"/>
@@ -5792,6 +6316,8 @@
               <w:b w:val="false"/>
               <w:i w:val="false"/>
               <w:color w:val="auto"/>
+              <w:spacing w:val="0"/>
+              <w:w w:val="100"/>
               <w:sz w:val="16"/>
               <w:szCs w:val="16"/>
               <w:lang w:val="ro-RO"/>
@@ -5804,6 +6330,8 @@
               <w:b w:val="false"/>
               <w:i w:val="false"/>
               <w:color w:val="auto"/>
+              <w:spacing w:val="0"/>
+              <w:w w:val="100"/>
               <w:sz w:val="16"/>
               <w:szCs w:val="16"/>
               <w:lang w:val="ro-RO"/>
@@ -5816,6 +6344,8 @@
               <w:b w:val="false"/>
               <w:i w:val="false"/>
               <w:color w:val="auto"/>
+              <w:spacing w:val="0"/>
+              <w:w w:val="100"/>
               <w:sz w:val="16"/>
               <w:szCs w:val="16"/>
               <w:lang w:val="ro-RO"/>
@@ -5828,6 +6358,8 @@
               <w:b w:val="false"/>
               <w:i w:val="false"/>
               <w:color w:val="auto"/>
+              <w:spacing w:val="0"/>
+              <w:w w:val="100"/>
               <w:sz w:val="16"/>
               <w:szCs w:val="16"/>
               <w:lang w:val="ro-RO"/>
@@ -5845,6 +6377,8 @@
       <w:rPr>
         <w:rFonts w:ascii="Arial" w:hAnsi="Arial" w:eastAsia="Arial" w:cs="Arial"/>
         <w:color w:val="auto"/>
+        <w:spacing w:val="0"/>
+        <w:w w:val="100"/>
         <w:sz w:val="16"/>
         <w:szCs w:val="16"/>
         <w:lang w:val="ro-RO"/>
@@ -5854,6 +6388,8 @@
       <w:rPr>
         <w:rFonts w:eastAsia="Arial" w:cs="Arial" w:ascii="Arial" w:hAnsi="Arial"/>
         <w:color w:val="auto"/>
+        <w:spacing w:val="0"/>
+        <w:w w:val="100"/>
         <w:sz w:val="16"/>
         <w:szCs w:val="16"/>
         <w:lang w:val="ro-RO"/>
@@ -5907,6 +6443,8 @@
               <w:b w:val="false"/>
               <w:i w:val="false"/>
               <w:color w:val="auto"/>
+              <w:spacing w:val="0"/>
+              <w:w w:val="100"/>
               <w:sz w:val="16"/>
               <w:szCs w:val="16"/>
               <w:lang w:val="ro-RO"/>
@@ -5918,6 +6456,8 @@
               <w:b w:val="false"/>
               <w:i w:val="false"/>
               <w:color w:val="auto"/>
+              <w:spacing w:val="0"/>
+              <w:w w:val="100"/>
               <w:sz w:val="16"/>
               <w:szCs w:val="16"/>
               <w:lang w:val="ro-RO"/>
@@ -5937,6 +6477,8 @@
               <w:b/>
               <w:i w:val="false"/>
               <w:color w:val="auto"/>
+              <w:spacing w:val="0"/>
+              <w:w w:val="100"/>
               <w:sz w:val="16"/>
               <w:szCs w:val="16"/>
               <w:lang w:val="ro-RO"/>
@@ -5948,6 +6490,8 @@
               <w:b/>
               <w:i w:val="false"/>
               <w:color w:val="auto"/>
+              <w:spacing w:val="0"/>
+              <w:w w:val="100"/>
               <w:sz w:val="16"/>
               <w:szCs w:val="16"/>
               <w:lang w:val="ro-RO"/>
@@ -5977,6 +6521,8 @@
               <w:b w:val="false"/>
               <w:i w:val="false"/>
               <w:color w:val="auto"/>
+              <w:spacing w:val="0"/>
+              <w:w w:val="100"/>
               <w:sz w:val="16"/>
               <w:szCs w:val="16"/>
               <w:lang w:val="ro-RO"/>
@@ -5988,6 +6534,8 @@
               <w:b w:val="false"/>
               <w:i w:val="false"/>
               <w:color w:val="auto"/>
+              <w:spacing w:val="0"/>
+              <w:w w:val="100"/>
               <w:sz w:val="16"/>
               <w:szCs w:val="16"/>
               <w:lang w:val="ro-RO"/>
@@ -6007,6 +6555,8 @@
               <w:b/>
               <w:i w:val="false"/>
               <w:color w:val="auto"/>
+              <w:spacing w:val="0"/>
+              <w:w w:val="100"/>
               <w:sz w:val="16"/>
               <w:szCs w:val="16"/>
               <w:lang w:val="ro-RO"/>
@@ -6018,6 +6568,8 @@
               <w:b/>
               <w:i w:val="false"/>
               <w:color w:val="auto"/>
+              <w:spacing w:val="0"/>
+              <w:w w:val="100"/>
               <w:sz w:val="16"/>
               <w:szCs w:val="16"/>
               <w:lang w:val="ro-RO"/>
@@ -6037,6 +6589,8 @@
               <w:b w:val="false"/>
               <w:i w:val="false"/>
               <w:color w:val="auto"/>
+              <w:spacing w:val="0"/>
+              <w:w w:val="100"/>
               <w:sz w:val="16"/>
               <w:szCs w:val="16"/>
               <w:lang w:val="ro-RO"/>
@@ -6048,6 +6602,8 @@
               <w:b w:val="false"/>
               <w:i w:val="false"/>
               <w:color w:val="auto"/>
+              <w:spacing w:val="0"/>
+              <w:w w:val="100"/>
               <w:sz w:val="16"/>
               <w:szCs w:val="16"/>
               <w:lang w:val="ro-RO"/>
@@ -6067,6 +6623,8 @@
               <w:b w:val="false"/>
               <w:i w:val="false"/>
               <w:color w:val="auto"/>
+              <w:spacing w:val="0"/>
+              <w:w w:val="100"/>
               <w:sz w:val="16"/>
               <w:szCs w:val="16"/>
               <w:lang w:val="ro-RO"/>
@@ -6078,6 +6636,8 @@
               <w:b w:val="false"/>
               <w:i w:val="false"/>
               <w:color w:val="auto"/>
+              <w:spacing w:val="0"/>
+              <w:w w:val="100"/>
               <w:sz w:val="16"/>
               <w:szCs w:val="16"/>
               <w:lang w:val="ro-RO"/>
@@ -6107,6 +6667,8 @@
               <w:b w:val="false"/>
               <w:i w:val="false"/>
               <w:color w:val="auto"/>
+              <w:spacing w:val="0"/>
+              <w:w w:val="100"/>
               <w:sz w:val="16"/>
               <w:szCs w:val="16"/>
               <w:lang w:val="ro-RO"/>
@@ -6118,6 +6680,8 @@
               <w:b w:val="false"/>
               <w:i w:val="false"/>
               <w:color w:val="auto"/>
+              <w:spacing w:val="0"/>
+              <w:w w:val="100"/>
               <w:sz w:val="16"/>
               <w:szCs w:val="16"/>
               <w:lang w:val="ro-RO"/>
@@ -6137,6 +6701,8 @@
               <w:b/>
               <w:i w:val="false"/>
               <w:color w:val="auto"/>
+              <w:spacing w:val="0"/>
+              <w:w w:val="100"/>
               <w:sz w:val="16"/>
               <w:szCs w:val="16"/>
               <w:lang w:val="ro-RO"/>
@@ -6148,6 +6714,8 @@
               <w:b/>
               <w:i w:val="false"/>
               <w:color w:val="auto"/>
+              <w:spacing w:val="0"/>
+              <w:w w:val="100"/>
               <w:sz w:val="16"/>
               <w:szCs w:val="16"/>
               <w:lang w:val="ro-RO"/>
@@ -6167,6 +6735,8 @@
               <w:b w:val="false"/>
               <w:i w:val="false"/>
               <w:color w:val="auto"/>
+              <w:spacing w:val="0"/>
+              <w:w w:val="100"/>
               <w:sz w:val="16"/>
               <w:szCs w:val="16"/>
               <w:lang w:val="ro-RO"/>
@@ -6178,6 +6748,8 @@
               <w:b w:val="false"/>
               <w:i w:val="false"/>
               <w:color w:val="auto"/>
+              <w:spacing w:val="0"/>
+              <w:w w:val="100"/>
               <w:sz w:val="16"/>
               <w:szCs w:val="16"/>
               <w:lang w:val="ro-RO"/>
@@ -6197,6 +6769,8 @@
               <w:b w:val="false"/>
               <w:i w:val="false"/>
               <w:color w:val="auto"/>
+              <w:spacing w:val="0"/>
+              <w:w w:val="100"/>
               <w:sz w:val="16"/>
               <w:szCs w:val="16"/>
               <w:lang w:val="ro-RO"/>
@@ -6208,6 +6782,8 @@
               <w:b w:val="false"/>
               <w:i w:val="false"/>
               <w:color w:val="auto"/>
+              <w:spacing w:val="0"/>
+              <w:w w:val="100"/>
               <w:sz w:val="16"/>
               <w:szCs w:val="16"/>
               <w:lang w:val="ro-RO"/>
@@ -6238,6 +6814,8 @@
               <w:b w:val="false"/>
               <w:i w:val="false"/>
               <w:color w:val="auto"/>
+              <w:spacing w:val="0"/>
+              <w:w w:val="100"/>
               <w:sz w:val="16"/>
               <w:szCs w:val="16"/>
               <w:lang w:val="ro-RO"/>
@@ -6249,6 +6827,8 @@
               <w:b w:val="false"/>
               <w:i w:val="false"/>
               <w:color w:val="auto"/>
+              <w:spacing w:val="0"/>
+              <w:w w:val="100"/>
               <w:sz w:val="16"/>
               <w:szCs w:val="16"/>
               <w:lang w:val="ro-RO"/>
@@ -6268,6 +6848,8 @@
               <w:b/>
               <w:i w:val="false"/>
               <w:color w:val="auto"/>
+              <w:spacing w:val="0"/>
+              <w:w w:val="100"/>
               <w:sz w:val="16"/>
               <w:szCs w:val="16"/>
               <w:lang w:val="ro-RO"/>
@@ -6279,6 +6861,8 @@
               <w:b/>
               <w:i w:val="false"/>
               <w:color w:val="auto"/>
+              <w:spacing w:val="0"/>
+              <w:w w:val="100"/>
               <w:sz w:val="16"/>
               <w:szCs w:val="16"/>
               <w:lang w:val="ro-RO"/>
@@ -6311,6 +6895,8 @@
               <w:b w:val="false"/>
               <w:i w:val="false"/>
               <w:color w:val="auto"/>
+              <w:spacing w:val="0"/>
+              <w:w w:val="100"/>
               <w:sz w:val="16"/>
               <w:szCs w:val="16"/>
               <w:lang w:val="ro-RO"/>
@@ -6322,6 +6908,8 @@
               <w:b w:val="false"/>
               <w:i w:val="false"/>
               <w:color w:val="auto"/>
+              <w:spacing w:val="0"/>
+              <w:w w:val="100"/>
               <w:sz w:val="16"/>
               <w:szCs w:val="16"/>
               <w:lang w:val="ro-RO"/>
@@ -6341,6 +6929,8 @@
               <w:b/>
               <w:i w:val="false"/>
               <w:color w:val="auto"/>
+              <w:spacing w:val="0"/>
+              <w:w w:val="100"/>
               <w:sz w:val="16"/>
               <w:szCs w:val="16"/>
               <w:lang w:val="ro-RO"/>
@@ -6352,6 +6942,8 @@
               <w:b/>
               <w:i w:val="false"/>
               <w:color w:val="auto"/>
+              <w:spacing w:val="0"/>
+              <w:w w:val="100"/>
               <w:sz w:val="16"/>
               <w:szCs w:val="16"/>
               <w:lang w:val="ro-RO"/>
@@ -6382,6 +6974,8 @@
               <w:b w:val="false"/>
               <w:i w:val="false"/>
               <w:color w:val="auto"/>
+              <w:spacing w:val="0"/>
+              <w:w w:val="100"/>
               <w:sz w:val="16"/>
               <w:szCs w:val="16"/>
               <w:lang w:val="ro-RO"/>
@@ -6393,6 +6987,8 @@
               <w:b w:val="false"/>
               <w:i w:val="false"/>
               <w:color w:val="auto"/>
+              <w:spacing w:val="0"/>
+              <w:w w:val="100"/>
               <w:sz w:val="16"/>
               <w:szCs w:val="16"/>
               <w:lang w:val="ro-RO"/>
@@ -6405,6 +7001,8 @@
               <w:b w:val="false"/>
               <w:i w:val="false"/>
               <w:color w:val="auto"/>
+              <w:spacing w:val="0"/>
+              <w:w w:val="100"/>
               <w:sz w:val="16"/>
               <w:szCs w:val="16"/>
               <w:lang w:val="ro-RO"/>
@@ -6417,6 +7015,8 @@
               <w:b w:val="false"/>
               <w:i w:val="false"/>
               <w:color w:val="auto"/>
+              <w:spacing w:val="0"/>
+              <w:w w:val="100"/>
               <w:sz w:val="16"/>
               <w:szCs w:val="16"/>
               <w:lang w:val="ro-RO"/>
@@ -6429,6 +7029,8 @@
               <w:b w:val="false"/>
               <w:i w:val="false"/>
               <w:color w:val="auto"/>
+              <w:spacing w:val="0"/>
+              <w:w w:val="100"/>
               <w:sz w:val="16"/>
               <w:szCs w:val="16"/>
               <w:lang w:val="ro-RO"/>
@@ -6441,6 +7043,8 @@
               <w:b w:val="false"/>
               <w:i w:val="false"/>
               <w:color w:val="auto"/>
+              <w:spacing w:val="0"/>
+              <w:w w:val="100"/>
               <w:sz w:val="16"/>
               <w:szCs w:val="16"/>
               <w:lang w:val="ro-RO"/>
@@ -6453,6 +7057,8 @@
               <w:b w:val="false"/>
               <w:i w:val="false"/>
               <w:color w:val="auto"/>
+              <w:spacing w:val="0"/>
+              <w:w w:val="100"/>
               <w:sz w:val="16"/>
               <w:szCs w:val="16"/>
               <w:lang w:val="ro-RO"/>
@@ -6465,6 +7071,8 @@
               <w:b w:val="false"/>
               <w:i w:val="false"/>
               <w:color w:val="auto"/>
+              <w:spacing w:val="0"/>
+              <w:w w:val="100"/>
               <w:sz w:val="16"/>
               <w:szCs w:val="16"/>
               <w:lang w:val="ro-RO"/>
@@ -6477,6 +7085,8 @@
               <w:b w:val="false"/>
               <w:i w:val="false"/>
               <w:color w:val="auto"/>
+              <w:spacing w:val="0"/>
+              <w:w w:val="100"/>
               <w:sz w:val="16"/>
               <w:szCs w:val="16"/>
               <w:lang w:val="ro-RO"/>
@@ -6489,6 +7099,8 @@
               <w:b w:val="false"/>
               <w:i w:val="false"/>
               <w:color w:val="auto"/>
+              <w:spacing w:val="0"/>
+              <w:w w:val="100"/>
               <w:sz w:val="16"/>
               <w:szCs w:val="16"/>
               <w:lang w:val="ro-RO"/>
@@ -6501,6 +7113,8 @@
               <w:b w:val="false"/>
               <w:i w:val="false"/>
               <w:color w:val="auto"/>
+              <w:spacing w:val="0"/>
+              <w:w w:val="100"/>
               <w:sz w:val="16"/>
               <w:szCs w:val="16"/>
               <w:lang w:val="ro-RO"/>
@@ -6513,6 +7127,8 @@
               <w:b w:val="false"/>
               <w:i w:val="false"/>
               <w:color w:val="auto"/>
+              <w:spacing w:val="0"/>
+              <w:w w:val="100"/>
               <w:sz w:val="16"/>
               <w:szCs w:val="16"/>
               <w:lang w:val="ro-RO"/>
@@ -6525,6 +7141,8 @@
               <w:b w:val="false"/>
               <w:i w:val="false"/>
               <w:color w:val="auto"/>
+              <w:spacing w:val="0"/>
+              <w:w w:val="100"/>
               <w:sz w:val="16"/>
               <w:szCs w:val="16"/>
               <w:lang w:val="ro-RO"/>
@@ -6542,6 +7160,8 @@
       <w:rPr>
         <w:rFonts w:ascii="Arial" w:hAnsi="Arial" w:eastAsia="Arial" w:cs="Arial"/>
         <w:color w:val="auto"/>
+        <w:spacing w:val="0"/>
+        <w:w w:val="100"/>
         <w:sz w:val="16"/>
         <w:szCs w:val="16"/>
         <w:lang w:val="ro-RO"/>
@@ -6551,6 +7171,8 @@
       <w:rPr>
         <w:rFonts w:eastAsia="Arial" w:cs="Arial" w:ascii="Arial" w:hAnsi="Arial"/>
         <w:color w:val="auto"/>
+        <w:spacing w:val="0"/>
+        <w:w w:val="100"/>
         <w:sz w:val="16"/>
         <w:szCs w:val="16"/>
         <w:lang w:val="ro-RO"/>
@@ -6604,6 +7226,8 @@
               <w:b w:val="false"/>
               <w:i w:val="false"/>
               <w:color w:val="auto"/>
+              <w:spacing w:val="0"/>
+              <w:w w:val="100"/>
               <w:sz w:val="16"/>
               <w:szCs w:val="16"/>
               <w:lang w:val="ro-RO"/>
@@ -6615,6 +7239,8 @@
               <w:b w:val="false"/>
               <w:i w:val="false"/>
               <w:color w:val="auto"/>
+              <w:spacing w:val="0"/>
+              <w:w w:val="100"/>
               <w:sz w:val="16"/>
               <w:szCs w:val="16"/>
               <w:lang w:val="ro-RO"/>
@@ -6634,6 +7260,8 @@
               <w:b/>
               <w:i w:val="false"/>
               <w:color w:val="auto"/>
+              <w:spacing w:val="0"/>
+              <w:w w:val="100"/>
               <w:sz w:val="16"/>
               <w:szCs w:val="16"/>
               <w:lang w:val="ro-RO"/>
@@ -6645,6 +7273,8 @@
               <w:b/>
               <w:i w:val="false"/>
               <w:color w:val="auto"/>
+              <w:spacing w:val="0"/>
+              <w:w w:val="100"/>
               <w:sz w:val="16"/>
               <w:szCs w:val="16"/>
               <w:lang w:val="ro-RO"/>
@@ -6674,6 +7304,8 @@
               <w:b w:val="false"/>
               <w:i w:val="false"/>
               <w:color w:val="auto"/>
+              <w:spacing w:val="0"/>
+              <w:w w:val="100"/>
               <w:sz w:val="16"/>
               <w:szCs w:val="16"/>
               <w:lang w:val="ro-RO"/>
@@ -6685,6 +7317,8 @@
               <w:b w:val="false"/>
               <w:i w:val="false"/>
               <w:color w:val="auto"/>
+              <w:spacing w:val="0"/>
+              <w:w w:val="100"/>
               <w:sz w:val="16"/>
               <w:szCs w:val="16"/>
               <w:lang w:val="ro-RO"/>
@@ -6704,6 +7338,8 @@
               <w:b/>
               <w:i w:val="false"/>
               <w:color w:val="auto"/>
+              <w:spacing w:val="0"/>
+              <w:w w:val="100"/>
               <w:sz w:val="16"/>
               <w:szCs w:val="16"/>
               <w:lang w:val="ro-RO"/>
@@ -6715,6 +7351,8 @@
               <w:b/>
               <w:i w:val="false"/>
               <w:color w:val="auto"/>
+              <w:spacing w:val="0"/>
+              <w:w w:val="100"/>
               <w:sz w:val="16"/>
               <w:szCs w:val="16"/>
               <w:lang w:val="ro-RO"/>
@@ -6734,6 +7372,8 @@
               <w:b w:val="false"/>
               <w:i w:val="false"/>
               <w:color w:val="auto"/>
+              <w:spacing w:val="0"/>
+              <w:w w:val="100"/>
               <w:sz w:val="16"/>
               <w:szCs w:val="16"/>
               <w:lang w:val="ro-RO"/>
@@ -6745,6 +7385,8 @@
               <w:b w:val="false"/>
               <w:i w:val="false"/>
               <w:color w:val="auto"/>
+              <w:spacing w:val="0"/>
+              <w:w w:val="100"/>
               <w:sz w:val="16"/>
               <w:szCs w:val="16"/>
               <w:lang w:val="ro-RO"/>
@@ -6764,6 +7406,8 @@
               <w:b w:val="false"/>
               <w:i w:val="false"/>
               <w:color w:val="auto"/>
+              <w:spacing w:val="0"/>
+              <w:w w:val="100"/>
               <w:sz w:val="16"/>
               <w:szCs w:val="16"/>
               <w:lang w:val="ro-RO"/>
@@ -6775,6 +7419,8 @@
               <w:b w:val="false"/>
               <w:i w:val="false"/>
               <w:color w:val="auto"/>
+              <w:spacing w:val="0"/>
+              <w:w w:val="100"/>
               <w:sz w:val="16"/>
               <w:szCs w:val="16"/>
               <w:lang w:val="ro-RO"/>
@@ -6804,6 +7450,8 @@
               <w:b w:val="false"/>
               <w:i w:val="false"/>
               <w:color w:val="auto"/>
+              <w:spacing w:val="0"/>
+              <w:w w:val="100"/>
               <w:sz w:val="16"/>
               <w:szCs w:val="16"/>
               <w:lang w:val="ro-RO"/>
@@ -6815,6 +7463,8 @@
               <w:b w:val="false"/>
               <w:i w:val="false"/>
               <w:color w:val="auto"/>
+              <w:spacing w:val="0"/>
+              <w:w w:val="100"/>
               <w:sz w:val="16"/>
               <w:szCs w:val="16"/>
               <w:lang w:val="ro-RO"/>
@@ -6834,6 +7484,8 @@
               <w:b/>
               <w:i w:val="false"/>
               <w:color w:val="auto"/>
+              <w:spacing w:val="0"/>
+              <w:w w:val="100"/>
               <w:sz w:val="16"/>
               <w:szCs w:val="16"/>
               <w:lang w:val="ro-RO"/>
@@ -6845,6 +7497,8 @@
               <w:b/>
               <w:i w:val="false"/>
               <w:color w:val="auto"/>
+              <w:spacing w:val="0"/>
+              <w:w w:val="100"/>
               <w:sz w:val="16"/>
               <w:szCs w:val="16"/>
               <w:lang w:val="ro-RO"/>
@@ -6864,6 +7518,8 @@
               <w:b w:val="false"/>
               <w:i w:val="false"/>
               <w:color w:val="auto"/>
+              <w:spacing w:val="0"/>
+              <w:w w:val="100"/>
               <w:sz w:val="16"/>
               <w:szCs w:val="16"/>
               <w:lang w:val="ro-RO"/>
@@ -6875,6 +7531,8 @@
               <w:b w:val="false"/>
               <w:i w:val="false"/>
               <w:color w:val="auto"/>
+              <w:spacing w:val="0"/>
+              <w:w w:val="100"/>
               <w:sz w:val="16"/>
               <w:szCs w:val="16"/>
               <w:lang w:val="ro-RO"/>
@@ -6894,6 +7552,8 @@
               <w:b w:val="false"/>
               <w:i w:val="false"/>
               <w:color w:val="auto"/>
+              <w:spacing w:val="0"/>
+              <w:w w:val="100"/>
               <w:sz w:val="16"/>
               <w:szCs w:val="16"/>
               <w:lang w:val="ro-RO"/>
@@ -6905,6 +7565,8 @@
               <w:b w:val="false"/>
               <w:i w:val="false"/>
               <w:color w:val="auto"/>
+              <w:spacing w:val="0"/>
+              <w:w w:val="100"/>
               <w:sz w:val="16"/>
               <w:szCs w:val="16"/>
               <w:lang w:val="ro-RO"/>
@@ -6935,6 +7597,8 @@
               <w:b w:val="false"/>
               <w:i w:val="false"/>
               <w:color w:val="auto"/>
+              <w:spacing w:val="0"/>
+              <w:w w:val="100"/>
               <w:sz w:val="16"/>
               <w:szCs w:val="16"/>
               <w:lang w:val="ro-RO"/>
@@ -6946,6 +7610,8 @@
               <w:b w:val="false"/>
               <w:i w:val="false"/>
               <w:color w:val="auto"/>
+              <w:spacing w:val="0"/>
+              <w:w w:val="100"/>
               <w:sz w:val="16"/>
               <w:szCs w:val="16"/>
               <w:lang w:val="ro-RO"/>
@@ -6965,6 +7631,8 @@
               <w:b/>
               <w:i w:val="false"/>
               <w:color w:val="auto"/>
+              <w:spacing w:val="0"/>
+              <w:w w:val="100"/>
               <w:sz w:val="16"/>
               <w:szCs w:val="16"/>
               <w:lang w:val="ro-RO"/>
@@ -6976,6 +7644,8 @@
               <w:b/>
               <w:i w:val="false"/>
               <w:color w:val="auto"/>
+              <w:spacing w:val="0"/>
+              <w:w w:val="100"/>
               <w:sz w:val="16"/>
               <w:szCs w:val="16"/>
               <w:lang w:val="ro-RO"/>
@@ -7008,6 +7678,8 @@
               <w:b w:val="false"/>
               <w:i w:val="false"/>
               <w:color w:val="auto"/>
+              <w:spacing w:val="0"/>
+              <w:w w:val="100"/>
               <w:sz w:val="16"/>
               <w:szCs w:val="16"/>
               <w:lang w:val="ro-RO"/>
@@ -7019,6 +7691,8 @@
               <w:b w:val="false"/>
               <w:i w:val="false"/>
               <w:color w:val="auto"/>
+              <w:spacing w:val="0"/>
+              <w:w w:val="100"/>
               <w:sz w:val="16"/>
               <w:szCs w:val="16"/>
               <w:lang w:val="ro-RO"/>
@@ -7038,6 +7712,8 @@
               <w:b/>
               <w:i w:val="false"/>
               <w:color w:val="auto"/>
+              <w:spacing w:val="0"/>
+              <w:w w:val="100"/>
               <w:sz w:val="16"/>
               <w:szCs w:val="16"/>
               <w:lang w:val="ro-RO"/>
@@ -7049,6 +7725,8 @@
               <w:b/>
               <w:i w:val="false"/>
               <w:color w:val="auto"/>
+              <w:spacing w:val="0"/>
+              <w:w w:val="100"/>
               <w:sz w:val="16"/>
               <w:szCs w:val="16"/>
               <w:lang w:val="ro-RO"/>
@@ -7079,6 +7757,8 @@
               <w:b w:val="false"/>
               <w:i w:val="false"/>
               <w:color w:val="auto"/>
+              <w:spacing w:val="0"/>
+              <w:w w:val="100"/>
               <w:sz w:val="16"/>
               <w:szCs w:val="16"/>
               <w:lang w:val="ro-RO"/>
@@ -7090,6 +7770,8 @@
               <w:b w:val="false"/>
               <w:i w:val="false"/>
               <w:color w:val="auto"/>
+              <w:spacing w:val="0"/>
+              <w:w w:val="100"/>
               <w:sz w:val="16"/>
               <w:szCs w:val="16"/>
               <w:lang w:val="ro-RO"/>
@@ -7102,6 +7784,8 @@
               <w:b w:val="false"/>
               <w:i w:val="false"/>
               <w:color w:val="auto"/>
+              <w:spacing w:val="0"/>
+              <w:w w:val="100"/>
               <w:sz w:val="16"/>
               <w:szCs w:val="16"/>
               <w:lang w:val="ro-RO"/>
@@ -7114,6 +7798,8 @@
               <w:b w:val="false"/>
               <w:i w:val="false"/>
               <w:color w:val="auto"/>
+              <w:spacing w:val="0"/>
+              <w:w w:val="100"/>
               <w:sz w:val="16"/>
               <w:szCs w:val="16"/>
               <w:lang w:val="ro-RO"/>
@@ -7126,6 +7812,8 @@
               <w:b w:val="false"/>
               <w:i w:val="false"/>
               <w:color w:val="auto"/>
+              <w:spacing w:val="0"/>
+              <w:w w:val="100"/>
               <w:sz w:val="16"/>
               <w:szCs w:val="16"/>
               <w:lang w:val="ro-RO"/>
@@ -7138,6 +7826,8 @@
               <w:b w:val="false"/>
               <w:i w:val="false"/>
               <w:color w:val="auto"/>
+              <w:spacing w:val="0"/>
+              <w:w w:val="100"/>
               <w:sz w:val="16"/>
               <w:szCs w:val="16"/>
               <w:lang w:val="ro-RO"/>
@@ -7150,6 +7840,8 @@
               <w:b w:val="false"/>
               <w:i w:val="false"/>
               <w:color w:val="auto"/>
+              <w:spacing w:val="0"/>
+              <w:w w:val="100"/>
               <w:sz w:val="16"/>
               <w:szCs w:val="16"/>
               <w:lang w:val="ro-RO"/>
@@ -7162,6 +7854,8 @@
               <w:b w:val="false"/>
               <w:i w:val="false"/>
               <w:color w:val="auto"/>
+              <w:spacing w:val="0"/>
+              <w:w w:val="100"/>
               <w:sz w:val="16"/>
               <w:szCs w:val="16"/>
               <w:lang w:val="ro-RO"/>
@@ -7174,6 +7868,8 @@
               <w:b w:val="false"/>
               <w:i w:val="false"/>
               <w:color w:val="auto"/>
+              <w:spacing w:val="0"/>
+              <w:w w:val="100"/>
               <w:sz w:val="16"/>
               <w:szCs w:val="16"/>
               <w:lang w:val="ro-RO"/>
@@ -7186,6 +7882,8 @@
               <w:b w:val="false"/>
               <w:i w:val="false"/>
               <w:color w:val="auto"/>
+              <w:spacing w:val="0"/>
+              <w:w w:val="100"/>
               <w:sz w:val="16"/>
               <w:szCs w:val="16"/>
               <w:lang w:val="ro-RO"/>
@@ -7198,6 +7896,8 @@
               <w:b w:val="false"/>
               <w:i w:val="false"/>
               <w:color w:val="auto"/>
+              <w:spacing w:val="0"/>
+              <w:w w:val="100"/>
               <w:sz w:val="16"/>
               <w:szCs w:val="16"/>
               <w:lang w:val="ro-RO"/>
@@ -7210,6 +7910,8 @@
               <w:b w:val="false"/>
               <w:i w:val="false"/>
               <w:color w:val="auto"/>
+              <w:spacing w:val="0"/>
+              <w:w w:val="100"/>
               <w:sz w:val="16"/>
               <w:szCs w:val="16"/>
               <w:lang w:val="ro-RO"/>
@@ -7222,6 +7924,8 @@
               <w:b w:val="false"/>
               <w:i w:val="false"/>
               <w:color w:val="auto"/>
+              <w:spacing w:val="0"/>
+              <w:w w:val="100"/>
               <w:sz w:val="16"/>
               <w:szCs w:val="16"/>
               <w:lang w:val="ro-RO"/>
@@ -7239,6 +7943,8 @@
       <w:rPr>
         <w:rFonts w:ascii="Arial" w:hAnsi="Arial" w:eastAsia="Arial" w:cs="Arial"/>
         <w:color w:val="auto"/>
+        <w:spacing w:val="0"/>
+        <w:w w:val="100"/>
         <w:sz w:val="16"/>
         <w:szCs w:val="16"/>
         <w:lang w:val="ro-RO"/>
@@ -7248,6 +7954,8 @@
       <w:rPr>
         <w:rFonts w:eastAsia="Arial" w:cs="Arial" w:ascii="Arial" w:hAnsi="Arial"/>
         <w:color w:val="auto"/>
+        <w:spacing w:val="0"/>
+        <w:w w:val="100"/>
         <w:sz w:val="16"/>
         <w:szCs w:val="16"/>
         <w:lang w:val="ro-RO"/>

--- a/packages/document-engine/templates/12_control_regulation.docx
+++ b/packages/document-engine/templates/12_control_regulation.docx
@@ -1915,9 +1915,7 @@
         <w:gridCol w:w="398"/>
       </w:tblGrid>
       <w:tr>
-        <w:trPr>
-          <w:tblHeader w:val="true"/>
-        </w:trPr>
+        <w:trPr/>
         <w:tc>
           <w:tcPr>
             <w:tcW w:w="467" w:type="dxa"/>
@@ -1944,8 +1942,8 @@
                 <w:color w:val="auto"/>
                 <w:spacing w:val="0"/>
                 <w:w w:val="100"/>
-                <w:sz w:val="20"/>
-                <w:szCs w:val="20"/>
+                <w:sz w:val="16"/>
+                <w:szCs w:val="16"/>
                 <w:lang w:val="ro-RO"/>
               </w:rPr>
             </w:pPr>
@@ -1957,8 +1955,8 @@
                 <w:color w:val="auto"/>
                 <w:spacing w:val="0"/>
                 <w:w w:val="100"/>
-                <w:sz w:val="20"/>
-                <w:szCs w:val="20"/>
+                <w:sz w:val="16"/>
+                <w:szCs w:val="16"/>
                 <w:lang w:val="ro-RO"/>
               </w:rPr>
               <w:t>Nr. crt.</w:t>
@@ -1991,8 +1989,8 @@
                 <w:color w:val="auto"/>
                 <w:spacing w:val="0"/>
                 <w:w w:val="100"/>
-                <w:sz w:val="20"/>
-                <w:szCs w:val="20"/>
+                <w:sz w:val="16"/>
+                <w:szCs w:val="16"/>
                 <w:lang w:val="ro-RO"/>
               </w:rPr>
             </w:pPr>
@@ -2004,8 +2002,8 @@
                 <w:color w:val="auto"/>
                 <w:spacing w:val="0"/>
                 <w:w w:val="100"/>
-                <w:sz w:val="20"/>
-                <w:szCs w:val="20"/>
+                <w:sz w:val="16"/>
+                <w:szCs w:val="16"/>
                 <w:lang w:val="ro-RO"/>
               </w:rPr>
               <w:t>Cine execută controlul intern</w:t>
@@ -2038,8 +2036,8 @@
                 <w:color w:val="auto"/>
                 <w:spacing w:val="0"/>
                 <w:w w:val="100"/>
-                <w:sz w:val="20"/>
-                <w:szCs w:val="20"/>
+                <w:sz w:val="16"/>
+                <w:szCs w:val="16"/>
                 <w:lang w:val="ro-RO"/>
               </w:rPr>
             </w:pPr>
@@ -2051,8 +2049,8 @@
                 <w:color w:val="auto"/>
                 <w:spacing w:val="0"/>
                 <w:w w:val="100"/>
-                <w:sz w:val="20"/>
-                <w:szCs w:val="20"/>
+                <w:sz w:val="16"/>
+                <w:szCs w:val="16"/>
                 <w:lang w:val="ro-RO"/>
               </w:rPr>
               <w:t>Periodicitate control</w:t>
@@ -2085,8 +2083,8 @@
                 <w:color w:val="auto"/>
                 <w:spacing w:val="0"/>
                 <w:w w:val="100"/>
-                <w:sz w:val="20"/>
-                <w:szCs w:val="20"/>
+                <w:sz w:val="16"/>
+                <w:szCs w:val="16"/>
                 <w:lang w:val="ro-RO"/>
               </w:rPr>
             </w:pPr>
@@ -2098,8 +2096,8 @@
                 <w:color w:val="auto"/>
                 <w:spacing w:val="0"/>
                 <w:w w:val="100"/>
-                <w:sz w:val="20"/>
-                <w:szCs w:val="20"/>
+                <w:sz w:val="16"/>
+                <w:szCs w:val="16"/>
                 <w:lang w:val="ro-RO"/>
               </w:rPr>
               <w:t>Sectoare controlate</w:t>
@@ -2133,8 +2131,8 @@
                 <w:color w:val="auto"/>
                 <w:spacing w:val="0"/>
                 <w:w w:val="100"/>
-                <w:sz w:val="20"/>
-                <w:szCs w:val="20"/>
+                <w:sz w:val="16"/>
+                <w:szCs w:val="16"/>
                 <w:lang w:val="ro-RO"/>
               </w:rPr>
             </w:pPr>
@@ -2146,8 +2144,8 @@
                 <w:color w:val="auto"/>
                 <w:spacing w:val="0"/>
                 <w:w w:val="100"/>
-                <w:sz w:val="20"/>
-                <w:szCs w:val="20"/>
+                <w:sz w:val="16"/>
+                <w:szCs w:val="16"/>
                 <w:lang w:val="ro-RO"/>
               </w:rPr>
               <w:t>Lunile anului {{issueYear}}/{{followingYear}}</w:t>
@@ -2361,8 +2359,8 @@
                 <w:color w:val="auto"/>
                 <w:spacing w:val="0"/>
                 <w:w w:val="100"/>
-                <w:sz w:val="20"/>
-                <w:szCs w:val="20"/>
+                <w:sz w:val="16"/>
+                <w:szCs w:val="16"/>
                 <w:lang w:val="ro-RO"/>
               </w:rPr>
             </w:pPr>
@@ -2374,8 +2372,8 @@
                 <w:color w:val="auto"/>
                 <w:spacing w:val="0"/>
                 <w:w w:val="100"/>
-                <w:sz w:val="20"/>
-                <w:szCs w:val="20"/>
+                <w:sz w:val="16"/>
+                <w:szCs w:val="16"/>
                 <w:lang w:val="ro-RO"/>
               </w:rPr>
               <w:t>I</w:t>
@@ -2406,8 +2404,8 @@
                 <w:color w:val="auto"/>
                 <w:spacing w:val="0"/>
                 <w:w w:val="100"/>
-                <w:sz w:val="20"/>
-                <w:szCs w:val="20"/>
+                <w:sz w:val="16"/>
+                <w:szCs w:val="16"/>
                 <w:lang w:val="ro-RO"/>
               </w:rPr>
             </w:pPr>
@@ -2419,8 +2417,8 @@
                 <w:color w:val="auto"/>
                 <w:spacing w:val="0"/>
                 <w:w w:val="100"/>
-                <w:sz w:val="20"/>
-                <w:szCs w:val="20"/>
+                <w:sz w:val="16"/>
+                <w:szCs w:val="16"/>
                 <w:lang w:val="ro-RO"/>
               </w:rPr>
               <w:t>II</w:t>
@@ -2451,8 +2449,8 @@
                 <w:color w:val="auto"/>
                 <w:spacing w:val="0"/>
                 <w:w w:val="100"/>
-                <w:sz w:val="20"/>
-                <w:szCs w:val="20"/>
+                <w:sz w:val="16"/>
+                <w:szCs w:val="16"/>
                 <w:lang w:val="ro-RO"/>
               </w:rPr>
             </w:pPr>
@@ -2464,8 +2462,8 @@
                 <w:color w:val="auto"/>
                 <w:spacing w:val="0"/>
                 <w:w w:val="100"/>
-                <w:sz w:val="20"/>
-                <w:szCs w:val="20"/>
+                <w:sz w:val="16"/>
+                <w:szCs w:val="16"/>
                 <w:lang w:val="ro-RO"/>
               </w:rPr>
               <w:t>III</w:t>
@@ -2496,8 +2494,8 @@
                 <w:color w:val="auto"/>
                 <w:spacing w:val="0"/>
                 <w:w w:val="100"/>
-                <w:sz w:val="20"/>
-                <w:szCs w:val="20"/>
+                <w:sz w:val="16"/>
+                <w:szCs w:val="16"/>
                 <w:lang w:val="ro-RO"/>
               </w:rPr>
             </w:pPr>
@@ -2509,8 +2507,8 @@
                 <w:color w:val="auto"/>
                 <w:spacing w:val="0"/>
                 <w:w w:val="100"/>
-                <w:sz w:val="20"/>
-                <w:szCs w:val="20"/>
+                <w:sz w:val="16"/>
+                <w:szCs w:val="16"/>
                 <w:lang w:val="ro-RO"/>
               </w:rPr>
               <w:t>IV</w:t>
@@ -2541,8 +2539,8 @@
                 <w:color w:val="auto"/>
                 <w:spacing w:val="0"/>
                 <w:w w:val="100"/>
-                <w:sz w:val="20"/>
-                <w:szCs w:val="20"/>
+                <w:sz w:val="16"/>
+                <w:szCs w:val="16"/>
                 <w:lang w:val="ro-RO"/>
               </w:rPr>
             </w:pPr>
@@ -2554,8 +2552,8 @@
                 <w:color w:val="auto"/>
                 <w:spacing w:val="0"/>
                 <w:w w:val="100"/>
-                <w:sz w:val="20"/>
-                <w:szCs w:val="20"/>
+                <w:sz w:val="16"/>
+                <w:szCs w:val="16"/>
                 <w:lang w:val="ro-RO"/>
               </w:rPr>
               <w:t>V</w:t>
@@ -2586,8 +2584,8 @@
                 <w:color w:val="auto"/>
                 <w:spacing w:val="0"/>
                 <w:w w:val="100"/>
-                <w:sz w:val="20"/>
-                <w:szCs w:val="20"/>
+                <w:sz w:val="16"/>
+                <w:szCs w:val="16"/>
                 <w:lang w:val="ro-RO"/>
               </w:rPr>
             </w:pPr>
@@ -2599,8 +2597,8 @@
                 <w:color w:val="auto"/>
                 <w:spacing w:val="0"/>
                 <w:w w:val="100"/>
-                <w:sz w:val="20"/>
-                <w:szCs w:val="20"/>
+                <w:sz w:val="16"/>
+                <w:szCs w:val="16"/>
                 <w:lang w:val="ro-RO"/>
               </w:rPr>
               <w:t>VI</w:t>
@@ -2631,8 +2629,8 @@
                 <w:color w:val="auto"/>
                 <w:spacing w:val="0"/>
                 <w:w w:val="100"/>
-                <w:sz w:val="20"/>
-                <w:szCs w:val="20"/>
+                <w:sz w:val="16"/>
+                <w:szCs w:val="16"/>
                 <w:lang w:val="ro-RO"/>
               </w:rPr>
             </w:pPr>
@@ -2644,8 +2642,8 @@
                 <w:color w:val="auto"/>
                 <w:spacing w:val="0"/>
                 <w:w w:val="100"/>
-                <w:sz w:val="20"/>
-                <w:szCs w:val="20"/>
+                <w:sz w:val="16"/>
+                <w:szCs w:val="16"/>
                 <w:lang w:val="ro-RO"/>
               </w:rPr>
               <w:t>VII</w:t>
@@ -2676,8 +2674,8 @@
                 <w:color w:val="auto"/>
                 <w:spacing w:val="0"/>
                 <w:w w:val="100"/>
-                <w:sz w:val="20"/>
-                <w:szCs w:val="20"/>
+                <w:sz w:val="16"/>
+                <w:szCs w:val="16"/>
                 <w:lang w:val="ro-RO"/>
               </w:rPr>
             </w:pPr>
@@ -2689,8 +2687,8 @@
                 <w:color w:val="auto"/>
                 <w:spacing w:val="0"/>
                 <w:w w:val="100"/>
-                <w:sz w:val="20"/>
-                <w:szCs w:val="20"/>
+                <w:sz w:val="16"/>
+                <w:szCs w:val="16"/>
                 <w:lang w:val="ro-RO"/>
               </w:rPr>
               <w:t>VIII</w:t>
@@ -2721,8 +2719,8 @@
                 <w:color w:val="auto"/>
                 <w:spacing w:val="0"/>
                 <w:w w:val="100"/>
-                <w:sz w:val="20"/>
-                <w:szCs w:val="20"/>
+                <w:sz w:val="16"/>
+                <w:szCs w:val="16"/>
                 <w:lang w:val="ro-RO"/>
               </w:rPr>
             </w:pPr>
@@ -2734,8 +2732,8 @@
                 <w:color w:val="auto"/>
                 <w:spacing w:val="0"/>
                 <w:w w:val="100"/>
-                <w:sz w:val="20"/>
-                <w:szCs w:val="20"/>
+                <w:sz w:val="16"/>
+                <w:szCs w:val="16"/>
                 <w:lang w:val="ro-RO"/>
               </w:rPr>
               <w:t>IX</w:t>
@@ -2766,8 +2764,8 @@
                 <w:color w:val="auto"/>
                 <w:spacing w:val="0"/>
                 <w:w w:val="100"/>
-                <w:sz w:val="20"/>
-                <w:szCs w:val="20"/>
+                <w:sz w:val="16"/>
+                <w:szCs w:val="16"/>
                 <w:lang w:val="ro-RO"/>
               </w:rPr>
             </w:pPr>
@@ -2779,8 +2777,8 @@
                 <w:color w:val="auto"/>
                 <w:spacing w:val="0"/>
                 <w:w w:val="100"/>
-                <w:sz w:val="20"/>
-                <w:szCs w:val="20"/>
+                <w:sz w:val="16"/>
+                <w:szCs w:val="16"/>
                 <w:lang w:val="ro-RO"/>
               </w:rPr>
               <w:t>X</w:t>
@@ -2811,8 +2809,8 @@
                 <w:color w:val="auto"/>
                 <w:spacing w:val="0"/>
                 <w:w w:val="100"/>
-                <w:sz w:val="20"/>
-                <w:szCs w:val="20"/>
+                <w:sz w:val="16"/>
+                <w:szCs w:val="16"/>
                 <w:lang w:val="ro-RO"/>
               </w:rPr>
             </w:pPr>
@@ -2824,8 +2822,8 @@
                 <w:color w:val="auto"/>
                 <w:spacing w:val="0"/>
                 <w:w w:val="100"/>
-                <w:sz w:val="20"/>
-                <w:szCs w:val="20"/>
+                <w:sz w:val="16"/>
+                <w:szCs w:val="16"/>
                 <w:lang w:val="ro-RO"/>
               </w:rPr>
               <w:t>XI</w:t>
@@ -2857,8 +2855,8 @@
                 <w:color w:val="auto"/>
                 <w:spacing w:val="0"/>
                 <w:w w:val="100"/>
-                <w:sz w:val="20"/>
-                <w:szCs w:val="20"/>
+                <w:sz w:val="16"/>
+                <w:szCs w:val="16"/>
                 <w:lang w:val="ro-RO"/>
               </w:rPr>
             </w:pPr>
@@ -2870,8 +2868,8 @@
                 <w:color w:val="auto"/>
                 <w:spacing w:val="0"/>
                 <w:w w:val="100"/>
-                <w:sz w:val="20"/>
-                <w:szCs w:val="20"/>
+                <w:sz w:val="16"/>
+                <w:szCs w:val="16"/>
                 <w:lang w:val="ro-RO"/>
               </w:rPr>
               <w:t>XII</w:t>
@@ -2905,8 +2903,8 @@
                 <w:color w:val="auto"/>
                 <w:spacing w:val="0"/>
                 <w:w w:val="100"/>
-                <w:sz w:val="20"/>
-                <w:szCs w:val="20"/>
+                <w:sz w:val="16"/>
+                <w:szCs w:val="16"/>
                 <w:lang w:val="ro-RO"/>
               </w:rPr>
             </w:pPr>
@@ -2918,8 +2916,8 @@
                 <w:color w:val="auto"/>
                 <w:spacing w:val="0"/>
                 <w:w w:val="100"/>
-                <w:sz w:val="20"/>
-                <w:szCs w:val="20"/>
+                <w:sz w:val="16"/>
+                <w:szCs w:val="16"/>
                 <w:lang w:val="ro-RO"/>
               </w:rPr>
               <w:t>1.</w:t>
@@ -2950,8 +2948,8 @@
                 <w:color w:val="auto"/>
                 <w:spacing w:val="0"/>
                 <w:w w:val="100"/>
-                <w:sz w:val="20"/>
-                <w:szCs w:val="20"/>
+                <w:sz w:val="16"/>
+                <w:szCs w:val="16"/>
                 <w:lang w:val="ro-RO"/>
               </w:rPr>
             </w:pPr>
@@ -2963,8 +2961,8 @@
                 <w:color w:val="auto"/>
                 <w:spacing w:val="0"/>
                 <w:w w:val="100"/>
-                <w:sz w:val="20"/>
-                <w:szCs w:val="20"/>
+                <w:sz w:val="16"/>
+                <w:szCs w:val="16"/>
                 <w:lang w:val="ro-RO"/>
               </w:rPr>
               <w:t>Angajator</w:t>
@@ -2995,8 +2993,8 @@
                 <w:color w:val="auto"/>
                 <w:spacing w:val="0"/>
                 <w:w w:val="100"/>
-                <w:sz w:val="20"/>
-                <w:szCs w:val="20"/>
+                <w:sz w:val="16"/>
+                <w:szCs w:val="16"/>
                 <w:lang w:val="ro-RO"/>
               </w:rPr>
             </w:pPr>
@@ -3008,8 +3006,8 @@
                 <w:color w:val="auto"/>
                 <w:spacing w:val="0"/>
                 <w:w w:val="100"/>
-                <w:sz w:val="20"/>
-                <w:szCs w:val="20"/>
+                <w:sz w:val="16"/>
+                <w:szCs w:val="16"/>
                 <w:lang w:val="ro-RO"/>
               </w:rPr>
               <w:t>Anual</w:t>
@@ -3040,8 +3038,8 @@
                 <w:color w:val="auto"/>
                 <w:spacing w:val="0"/>
                 <w:w w:val="100"/>
-                <w:sz w:val="20"/>
-                <w:szCs w:val="20"/>
+                <w:sz w:val="16"/>
+                <w:szCs w:val="16"/>
                 <w:lang w:val="ro-RO"/>
               </w:rPr>
             </w:pPr>
@@ -3053,8 +3051,8 @@
                 <w:color w:val="auto"/>
                 <w:spacing w:val="0"/>
                 <w:w w:val="100"/>
-                <w:sz w:val="20"/>
-                <w:szCs w:val="20"/>
+                <w:sz w:val="16"/>
+                <w:szCs w:val="16"/>
                 <w:lang w:val="ro-RO"/>
               </w:rPr>
               <w:t>Întreaga unitate</w:t>
@@ -3085,8 +3083,8 @@
                 <w:color w:val="auto"/>
                 <w:spacing w:val="0"/>
                 <w:w w:val="100"/>
-                <w:sz w:val="20"/>
-                <w:szCs w:val="20"/>
+                <w:sz w:val="16"/>
+                <w:szCs w:val="16"/>
                 <w:lang w:val="ro-RO"/>
               </w:rPr>
             </w:pPr>
@@ -3098,8 +3096,8 @@
                 <w:color w:val="auto"/>
                 <w:spacing w:val="0"/>
                 <w:w w:val="100"/>
-                <w:sz w:val="20"/>
-                <w:szCs w:val="20"/>
+                <w:sz w:val="16"/>
+                <w:szCs w:val="16"/>
                 <w:lang w:val="ro-RO"/>
               </w:rPr>
               <w:t>-</w:t>
@@ -3130,8 +3128,8 @@
                 <w:color w:val="auto"/>
                 <w:spacing w:val="0"/>
                 <w:w w:val="100"/>
-                <w:sz w:val="20"/>
-                <w:szCs w:val="20"/>
+                <w:sz w:val="16"/>
+                <w:szCs w:val="16"/>
                 <w:lang w:val="ro-RO"/>
               </w:rPr>
             </w:pPr>
@@ -3143,8 +3141,8 @@
                 <w:color w:val="auto"/>
                 <w:spacing w:val="0"/>
                 <w:w w:val="100"/>
-                <w:sz w:val="20"/>
-                <w:szCs w:val="20"/>
+                <w:sz w:val="16"/>
+                <w:szCs w:val="16"/>
                 <w:lang w:val="ro-RO"/>
               </w:rPr>
               <w:t>-</w:t>
@@ -3175,8 +3173,8 @@
                 <w:color w:val="auto"/>
                 <w:spacing w:val="0"/>
                 <w:w w:val="100"/>
-                <w:sz w:val="20"/>
-                <w:szCs w:val="20"/>
+                <w:sz w:val="16"/>
+                <w:szCs w:val="16"/>
                 <w:lang w:val="ro-RO"/>
               </w:rPr>
             </w:pPr>
@@ -3188,8 +3186,8 @@
                 <w:color w:val="auto"/>
                 <w:spacing w:val="0"/>
                 <w:w w:val="100"/>
-                <w:sz w:val="20"/>
-                <w:szCs w:val="20"/>
+                <w:sz w:val="16"/>
+                <w:szCs w:val="16"/>
                 <w:lang w:val="ro-RO"/>
               </w:rPr>
               <w:t>-</w:t>
@@ -3220,8 +3218,8 @@
                 <w:color w:val="auto"/>
                 <w:spacing w:val="0"/>
                 <w:w w:val="100"/>
-                <w:sz w:val="20"/>
-                <w:szCs w:val="20"/>
+                <w:sz w:val="16"/>
+                <w:szCs w:val="16"/>
                 <w:lang w:val="ro-RO"/>
               </w:rPr>
             </w:pPr>
@@ -3233,8 +3231,8 @@
                 <w:color w:val="auto"/>
                 <w:spacing w:val="0"/>
                 <w:w w:val="100"/>
-                <w:sz w:val="20"/>
-                <w:szCs w:val="20"/>
+                <w:sz w:val="16"/>
+                <w:szCs w:val="16"/>
                 <w:lang w:val="ro-RO"/>
               </w:rPr>
               <w:t>-</w:t>
@@ -3265,8 +3263,8 @@
                 <w:color w:val="auto"/>
                 <w:spacing w:val="0"/>
                 <w:w w:val="100"/>
-                <w:sz w:val="20"/>
-                <w:szCs w:val="20"/>
+                <w:sz w:val="16"/>
+                <w:szCs w:val="16"/>
                 <w:lang w:val="ro-RO"/>
               </w:rPr>
             </w:pPr>
@@ -3278,8 +3276,8 @@
                 <w:color w:val="auto"/>
                 <w:spacing w:val="0"/>
                 <w:w w:val="100"/>
-                <w:sz w:val="20"/>
-                <w:szCs w:val="20"/>
+                <w:sz w:val="16"/>
+                <w:szCs w:val="16"/>
                 <w:lang w:val="ro-RO"/>
               </w:rPr>
               <w:t>-</w:t>
@@ -3310,8 +3308,8 @@
                 <w:color w:val="auto"/>
                 <w:spacing w:val="0"/>
                 <w:w w:val="100"/>
-                <w:sz w:val="20"/>
-                <w:szCs w:val="20"/>
+                <w:sz w:val="16"/>
+                <w:szCs w:val="16"/>
                 <w:lang w:val="ro-RO"/>
               </w:rPr>
             </w:pPr>
@@ -3323,8 +3321,8 @@
                 <w:color w:val="auto"/>
                 <w:spacing w:val="0"/>
                 <w:w w:val="100"/>
-                <w:sz w:val="20"/>
-                <w:szCs w:val="20"/>
+                <w:sz w:val="16"/>
+                <w:szCs w:val="16"/>
                 <w:lang w:val="ro-RO"/>
               </w:rPr>
               <w:t>-</w:t>
@@ -3355,8 +3353,8 @@
                 <w:color w:val="auto"/>
                 <w:spacing w:val="0"/>
                 <w:w w:val="100"/>
-                <w:sz w:val="20"/>
-                <w:szCs w:val="20"/>
+                <w:sz w:val="16"/>
+                <w:szCs w:val="16"/>
                 <w:lang w:val="ro-RO"/>
               </w:rPr>
             </w:pPr>
@@ -3368,8 +3366,8 @@
                 <w:color w:val="auto"/>
                 <w:spacing w:val="0"/>
                 <w:w w:val="100"/>
-                <w:sz w:val="20"/>
-                <w:szCs w:val="20"/>
+                <w:sz w:val="16"/>
+                <w:szCs w:val="16"/>
                 <w:lang w:val="ro-RO"/>
               </w:rPr>
               <w:t>-</w:t>
@@ -3400,8 +3398,8 @@
                 <w:color w:val="auto"/>
                 <w:spacing w:val="0"/>
                 <w:w w:val="100"/>
-                <w:sz w:val="20"/>
-                <w:szCs w:val="20"/>
+                <w:sz w:val="16"/>
+                <w:szCs w:val="16"/>
                 <w:lang w:val="ro-RO"/>
               </w:rPr>
             </w:pPr>
@@ -3413,8 +3411,8 @@
                 <w:color w:val="auto"/>
                 <w:spacing w:val="0"/>
                 <w:w w:val="100"/>
-                <w:sz w:val="20"/>
-                <w:szCs w:val="20"/>
+                <w:sz w:val="16"/>
+                <w:szCs w:val="16"/>
                 <w:lang w:val="ro-RO"/>
               </w:rPr>
               <w:t>-</w:t>
@@ -3445,8 +3443,8 @@
                 <w:color w:val="auto"/>
                 <w:spacing w:val="0"/>
                 <w:w w:val="100"/>
-                <w:sz w:val="20"/>
-                <w:szCs w:val="20"/>
+                <w:sz w:val="16"/>
+                <w:szCs w:val="16"/>
                 <w:lang w:val="ro-RO"/>
               </w:rPr>
             </w:pPr>
@@ -3458,8 +3456,8 @@
                 <w:color w:val="auto"/>
                 <w:spacing w:val="0"/>
                 <w:w w:val="100"/>
-                <w:sz w:val="20"/>
-                <w:szCs w:val="20"/>
+                <w:sz w:val="16"/>
+                <w:szCs w:val="16"/>
                 <w:lang w:val="ro-RO"/>
               </w:rPr>
               <w:t>-</w:t>
@@ -3490,8 +3488,8 @@
                 <w:color w:val="auto"/>
                 <w:spacing w:val="0"/>
                 <w:w w:val="100"/>
-                <w:sz w:val="20"/>
-                <w:szCs w:val="20"/>
+                <w:sz w:val="16"/>
+                <w:szCs w:val="16"/>
                 <w:lang w:val="ro-RO"/>
               </w:rPr>
             </w:pPr>
@@ -3503,8 +3501,8 @@
                 <w:color w:val="auto"/>
                 <w:spacing w:val="0"/>
                 <w:w w:val="100"/>
-                <w:sz w:val="20"/>
-                <w:szCs w:val="20"/>
+                <w:sz w:val="16"/>
+                <w:szCs w:val="16"/>
                 <w:lang w:val="ro-RO"/>
               </w:rPr>
               <w:t>-</w:t>
@@ -3535,8 +3533,8 @@
                 <w:color w:val="auto"/>
                 <w:spacing w:val="0"/>
                 <w:w w:val="100"/>
-                <w:sz w:val="20"/>
-                <w:szCs w:val="20"/>
+                <w:sz w:val="16"/>
+                <w:szCs w:val="16"/>
                 <w:lang w:val="ro-RO"/>
               </w:rPr>
             </w:pPr>
@@ -3548,8 +3546,8 @@
                 <w:color w:val="auto"/>
                 <w:spacing w:val="0"/>
                 <w:w w:val="100"/>
-                <w:sz w:val="20"/>
-                <w:szCs w:val="20"/>
+                <w:sz w:val="16"/>
+                <w:szCs w:val="16"/>
                 <w:lang w:val="ro-RO"/>
               </w:rPr>
               <w:t>-</w:t>
@@ -3581,8 +3579,8 @@
                 <w:color w:val="auto"/>
                 <w:spacing w:val="0"/>
                 <w:w w:val="100"/>
-                <w:sz w:val="20"/>
-                <w:szCs w:val="20"/>
+                <w:sz w:val="16"/>
+                <w:szCs w:val="16"/>
                 <w:lang w:val="ro-RO"/>
               </w:rPr>
             </w:pPr>
@@ -3594,8 +3592,8 @@
                 <w:color w:val="auto"/>
                 <w:spacing w:val="0"/>
                 <w:w w:val="100"/>
-                <w:sz w:val="20"/>
-                <w:szCs w:val="20"/>
+                <w:sz w:val="16"/>
+                <w:szCs w:val="16"/>
                 <w:lang w:val="ro-RO"/>
               </w:rPr>
               <w:t>x</w:t>
@@ -3629,8 +3627,8 @@
                 <w:color w:val="auto"/>
                 <w:spacing w:val="0"/>
                 <w:w w:val="100"/>
-                <w:sz w:val="20"/>
-                <w:szCs w:val="20"/>
+                <w:sz w:val="16"/>
+                <w:szCs w:val="16"/>
                 <w:lang w:val="ro-RO"/>
               </w:rPr>
             </w:pPr>
@@ -3642,8 +3640,8 @@
                 <w:color w:val="auto"/>
                 <w:spacing w:val="0"/>
                 <w:w w:val="100"/>
-                <w:sz w:val="20"/>
-                <w:szCs w:val="20"/>
+                <w:sz w:val="16"/>
+                <w:szCs w:val="16"/>
                 <w:lang w:val="ro-RO"/>
               </w:rPr>
               <w:t>2.</w:t>
@@ -3674,8 +3672,8 @@
                 <w:color w:val="auto"/>
                 <w:spacing w:val="0"/>
                 <w:w w:val="100"/>
-                <w:sz w:val="20"/>
-                <w:szCs w:val="20"/>
+                <w:sz w:val="16"/>
+                <w:szCs w:val="16"/>
                 <w:lang w:val="ro-RO"/>
               </w:rPr>
             </w:pPr>
@@ -3687,8 +3685,8 @@
                 <w:color w:val="auto"/>
                 <w:spacing w:val="0"/>
                 <w:w w:val="100"/>
-                <w:sz w:val="20"/>
-                <w:szCs w:val="20"/>
+                <w:sz w:val="16"/>
+                <w:szCs w:val="16"/>
                 <w:lang w:val="ro-RO"/>
               </w:rPr>
               <w:t>Serviciul extern de prevenire și protecție</w:t>
@@ -3719,8 +3717,8 @@
                 <w:color w:val="auto"/>
                 <w:spacing w:val="0"/>
                 <w:w w:val="100"/>
-                <w:sz w:val="20"/>
-                <w:szCs w:val="20"/>
+                <w:sz w:val="16"/>
+                <w:szCs w:val="16"/>
                 <w:lang w:val="ro-RO"/>
               </w:rPr>
             </w:pPr>
@@ -3732,8 +3730,8 @@
                 <w:color w:val="auto"/>
                 <w:spacing w:val="0"/>
                 <w:w w:val="100"/>
-                <w:sz w:val="20"/>
-                <w:szCs w:val="20"/>
+                <w:sz w:val="16"/>
+                <w:szCs w:val="16"/>
                 <w:lang w:val="ro-RO"/>
               </w:rPr>
               <w:t>Trimestrial</w:t>
@@ -3764,8 +3762,8 @@
                 <w:color w:val="auto"/>
                 <w:spacing w:val="0"/>
                 <w:w w:val="100"/>
-                <w:sz w:val="20"/>
-                <w:szCs w:val="20"/>
+                <w:sz w:val="16"/>
+                <w:szCs w:val="16"/>
                 <w:lang w:val="ro-RO"/>
               </w:rPr>
             </w:pPr>
@@ -3777,8 +3775,8 @@
                 <w:color w:val="auto"/>
                 <w:spacing w:val="0"/>
                 <w:w w:val="100"/>
-                <w:sz w:val="20"/>
-                <w:szCs w:val="20"/>
+                <w:sz w:val="16"/>
+                <w:szCs w:val="16"/>
                 <w:lang w:val="ro-RO"/>
               </w:rPr>
               <w:t>Întreaga unitate</w:t>
@@ -3809,8 +3807,8 @@
                 <w:color w:val="auto"/>
                 <w:spacing w:val="0"/>
                 <w:w w:val="100"/>
-                <w:sz w:val="20"/>
-                <w:szCs w:val="20"/>
+                <w:sz w:val="16"/>
+                <w:szCs w:val="16"/>
                 <w:lang w:val="ro-RO"/>
               </w:rPr>
             </w:pPr>
@@ -3822,8 +3820,8 @@
                 <w:color w:val="auto"/>
                 <w:spacing w:val="0"/>
                 <w:w w:val="100"/>
-                <w:sz w:val="20"/>
-                <w:szCs w:val="20"/>
+                <w:sz w:val="16"/>
+                <w:szCs w:val="16"/>
                 <w:lang w:val="ro-RO"/>
               </w:rPr>
               <w:t>-</w:t>
@@ -3854,8 +3852,8 @@
                 <w:color w:val="auto"/>
                 <w:spacing w:val="0"/>
                 <w:w w:val="100"/>
-                <w:sz w:val="20"/>
-                <w:szCs w:val="20"/>
+                <w:sz w:val="16"/>
+                <w:szCs w:val="16"/>
                 <w:lang w:val="ro-RO"/>
               </w:rPr>
             </w:pPr>
@@ -3867,8 +3865,8 @@
                 <w:color w:val="auto"/>
                 <w:spacing w:val="0"/>
                 <w:w w:val="100"/>
-                <w:sz w:val="20"/>
-                <w:szCs w:val="20"/>
+                <w:sz w:val="16"/>
+                <w:szCs w:val="16"/>
                 <w:lang w:val="ro-RO"/>
               </w:rPr>
               <w:t>-</w:t>
@@ -3899,8 +3897,8 @@
                 <w:color w:val="auto"/>
                 <w:spacing w:val="0"/>
                 <w:w w:val="100"/>
-                <w:sz w:val="20"/>
-                <w:szCs w:val="20"/>
+                <w:sz w:val="16"/>
+                <w:szCs w:val="16"/>
                 <w:lang w:val="ro-RO"/>
               </w:rPr>
             </w:pPr>
@@ -3912,8 +3910,8 @@
                 <w:color w:val="auto"/>
                 <w:spacing w:val="0"/>
                 <w:w w:val="100"/>
-                <w:sz w:val="20"/>
-                <w:szCs w:val="20"/>
+                <w:sz w:val="16"/>
+                <w:szCs w:val="16"/>
                 <w:lang w:val="ro-RO"/>
               </w:rPr>
               <w:t>x</w:t>
@@ -3944,8 +3942,8 @@
                 <w:color w:val="auto"/>
                 <w:spacing w:val="0"/>
                 <w:w w:val="100"/>
-                <w:sz w:val="20"/>
-                <w:szCs w:val="20"/>
+                <w:sz w:val="16"/>
+                <w:szCs w:val="16"/>
                 <w:lang w:val="ro-RO"/>
               </w:rPr>
             </w:pPr>
@@ -3957,8 +3955,8 @@
                 <w:color w:val="auto"/>
                 <w:spacing w:val="0"/>
                 <w:w w:val="100"/>
-                <w:sz w:val="20"/>
-                <w:szCs w:val="20"/>
+                <w:sz w:val="16"/>
+                <w:szCs w:val="16"/>
                 <w:lang w:val="ro-RO"/>
               </w:rPr>
               <w:t>-</w:t>
@@ -3989,8 +3987,8 @@
                 <w:color w:val="auto"/>
                 <w:spacing w:val="0"/>
                 <w:w w:val="100"/>
-                <w:sz w:val="20"/>
-                <w:szCs w:val="20"/>
+                <w:sz w:val="16"/>
+                <w:szCs w:val="16"/>
                 <w:lang w:val="ro-RO"/>
               </w:rPr>
             </w:pPr>
@@ -4002,8 +4000,8 @@
                 <w:color w:val="auto"/>
                 <w:spacing w:val="0"/>
                 <w:w w:val="100"/>
-                <w:sz w:val="20"/>
-                <w:szCs w:val="20"/>
+                <w:sz w:val="16"/>
+                <w:szCs w:val="16"/>
                 <w:lang w:val="ro-RO"/>
               </w:rPr>
               <w:t>-</w:t>
@@ -4034,8 +4032,8 @@
                 <w:color w:val="auto"/>
                 <w:spacing w:val="0"/>
                 <w:w w:val="100"/>
-                <w:sz w:val="20"/>
-                <w:szCs w:val="20"/>
+                <w:sz w:val="16"/>
+                <w:szCs w:val="16"/>
                 <w:lang w:val="ro-RO"/>
               </w:rPr>
             </w:pPr>
@@ -4047,8 +4045,8 @@
                 <w:color w:val="auto"/>
                 <w:spacing w:val="0"/>
                 <w:w w:val="100"/>
-                <w:sz w:val="20"/>
-                <w:szCs w:val="20"/>
+                <w:sz w:val="16"/>
+                <w:szCs w:val="16"/>
                 <w:lang w:val="ro-RO"/>
               </w:rPr>
               <w:t>x</w:t>
@@ -4079,8 +4077,8 @@
                 <w:color w:val="auto"/>
                 <w:spacing w:val="0"/>
                 <w:w w:val="100"/>
-                <w:sz w:val="20"/>
-                <w:szCs w:val="20"/>
+                <w:sz w:val="16"/>
+                <w:szCs w:val="16"/>
                 <w:lang w:val="ro-RO"/>
               </w:rPr>
             </w:pPr>
@@ -4092,8 +4090,8 @@
                 <w:color w:val="auto"/>
                 <w:spacing w:val="0"/>
                 <w:w w:val="100"/>
-                <w:sz w:val="20"/>
-                <w:szCs w:val="20"/>
+                <w:sz w:val="16"/>
+                <w:szCs w:val="16"/>
                 <w:lang w:val="ro-RO"/>
               </w:rPr>
               <w:t>-</w:t>
@@ -4124,8 +4122,8 @@
                 <w:color w:val="auto"/>
                 <w:spacing w:val="0"/>
                 <w:w w:val="100"/>
-                <w:sz w:val="20"/>
-                <w:szCs w:val="20"/>
+                <w:sz w:val="16"/>
+                <w:szCs w:val="16"/>
                 <w:lang w:val="ro-RO"/>
               </w:rPr>
             </w:pPr>
@@ -4137,8 +4135,8 @@
                 <w:color w:val="auto"/>
                 <w:spacing w:val="0"/>
                 <w:w w:val="100"/>
-                <w:sz w:val="20"/>
-                <w:szCs w:val="20"/>
+                <w:sz w:val="16"/>
+                <w:szCs w:val="16"/>
                 <w:lang w:val="ro-RO"/>
               </w:rPr>
               <w:t>-</w:t>
@@ -4169,8 +4167,8 @@
                 <w:color w:val="auto"/>
                 <w:spacing w:val="0"/>
                 <w:w w:val="100"/>
-                <w:sz w:val="20"/>
-                <w:szCs w:val="20"/>
+                <w:sz w:val="16"/>
+                <w:szCs w:val="16"/>
                 <w:lang w:val="ro-RO"/>
               </w:rPr>
             </w:pPr>
@@ -4182,8 +4180,8 @@
                 <w:color w:val="auto"/>
                 <w:spacing w:val="0"/>
                 <w:w w:val="100"/>
-                <w:sz w:val="20"/>
-                <w:szCs w:val="20"/>
+                <w:sz w:val="16"/>
+                <w:szCs w:val="16"/>
                 <w:lang w:val="ro-RO"/>
               </w:rPr>
               <w:t>x</w:t>
@@ -4214,8 +4212,8 @@
                 <w:color w:val="auto"/>
                 <w:spacing w:val="0"/>
                 <w:w w:val="100"/>
-                <w:sz w:val="20"/>
-                <w:szCs w:val="20"/>
+                <w:sz w:val="16"/>
+                <w:szCs w:val="16"/>
                 <w:lang w:val="ro-RO"/>
               </w:rPr>
             </w:pPr>
@@ -4227,8 +4225,8 @@
                 <w:color w:val="auto"/>
                 <w:spacing w:val="0"/>
                 <w:w w:val="100"/>
-                <w:sz w:val="20"/>
-                <w:szCs w:val="20"/>
+                <w:sz w:val="16"/>
+                <w:szCs w:val="16"/>
                 <w:lang w:val="ro-RO"/>
               </w:rPr>
               <w:t>-</w:t>
@@ -4259,8 +4257,8 @@
                 <w:color w:val="auto"/>
                 <w:spacing w:val="0"/>
                 <w:w w:val="100"/>
-                <w:sz w:val="20"/>
-                <w:szCs w:val="20"/>
+                <w:sz w:val="16"/>
+                <w:szCs w:val="16"/>
                 <w:lang w:val="ro-RO"/>
               </w:rPr>
             </w:pPr>
@@ -4272,8 +4270,8 @@
                 <w:color w:val="auto"/>
                 <w:spacing w:val="0"/>
                 <w:w w:val="100"/>
-                <w:sz w:val="20"/>
-                <w:szCs w:val="20"/>
+                <w:sz w:val="16"/>
+                <w:szCs w:val="16"/>
                 <w:lang w:val="ro-RO"/>
               </w:rPr>
               <w:t>-</w:t>
@@ -4305,8 +4303,8 @@
                 <w:color w:val="auto"/>
                 <w:spacing w:val="0"/>
                 <w:w w:val="100"/>
-                <w:sz w:val="20"/>
-                <w:szCs w:val="20"/>
+                <w:sz w:val="16"/>
+                <w:szCs w:val="16"/>
                 <w:lang w:val="ro-RO"/>
               </w:rPr>
             </w:pPr>
@@ -4318,8 +4316,8 @@
                 <w:color w:val="auto"/>
                 <w:spacing w:val="0"/>
                 <w:w w:val="100"/>
-                <w:sz w:val="20"/>
-                <w:szCs w:val="20"/>
+                <w:sz w:val="16"/>
+                <w:szCs w:val="16"/>
                 <w:lang w:val="ro-RO"/>
               </w:rPr>
               <w:t>x</w:t>
@@ -4353,8 +4351,8 @@
                 <w:color w:val="auto"/>
                 <w:spacing w:val="0"/>
                 <w:w w:val="100"/>
-                <w:sz w:val="20"/>
-                <w:szCs w:val="20"/>
+                <w:sz w:val="16"/>
+                <w:szCs w:val="16"/>
                 <w:lang w:val="ro-RO"/>
               </w:rPr>
             </w:pPr>
@@ -4366,8 +4364,8 @@
                 <w:color w:val="auto"/>
                 <w:spacing w:val="0"/>
                 <w:w w:val="100"/>
-                <w:sz w:val="20"/>
-                <w:szCs w:val="20"/>
+                <w:sz w:val="16"/>
+                <w:szCs w:val="16"/>
                 <w:lang w:val="ro-RO"/>
               </w:rPr>
               <w:t>3.</w:t>
@@ -4398,8 +4396,8 @@
                 <w:color w:val="auto"/>
                 <w:spacing w:val="0"/>
                 <w:w w:val="100"/>
-                <w:sz w:val="20"/>
-                <w:szCs w:val="20"/>
+                <w:sz w:val="16"/>
+                <w:szCs w:val="16"/>
                 <w:lang w:val="ro-RO"/>
               </w:rPr>
             </w:pPr>
@@ -4411,8 +4409,8 @@
                 <w:color w:val="auto"/>
                 <w:spacing w:val="0"/>
                 <w:w w:val="100"/>
-                <w:sz w:val="20"/>
-                <w:szCs w:val="20"/>
+                <w:sz w:val="16"/>
+                <w:szCs w:val="16"/>
                 <w:lang w:val="ro-RO"/>
               </w:rPr>
               <w:t>Șefii locurilor de muncă</w:t>
@@ -4443,8 +4441,8 @@
                 <w:color w:val="auto"/>
                 <w:spacing w:val="0"/>
                 <w:w w:val="100"/>
-                <w:sz w:val="20"/>
-                <w:szCs w:val="20"/>
+                <w:sz w:val="16"/>
+                <w:szCs w:val="16"/>
                 <w:lang w:val="ro-RO"/>
               </w:rPr>
             </w:pPr>
@@ -4456,8 +4454,8 @@
                 <w:color w:val="auto"/>
                 <w:spacing w:val="0"/>
                 <w:w w:val="100"/>
-                <w:sz w:val="20"/>
-                <w:szCs w:val="20"/>
+                <w:sz w:val="16"/>
+                <w:szCs w:val="16"/>
                 <w:lang w:val="ro-RO"/>
               </w:rPr>
               <w:t>Săptămânal</w:t>
@@ -4488,8 +4486,8 @@
                 <w:color w:val="auto"/>
                 <w:spacing w:val="0"/>
                 <w:w w:val="100"/>
-                <w:sz w:val="20"/>
-                <w:szCs w:val="20"/>
+                <w:sz w:val="16"/>
+                <w:szCs w:val="16"/>
                 <w:lang w:val="ro-RO"/>
               </w:rPr>
             </w:pPr>
@@ -4501,8 +4499,8 @@
                 <w:color w:val="auto"/>
                 <w:spacing w:val="0"/>
                 <w:w w:val="100"/>
-                <w:sz w:val="20"/>
-                <w:szCs w:val="20"/>
+                <w:sz w:val="16"/>
+                <w:szCs w:val="16"/>
                 <w:lang w:val="ro-RO"/>
               </w:rPr>
               <w:t>Locul de muncă</w:t>
@@ -4533,8 +4531,8 @@
                 <w:color w:val="auto"/>
                 <w:spacing w:val="0"/>
                 <w:w w:val="100"/>
-                <w:sz w:val="20"/>
-                <w:szCs w:val="20"/>
+                <w:sz w:val="16"/>
+                <w:szCs w:val="16"/>
                 <w:lang w:val="ro-RO"/>
               </w:rPr>
             </w:pPr>
@@ -4546,8 +4544,8 @@
                 <w:color w:val="auto"/>
                 <w:spacing w:val="0"/>
                 <w:w w:val="100"/>
-                <w:sz w:val="20"/>
-                <w:szCs w:val="20"/>
+                <w:sz w:val="16"/>
+                <w:szCs w:val="16"/>
                 <w:lang w:val="ro-RO"/>
               </w:rPr>
               <w:t>xx</w:t>
@@ -4568,8 +4566,8 @@
                 <w:color w:val="auto"/>
                 <w:spacing w:val="0"/>
                 <w:w w:val="100"/>
-                <w:sz w:val="20"/>
-                <w:szCs w:val="20"/>
+                <w:sz w:val="16"/>
+                <w:szCs w:val="16"/>
                 <w:lang w:val="ro-RO"/>
               </w:rPr>
             </w:pPr>
@@ -4581,8 +4579,8 @@
                 <w:color w:val="auto"/>
                 <w:spacing w:val="0"/>
                 <w:w w:val="100"/>
-                <w:sz w:val="20"/>
-                <w:szCs w:val="20"/>
+                <w:sz w:val="16"/>
+                <w:szCs w:val="16"/>
                 <w:lang w:val="ro-RO"/>
               </w:rPr>
               <w:t>xx</w:t>
@@ -4613,8 +4611,8 @@
                 <w:color w:val="auto"/>
                 <w:spacing w:val="0"/>
                 <w:w w:val="100"/>
-                <w:sz w:val="20"/>
-                <w:szCs w:val="20"/>
+                <w:sz w:val="16"/>
+                <w:szCs w:val="16"/>
                 <w:lang w:val="ro-RO"/>
               </w:rPr>
             </w:pPr>
@@ -4626,8 +4624,8 @@
                 <w:color w:val="auto"/>
                 <w:spacing w:val="0"/>
                 <w:w w:val="100"/>
-                <w:sz w:val="20"/>
-                <w:szCs w:val="20"/>
+                <w:sz w:val="16"/>
+                <w:szCs w:val="16"/>
                 <w:lang w:val="ro-RO"/>
               </w:rPr>
               <w:t>xx</w:t>
@@ -4648,8 +4646,8 @@
                 <w:color w:val="auto"/>
                 <w:spacing w:val="0"/>
                 <w:w w:val="100"/>
-                <w:sz w:val="20"/>
-                <w:szCs w:val="20"/>
+                <w:sz w:val="16"/>
+                <w:szCs w:val="16"/>
                 <w:lang w:val="ro-RO"/>
               </w:rPr>
             </w:pPr>
@@ -4661,8 +4659,8 @@
                 <w:color w:val="auto"/>
                 <w:spacing w:val="0"/>
                 <w:w w:val="100"/>
-                <w:sz w:val="20"/>
-                <w:szCs w:val="20"/>
+                <w:sz w:val="16"/>
+                <w:szCs w:val="16"/>
                 <w:lang w:val="ro-RO"/>
               </w:rPr>
               <w:t>xx</w:t>
@@ -4693,8 +4691,8 @@
                 <w:color w:val="auto"/>
                 <w:spacing w:val="0"/>
                 <w:w w:val="100"/>
-                <w:sz w:val="20"/>
-                <w:szCs w:val="20"/>
+                <w:sz w:val="16"/>
+                <w:szCs w:val="16"/>
                 <w:lang w:val="ro-RO"/>
               </w:rPr>
             </w:pPr>
@@ -4706,8 +4704,8 @@
                 <w:color w:val="auto"/>
                 <w:spacing w:val="0"/>
                 <w:w w:val="100"/>
-                <w:sz w:val="20"/>
-                <w:szCs w:val="20"/>
+                <w:sz w:val="16"/>
+                <w:szCs w:val="16"/>
                 <w:lang w:val="ro-RO"/>
               </w:rPr>
               <w:t>xx</w:t>
@@ -4728,8 +4726,8 @@
                 <w:color w:val="auto"/>
                 <w:spacing w:val="0"/>
                 <w:w w:val="100"/>
-                <w:sz w:val="20"/>
-                <w:szCs w:val="20"/>
+                <w:sz w:val="16"/>
+                <w:szCs w:val="16"/>
                 <w:lang w:val="ro-RO"/>
               </w:rPr>
             </w:pPr>
@@ -4741,8 +4739,8 @@
                 <w:color w:val="auto"/>
                 <w:spacing w:val="0"/>
                 <w:w w:val="100"/>
-                <w:sz w:val="20"/>
-                <w:szCs w:val="20"/>
+                <w:sz w:val="16"/>
+                <w:szCs w:val="16"/>
                 <w:lang w:val="ro-RO"/>
               </w:rPr>
               <w:t>xx</w:t>
@@ -4773,8 +4771,8 @@
                 <w:color w:val="auto"/>
                 <w:spacing w:val="0"/>
                 <w:w w:val="100"/>
-                <w:sz w:val="20"/>
-                <w:szCs w:val="20"/>
+                <w:sz w:val="16"/>
+                <w:szCs w:val="16"/>
                 <w:lang w:val="ro-RO"/>
               </w:rPr>
             </w:pPr>
@@ -4786,8 +4784,8 @@
                 <w:color w:val="auto"/>
                 <w:spacing w:val="0"/>
                 <w:w w:val="100"/>
-                <w:sz w:val="20"/>
-                <w:szCs w:val="20"/>
+                <w:sz w:val="16"/>
+                <w:szCs w:val="16"/>
                 <w:lang w:val="ro-RO"/>
               </w:rPr>
               <w:t>xx</w:t>
@@ -4808,8 +4806,8 @@
                 <w:color w:val="auto"/>
                 <w:spacing w:val="0"/>
                 <w:w w:val="100"/>
-                <w:sz w:val="20"/>
-                <w:szCs w:val="20"/>
+                <w:sz w:val="16"/>
+                <w:szCs w:val="16"/>
                 <w:lang w:val="ro-RO"/>
               </w:rPr>
             </w:pPr>
@@ -4821,8 +4819,8 @@
                 <w:color w:val="auto"/>
                 <w:spacing w:val="0"/>
                 <w:w w:val="100"/>
-                <w:sz w:val="20"/>
-                <w:szCs w:val="20"/>
+                <w:sz w:val="16"/>
+                <w:szCs w:val="16"/>
                 <w:lang w:val="ro-RO"/>
               </w:rPr>
               <w:t>xx</w:t>
@@ -4853,8 +4851,8 @@
                 <w:color w:val="auto"/>
                 <w:spacing w:val="0"/>
                 <w:w w:val="100"/>
-                <w:sz w:val="20"/>
-                <w:szCs w:val="20"/>
+                <w:sz w:val="16"/>
+                <w:szCs w:val="16"/>
                 <w:lang w:val="ro-RO"/>
               </w:rPr>
             </w:pPr>
@@ -4866,8 +4864,8 @@
                 <w:color w:val="auto"/>
                 <w:spacing w:val="0"/>
                 <w:w w:val="100"/>
-                <w:sz w:val="20"/>
-                <w:szCs w:val="20"/>
+                <w:sz w:val="16"/>
+                <w:szCs w:val="16"/>
                 <w:lang w:val="ro-RO"/>
               </w:rPr>
               <w:t>xx</w:t>
@@ -4888,8 +4886,8 @@
                 <w:color w:val="auto"/>
                 <w:spacing w:val="0"/>
                 <w:w w:val="100"/>
-                <w:sz w:val="20"/>
-                <w:szCs w:val="20"/>
+                <w:sz w:val="16"/>
+                <w:szCs w:val="16"/>
                 <w:lang w:val="ro-RO"/>
               </w:rPr>
             </w:pPr>
@@ -4901,8 +4899,8 @@
                 <w:color w:val="auto"/>
                 <w:spacing w:val="0"/>
                 <w:w w:val="100"/>
-                <w:sz w:val="20"/>
-                <w:szCs w:val="20"/>
+                <w:sz w:val="16"/>
+                <w:szCs w:val="16"/>
                 <w:lang w:val="ro-RO"/>
               </w:rPr>
               <w:t>xx</w:t>
@@ -4933,8 +4931,8 @@
                 <w:color w:val="auto"/>
                 <w:spacing w:val="0"/>
                 <w:w w:val="100"/>
-                <w:sz w:val="20"/>
-                <w:szCs w:val="20"/>
+                <w:sz w:val="16"/>
+                <w:szCs w:val="16"/>
                 <w:lang w:val="ro-RO"/>
               </w:rPr>
             </w:pPr>
@@ -4946,8 +4944,8 @@
                 <w:color w:val="auto"/>
                 <w:spacing w:val="0"/>
                 <w:w w:val="100"/>
-                <w:sz w:val="20"/>
-                <w:szCs w:val="20"/>
+                <w:sz w:val="16"/>
+                <w:szCs w:val="16"/>
                 <w:lang w:val="ro-RO"/>
               </w:rPr>
               <w:t>xx</w:t>
@@ -4968,8 +4966,8 @@
                 <w:color w:val="auto"/>
                 <w:spacing w:val="0"/>
                 <w:w w:val="100"/>
-                <w:sz w:val="20"/>
-                <w:szCs w:val="20"/>
+                <w:sz w:val="16"/>
+                <w:szCs w:val="16"/>
                 <w:lang w:val="ro-RO"/>
               </w:rPr>
             </w:pPr>
@@ -4981,8 +4979,8 @@
                 <w:color w:val="auto"/>
                 <w:spacing w:val="0"/>
                 <w:w w:val="100"/>
-                <w:sz w:val="20"/>
-                <w:szCs w:val="20"/>
+                <w:sz w:val="16"/>
+                <w:szCs w:val="16"/>
                 <w:lang w:val="ro-RO"/>
               </w:rPr>
               <w:t>xx</w:t>
@@ -5013,8 +5011,8 @@
                 <w:color w:val="auto"/>
                 <w:spacing w:val="0"/>
                 <w:w w:val="100"/>
-                <w:sz w:val="20"/>
-                <w:szCs w:val="20"/>
+                <w:sz w:val="16"/>
+                <w:szCs w:val="16"/>
                 <w:lang w:val="ro-RO"/>
               </w:rPr>
             </w:pPr>
@@ -5026,8 +5024,8 @@
                 <w:color w:val="auto"/>
                 <w:spacing w:val="0"/>
                 <w:w w:val="100"/>
-                <w:sz w:val="20"/>
-                <w:szCs w:val="20"/>
+                <w:sz w:val="16"/>
+                <w:szCs w:val="16"/>
                 <w:lang w:val="ro-RO"/>
               </w:rPr>
               <w:t>xx</w:t>
@@ -5048,8 +5046,8 @@
                 <w:color w:val="auto"/>
                 <w:spacing w:val="0"/>
                 <w:w w:val="100"/>
-                <w:sz w:val="20"/>
-                <w:szCs w:val="20"/>
+                <w:sz w:val="16"/>
+                <w:szCs w:val="16"/>
                 <w:lang w:val="ro-RO"/>
               </w:rPr>
             </w:pPr>
@@ -5061,8 +5059,8 @@
                 <w:color w:val="auto"/>
                 <w:spacing w:val="0"/>
                 <w:w w:val="100"/>
-                <w:sz w:val="20"/>
-                <w:szCs w:val="20"/>
+                <w:sz w:val="16"/>
+                <w:szCs w:val="16"/>
                 <w:lang w:val="ro-RO"/>
               </w:rPr>
               <w:t>xx</w:t>
@@ -5093,8 +5091,8 @@
                 <w:color w:val="auto"/>
                 <w:spacing w:val="0"/>
                 <w:w w:val="100"/>
-                <w:sz w:val="20"/>
-                <w:szCs w:val="20"/>
+                <w:sz w:val="16"/>
+                <w:szCs w:val="16"/>
                 <w:lang w:val="ro-RO"/>
               </w:rPr>
             </w:pPr>
@@ -5106,8 +5104,8 @@
                 <w:color w:val="auto"/>
                 <w:spacing w:val="0"/>
                 <w:w w:val="100"/>
-                <w:sz w:val="20"/>
-                <w:szCs w:val="20"/>
+                <w:sz w:val="16"/>
+                <w:szCs w:val="16"/>
                 <w:lang w:val="ro-RO"/>
               </w:rPr>
               <w:t>xx</w:t>
@@ -5128,8 +5126,8 @@
                 <w:color w:val="auto"/>
                 <w:spacing w:val="0"/>
                 <w:w w:val="100"/>
-                <w:sz w:val="20"/>
-                <w:szCs w:val="20"/>
+                <w:sz w:val="16"/>
+                <w:szCs w:val="16"/>
                 <w:lang w:val="ro-RO"/>
               </w:rPr>
             </w:pPr>
@@ -5141,8 +5139,8 @@
                 <w:color w:val="auto"/>
                 <w:spacing w:val="0"/>
                 <w:w w:val="100"/>
-                <w:sz w:val="20"/>
-                <w:szCs w:val="20"/>
+                <w:sz w:val="16"/>
+                <w:szCs w:val="16"/>
                 <w:lang w:val="ro-RO"/>
               </w:rPr>
               <w:t>xx</w:t>
@@ -5173,8 +5171,8 @@
                 <w:color w:val="auto"/>
                 <w:spacing w:val="0"/>
                 <w:w w:val="100"/>
-                <w:sz w:val="20"/>
-                <w:szCs w:val="20"/>
+                <w:sz w:val="16"/>
+                <w:szCs w:val="16"/>
                 <w:lang w:val="ro-RO"/>
               </w:rPr>
             </w:pPr>
@@ -5186,8 +5184,8 @@
                 <w:color w:val="auto"/>
                 <w:spacing w:val="0"/>
                 <w:w w:val="100"/>
-                <w:sz w:val="20"/>
-                <w:szCs w:val="20"/>
+                <w:sz w:val="16"/>
+                <w:szCs w:val="16"/>
                 <w:lang w:val="ro-RO"/>
               </w:rPr>
               <w:t>xx</w:t>
@@ -5208,8 +5206,8 @@
                 <w:color w:val="auto"/>
                 <w:spacing w:val="0"/>
                 <w:w w:val="100"/>
-                <w:sz w:val="20"/>
-                <w:szCs w:val="20"/>
+                <w:sz w:val="16"/>
+                <w:szCs w:val="16"/>
                 <w:lang w:val="ro-RO"/>
               </w:rPr>
             </w:pPr>
@@ -5221,8 +5219,8 @@
                 <w:color w:val="auto"/>
                 <w:spacing w:val="0"/>
                 <w:w w:val="100"/>
-                <w:sz w:val="20"/>
-                <w:szCs w:val="20"/>
+                <w:sz w:val="16"/>
+                <w:szCs w:val="16"/>
                 <w:lang w:val="ro-RO"/>
               </w:rPr>
               <w:t>xx</w:t>
@@ -5253,8 +5251,8 @@
                 <w:color w:val="auto"/>
                 <w:spacing w:val="0"/>
                 <w:w w:val="100"/>
-                <w:sz w:val="20"/>
-                <w:szCs w:val="20"/>
+                <w:sz w:val="16"/>
+                <w:szCs w:val="16"/>
                 <w:lang w:val="ro-RO"/>
               </w:rPr>
             </w:pPr>
@@ -5266,8 +5264,8 @@
                 <w:color w:val="auto"/>
                 <w:spacing w:val="0"/>
                 <w:w w:val="100"/>
-                <w:sz w:val="20"/>
-                <w:szCs w:val="20"/>
+                <w:sz w:val="16"/>
+                <w:szCs w:val="16"/>
                 <w:lang w:val="ro-RO"/>
               </w:rPr>
               <w:t>xx</w:t>
@@ -5288,8 +5286,8 @@
                 <w:color w:val="auto"/>
                 <w:spacing w:val="0"/>
                 <w:w w:val="100"/>
-                <w:sz w:val="20"/>
-                <w:szCs w:val="20"/>
+                <w:sz w:val="16"/>
+                <w:szCs w:val="16"/>
                 <w:lang w:val="ro-RO"/>
               </w:rPr>
             </w:pPr>
@@ -5301,8 +5299,8 @@
                 <w:color w:val="auto"/>
                 <w:spacing w:val="0"/>
                 <w:w w:val="100"/>
-                <w:sz w:val="20"/>
-                <w:szCs w:val="20"/>
+                <w:sz w:val="16"/>
+                <w:szCs w:val="16"/>
                 <w:lang w:val="ro-RO"/>
               </w:rPr>
               <w:t>xx</w:t>
@@ -5333,8 +5331,8 @@
                 <w:color w:val="auto"/>
                 <w:spacing w:val="0"/>
                 <w:w w:val="100"/>
-                <w:sz w:val="20"/>
-                <w:szCs w:val="20"/>
+                <w:sz w:val="16"/>
+                <w:szCs w:val="16"/>
                 <w:lang w:val="ro-RO"/>
               </w:rPr>
             </w:pPr>
@@ -5346,8 +5344,8 @@
                 <w:color w:val="auto"/>
                 <w:spacing w:val="0"/>
                 <w:w w:val="100"/>
-                <w:sz w:val="20"/>
-                <w:szCs w:val="20"/>
+                <w:sz w:val="16"/>
+                <w:szCs w:val="16"/>
                 <w:lang w:val="ro-RO"/>
               </w:rPr>
               <w:t>xx</w:t>
@@ -5368,8 +5366,8 @@
                 <w:color w:val="auto"/>
                 <w:spacing w:val="0"/>
                 <w:w w:val="100"/>
-                <w:sz w:val="20"/>
-                <w:szCs w:val="20"/>
+                <w:sz w:val="16"/>
+                <w:szCs w:val="16"/>
                 <w:lang w:val="ro-RO"/>
               </w:rPr>
             </w:pPr>
@@ -5381,8 +5379,8 @@
                 <w:color w:val="auto"/>
                 <w:spacing w:val="0"/>
                 <w:w w:val="100"/>
-                <w:sz w:val="20"/>
-                <w:szCs w:val="20"/>
+                <w:sz w:val="16"/>
+                <w:szCs w:val="16"/>
                 <w:lang w:val="ro-RO"/>
               </w:rPr>
               <w:t>xx</w:t>
@@ -5414,8 +5412,8 @@
                 <w:color w:val="auto"/>
                 <w:spacing w:val="0"/>
                 <w:w w:val="100"/>
-                <w:sz w:val="20"/>
-                <w:szCs w:val="20"/>
+                <w:sz w:val="16"/>
+                <w:szCs w:val="16"/>
                 <w:lang w:val="ro-RO"/>
               </w:rPr>
             </w:pPr>
@@ -5427,8 +5425,8 @@
                 <w:color w:val="auto"/>
                 <w:spacing w:val="0"/>
                 <w:w w:val="100"/>
-                <w:sz w:val="20"/>
-                <w:szCs w:val="20"/>
+                <w:sz w:val="16"/>
+                <w:szCs w:val="16"/>
                 <w:lang w:val="ro-RO"/>
               </w:rPr>
               <w:t>xx</w:t>
@@ -5449,8 +5447,8 @@
                 <w:color w:val="auto"/>
                 <w:spacing w:val="0"/>
                 <w:w w:val="100"/>
-                <w:sz w:val="20"/>
-                <w:szCs w:val="20"/>
+                <w:sz w:val="16"/>
+                <w:szCs w:val="16"/>
                 <w:lang w:val="ro-RO"/>
               </w:rPr>
             </w:pPr>
@@ -5462,8 +5460,8 @@
                 <w:color w:val="auto"/>
                 <w:spacing w:val="0"/>
                 <w:w w:val="100"/>
-                <w:sz w:val="20"/>
-                <w:szCs w:val="20"/>
+                <w:sz w:val="16"/>
+                <w:szCs w:val="16"/>
                 <w:lang w:val="ro-RO"/>
               </w:rPr>
               <w:t>xx</w:t>

--- a/packages/document-engine/templates/12_control_regulation.docx
+++ b/packages/document-engine/templates/12_control_regulation.docx
@@ -517,7 +517,7 @@
           <w:ilvl w:val="0"/>
           <w:numId w:val="2"/>
         </w:numPr>
-        <w:spacing w:before="0" w:after="40"/>
+        <w:spacing w:before="0" w:after="120"/>
         <w:jc w:val="left"/>
         <w:rPr>
           <w:rFonts w:ascii="Arial" w:hAnsi="Arial" w:cs="Arial"/>
@@ -685,7 +685,7 @@
           <w:ilvl w:val="0"/>
           <w:numId w:val="5"/>
         </w:numPr>
-        <w:spacing w:before="0" w:after="40"/>
+        <w:spacing w:before="0" w:after="120"/>
         <w:jc w:val="left"/>
         <w:rPr>
           <w:rFonts w:ascii="Arial" w:hAnsi="Arial" w:cs="Arial"/>
@@ -770,6 +770,7 @@
           <w:numId w:val="6"/>
         </w:numPr>
         <w:spacing w:before="0" w:after="40"/>
+        <w:ind w:hanging="360" w:left="1080"/>
         <w:jc w:val="left"/>
         <w:rPr>
           <w:rFonts w:ascii="Arial" w:hAnsi="Arial" w:cs="Arial"/>
@@ -798,6 +799,7 @@
           <w:numId w:val="6"/>
         </w:numPr>
         <w:spacing w:before="0" w:after="40"/>
+        <w:ind w:hanging="360" w:left="1080"/>
         <w:jc w:val="left"/>
         <w:rPr>
           <w:rFonts w:ascii="Arial" w:hAnsi="Arial" w:cs="Arial"/>
@@ -825,7 +827,7 @@
           <w:ilvl w:val="1"/>
           <w:numId w:val="7"/>
         </w:numPr>
-        <w:spacing w:before="0" w:after="40"/>
+        <w:spacing w:before="0" w:after="120"/>
         <w:jc w:val="left"/>
         <w:rPr>
           <w:rFonts w:ascii="Arial" w:hAnsi="Arial" w:cs="Arial"/>
@@ -870,7 +872,7 @@
           <w:szCs w:val="20"/>
           <w:lang w:val="ro-RO"/>
         </w:rPr>
-        <w:t>Constatările de insecuritate sau neconformitate făcute de șefii locurilor de muncă se aduc la cunoștință serviciului intern de prevenire și protecție, șefului direct și dacă este cazul departamentului de întreținere.</w:t>
+        <w:t>Constatările de insecuritate sau neconformitate făcute de șefii locurilor de muncă se aduc la cunoștința serviciului intern de prevenire și protecție, șefului direct și dacă este cazul departamentului de întreținere.</w:t>
       </w:r>
     </w:p>
     <w:p>
@@ -898,7 +900,7 @@
           <w:szCs w:val="20"/>
           <w:lang w:val="ro-RO"/>
         </w:rPr>
-        <w:t>Constatările de insecuritate sau neconformitate făcute de șefii locurilor de muncă, centralizate de serviciul intern de prevenire și protecție, vor fi prezentate periodic (lunar sau trimestrial) în sinteza Directorului General și în funcție de importanța încălcării, imediat ce ia la cunoștință despre aceasta.</w:t>
+        <w:t>Constatările de insecuritate sau neconformitate făcute de șefii locurilor de muncă, centralizate de serviciul intern de prevenire și protecție, vor fi prezentate periodic (lunar sau trimestrial) în sinteza Directorului General și în funcție de importanța încălcării, imediat ce ia la cunoștința despre aceasta.</w:t>
       </w:r>
     </w:p>
     <w:p>
@@ -982,7 +984,7 @@
           <w:szCs w:val="20"/>
           <w:lang w:val="ro-RO"/>
         </w:rPr>
-        <w:t>Constatările de insecuritate ale echipamentelor de muncă din dotare vor fi transmise de urgență către șeful ierarhic superior, către departamentul tehnic sau către serviciul intern de prevenire și protecție.</w:t>
+        <w:t>Constatările de insecuritate ale echipamentelor de muncă din dotare vor fi transmise de urgența către șeful ierarhic superior, către departamentul tehnic sau către serviciul intern de prevenire și protecție.</w:t>
       </w:r>
     </w:p>
     <w:p>
@@ -1038,7 +1040,7 @@
           <w:szCs w:val="20"/>
           <w:lang w:val="ro-RO"/>
         </w:rPr>
-        <w:t>Constatările privind lipsa, deteriorarea sau necesitatea de noi mijloace de semnalizare vor fi transmise de urgență către șeful ierarhic superior și către serviciul intern de prevenire.</w:t>
+        <w:t>Constatările privind lipsa, deteriorarea sau necesitatea de noi mijloace de semnalizare vor fi transmise de urgența către șeful ierarhic superior și către serviciul intern de prevenire.</w:t>
       </w:r>
     </w:p>
     <w:p>
@@ -1357,7 +1359,7 @@
           <w:ilvl w:val="0"/>
           <w:numId w:val="4"/>
         </w:numPr>
-        <w:spacing w:before="0" w:after="40"/>
+        <w:spacing w:before="0" w:after="120"/>
         <w:jc w:val="left"/>
         <w:rPr>
           <w:rFonts w:ascii="Arial" w:hAnsi="Arial" w:cs="Arial"/>
@@ -1721,7 +1723,7 @@
           <w:ilvl w:val="0"/>
           <w:numId w:val="3"/>
         </w:numPr>
-        <w:spacing w:before="0" w:after="40"/>
+        <w:spacing w:before="0" w:after="120"/>
         <w:jc w:val="left"/>
         <w:rPr>
           <w:rFonts w:ascii="Arial" w:hAnsi="Arial" w:cs="Arial"/>
@@ -1826,7 +1828,7 @@
           <w:szCs w:val="20"/>
           <w:lang w:val="ro-RO"/>
         </w:rPr>
-        <w:t>Măsurile de prevenire și protecție vor fi aduse la cunoștință persoanelor care au legătură cu modul de rezolvare al măsurilor dispuse.</w:t>
+        <w:t>Măsurile de prevenire și protecție vor fi aduse la cunoștința persoanelor care au legătură cu modul de rezolvare al măsurilor dispuse.</w:t>
       </w:r>
     </w:p>
     <w:p>
@@ -5505,7 +5507,7 @@
       <w:footerReference w:type="first" r:id="rId7"/>
       <w:type w:val="nextPage"/>
       <w:pgSz w:w="11906" w:h="16838"/>
-      <w:pgMar w:left="1417" w:right="1134" w:gutter="0" w:header="680" w:top="2813" w:footer="680" w:bottom="1155"/>
+      <w:pgMar w:left="1417" w:right="1134" w:gutter="0" w:header="680" w:top="2813" w:footer="680" w:bottom="1134"/>
       <w:pgNumType w:fmt="decimal"/>
       <w:formProt w:val="false"/>
       <w:textDirection w:val="lrTb"/>

--- a/packages/document-engine/templates/12_control_regulation.docx
+++ b/packages/document-engine/templates/12_control_regulation.docx
@@ -8941,7 +8941,7 @@
   <w:docDefaults>
     <w:rPrDefault>
       <w:rPr>
-        <w:rFonts w:ascii="Liberation Serif" w:hAnsi="Liberation Serif" w:eastAsia="Noto Serif CJK SC" w:cs="Noto Sans Devanagari"/>
+        <w:rFonts w:ascii="Arial" w:hAnsi="Arial" w:eastAsia="Arial" w:cs="Arial"/>
         <w:sz w:val="24"/>
         <w:szCs w:val="24"/>
         <w:lang w:val="en-US" w:eastAsia="zh-CN" w:bidi="hi-IN"/>
@@ -10029,19 +10029,19 @@
   <w:style w:type="character" w:styleId="SourceText">
     <w:name w:val="Source Text"/>
     <w:rPr>
-      <w:rFonts w:ascii="Liberation Mono" w:hAnsi="Liberation Mono" w:eastAsia="Noto Sans Mono CJK SC" w:cs="Liberation Mono"/>
+      <w:rFonts w:ascii="Liberation Mono" w:hAnsi="Liberation Mono" w:eastAsia="Arial" w:cs="Liberation Mono"/>
     </w:rPr>
   </w:style>
   <w:style w:type="character" w:styleId="Example">
     <w:name w:val="Example"/>
     <w:rPr>
-      <w:rFonts w:ascii="Liberation Mono" w:hAnsi="Liberation Mono" w:eastAsia="Noto Sans Mono CJK SC" w:cs="Liberation Mono"/>
+      <w:rFonts w:ascii="Liberation Mono" w:hAnsi="Liberation Mono" w:eastAsia="Arial" w:cs="Liberation Mono"/>
     </w:rPr>
   </w:style>
   <w:style w:type="character" w:styleId="UserEntry">
     <w:name w:val="User Entry"/>
     <w:rPr>
-      <w:rFonts w:ascii="Liberation Mono" w:hAnsi="Liberation Mono" w:eastAsia="Noto Sans Mono CJK SC" w:cs="Liberation Mono"/>
+      <w:rFonts w:ascii="Liberation Mono" w:hAnsi="Liberation Mono" w:eastAsia="Arial" w:cs="Liberation Mono"/>
     </w:rPr>
   </w:style>
   <w:style w:type="character" w:styleId="Variable">
@@ -10058,7 +10058,7 @@
   <w:style w:type="character" w:styleId="Teletype">
     <w:name w:val="Teletype"/>
     <w:rPr>
-      <w:rFonts w:ascii="Liberation Mono" w:hAnsi="Liberation Mono" w:eastAsia="Noto Sans Mono CJK SC" w:cs="Liberation Mono"/>
+      <w:rFonts w:ascii="Liberation Mono" w:hAnsi="Liberation Mono" w:eastAsia="Arial" w:cs="Liberation Mono"/>
     </w:rPr>
   </w:style>
   <w:style w:type="paragraph" w:styleId="Heading">
@@ -10093,7 +10093,7 @@
     <w:basedOn w:val="BodyText"/>
     <w:pPr/>
     <w:rPr>
-      <w:rFonts w:cs="Noto Sans Devanagari"/>
+      <w:rFonts w:cs="Arial"/>
     </w:rPr>
   </w:style>
   <w:style w:type="paragraph" w:styleId="Caption">
@@ -10104,7 +10104,7 @@
       <w:spacing w:before="120" w:after="120"/>
     </w:pPr>
     <w:rPr>
-      <w:rFonts w:cs="Noto Sans Devanagari"/>
+      <w:rFonts w:cs="Arial"/>
       <w:i/>
       <w:iCs/>
       <w:sz w:val="24"/>
@@ -10118,7 +10118,7 @@
       <w:suppressLineNumbers/>
     </w:pPr>
     <w:rPr>
-      <w:rFonts w:cs="Noto Sans Devanagari"/>
+      <w:rFonts w:cs="Arial"/>
     </w:rPr>
   </w:style>
   <w:style w:type="paragraph" w:styleId="HeaderandFooter">

--- a/packages/document-engine/templates/12_control_regulation.docx
+++ b/packages/document-engine/templates/12_control_regulation.docx
@@ -6238,7 +6238,7 @@
               <w:szCs w:val="16"/>
               <w:lang w:val="ro-RO"/>
             </w:rPr>
-            <w:instrText xml:space="preserve"> PAGE \* ARABIC </w:instrText>
+            <w:instrText xml:space="preserve"> PAGE </w:instrText>
           </w:r>
           <w:r>
             <w:rPr>
@@ -6322,7 +6322,7 @@
               <w:szCs w:val="16"/>
               <w:lang w:val="ro-RO"/>
             </w:rPr>
-            <w:instrText xml:space="preserve"> NUMPAGES \* ARABIC </w:instrText>
+            <w:instrText xml:space="preserve"> NUMPAGES </w:instrText>
           </w:r>
           <w:r>
             <w:rPr>
@@ -7021,7 +7021,7 @@
               <w:szCs w:val="16"/>
               <w:lang w:val="ro-RO"/>
             </w:rPr>
-            <w:instrText xml:space="preserve"> PAGE \* ARABIC </w:instrText>
+            <w:instrText xml:space="preserve"> PAGE </w:instrText>
           </w:r>
           <w:r>
             <w:rPr>
@@ -7105,7 +7105,7 @@
               <w:szCs w:val="16"/>
               <w:lang w:val="ro-RO"/>
             </w:rPr>
-            <w:instrText xml:space="preserve"> NUMPAGES \* ARABIC </w:instrText>
+            <w:instrText xml:space="preserve"> NUMPAGES </w:instrText>
           </w:r>
           <w:r>
             <w:rPr>
@@ -7804,7 +7804,7 @@
               <w:szCs w:val="16"/>
               <w:lang w:val="ro-RO"/>
             </w:rPr>
-            <w:instrText xml:space="preserve"> PAGE \* ARABIC </w:instrText>
+            <w:instrText xml:space="preserve"> PAGE </w:instrText>
           </w:r>
           <w:r>
             <w:rPr>
@@ -7888,7 +7888,7 @@
               <w:szCs w:val="16"/>
               <w:lang w:val="ro-RO"/>
             </w:rPr>
-            <w:instrText xml:space="preserve"> NUMPAGES \* ARABIC </w:instrText>
+            <w:instrText xml:space="preserve"> NUMPAGES </w:instrText>
           </w:r>
           <w:r>
             <w:rPr>

--- a/packages/document-engine/templates/12_control_regulation.docx
+++ b/packages/document-engine/templates/12_control_regulation.docx
@@ -5528,8 +5528,9 @@
       <w:rPr>
         <w:rStyle w:val="PageNumber"/>
         <w:rFonts w:ascii="Arial" w:hAnsi="Arial" w:cs="Arial"/>
-        <w:sz w:val="16"/>
-        <w:szCs w:val="16"/>
+        <w:color w:val="7A7A7A"/>
+        <w:sz w:val="15"/>
+        <w:szCs w:val="15"/>
       </w:rPr>
     </w:pPr>
     <w:r>
@@ -5537,11 +5538,11 @@
         <w:rStyle w:val="PageNumber"/>
         <w:rFonts w:eastAsia="Arial" w:cs="Arial" w:ascii="Arial" w:hAnsi="Arial"/>
         <w:b w:val="false"/>
-        <w:color w:val="auto"/>
+        <w:color w:val="7A7A7A"/>
         <w:spacing w:val="0"/>
         <w:w w:val="100"/>
-        <w:sz w:val="16"/>
-        <w:szCs w:val="16"/>
+        <w:sz w:val="15"/>
+        <w:szCs w:val="15"/>
         <w:lang w:val="ro-RO"/>
       </w:rPr>
       <w:t>{{#branding}}Document generat cu SSM Ușor · ssmusor.ro{{/branding}}</w:t>
@@ -5561,8 +5562,9 @@
       <w:rPr>
         <w:rStyle w:val="PageNumber"/>
         <w:rFonts w:ascii="Arial" w:hAnsi="Arial" w:cs="Arial"/>
-        <w:sz w:val="16"/>
-        <w:szCs w:val="16"/>
+        <w:color w:val="7A7A7A"/>
+        <w:sz w:val="15"/>
+        <w:szCs w:val="15"/>
       </w:rPr>
     </w:pPr>
     <w:r>
@@ -5570,11 +5572,11 @@
         <w:rStyle w:val="PageNumber"/>
         <w:rFonts w:eastAsia="Arial" w:cs="Arial" w:ascii="Arial" w:hAnsi="Arial"/>
         <w:b w:val="false"/>
-        <w:color w:val="auto"/>
+        <w:color w:val="7A7A7A"/>
         <w:spacing w:val="0"/>
         <w:w w:val="100"/>
-        <w:sz w:val="16"/>
-        <w:szCs w:val="16"/>
+        <w:sz w:val="15"/>
+        <w:szCs w:val="15"/>
         <w:lang w:val="ro-RO"/>
       </w:rPr>
       <w:t>{{#branding}}Document generat cu SSM Ușor · ssmusor.ro{{/branding}}</w:t>
@@ -5594,8 +5596,9 @@
       <w:rPr>
         <w:rStyle w:val="PageNumber"/>
         <w:rFonts w:ascii="Arial" w:hAnsi="Arial" w:cs="Arial"/>
-        <w:sz w:val="16"/>
-        <w:szCs w:val="16"/>
+        <w:color w:val="7A7A7A"/>
+        <w:sz w:val="15"/>
+        <w:szCs w:val="15"/>
       </w:rPr>
     </w:pPr>
     <w:r>
@@ -5603,11 +5606,11 @@
         <w:rStyle w:val="PageNumber"/>
         <w:rFonts w:eastAsia="Arial" w:cs="Arial" w:ascii="Arial" w:hAnsi="Arial"/>
         <w:b w:val="false"/>
-        <w:color w:val="auto"/>
+        <w:color w:val="7A7A7A"/>
         <w:spacing w:val="0"/>
         <w:w w:val="100"/>
-        <w:sz w:val="16"/>
-        <w:szCs w:val="16"/>
+        <w:sz w:val="15"/>
+        <w:szCs w:val="15"/>
         <w:lang w:val="ro-RO"/>
       </w:rPr>
       <w:t>{{#branding}}Document generat cu SSM Ușor · ssmusor.ro{{/branding}}</w:t>

--- a/packages/document-engine/templates/12_control_regulation.docx
+++ b/packages/document-engine/templates/12_control_regulation.docx
@@ -81,7 +81,7 @@
                 <w:sz w:val="20"/>
                 <w:lang w:val="ro-RO"/>
               </w:rPr>
-              <w:t>Am întocmit și predat un exemplar</w:t>
+              <w:t>Am primit un exemplar</w:t>
             </w:r>
           </w:p>
           <w:p>
@@ -109,7 +109,7 @@
                 <w:sz w:val="20"/>
                 <w:lang w:val="ro-RO"/>
               </w:rPr>
-              <w:t>Am informat angajatorul</w:t>
+              <w:t>Am luat la cunoștință</w:t>
             </w:r>
           </w:p>
           <w:p>
@@ -137,7 +137,7 @@
                 <w:sz w:val="20"/>
                 <w:lang w:val="ro-RO"/>
               </w:rPr>
-              <w:t>{{provider.representativeName}}</w:t>
+              <w:t>{{client.representativeName}}</w:t>
             </w:r>
           </w:p>
           <w:p>
@@ -165,7 +165,7 @@
                 <w:sz w:val="20"/>
                 <w:lang w:val="ro-RO"/>
               </w:rPr>
-              <w:t>{{provider.representativeRole}} al {{provider.legalName}}</w:t>
+              <w:t>{{client.representativeRole}} al {{client.legalName}}</w:t>
             </w:r>
           </w:p>
         </w:tc>
@@ -199,7 +199,7 @@
                 <w:sz w:val="20"/>
                 <w:lang w:val="ro-RO"/>
               </w:rPr>
-              <w:t>Am primit un exemplar</w:t>
+              <w:t>Am întocmit și predat un exemplar</w:t>
             </w:r>
           </w:p>
           <w:p>
@@ -227,7 +227,7 @@
                 <w:sz w:val="20"/>
                 <w:lang w:val="ro-RO"/>
               </w:rPr>
-              <w:t>Am luat la cunoștință</w:t>
+              <w:t>Am informat angajatorul</w:t>
             </w:r>
           </w:p>
           <w:p>
@@ -255,7 +255,7 @@
                 <w:sz w:val="20"/>
                 <w:lang w:val="ro-RO"/>
               </w:rPr>
-              <w:t>{{client.representativeName}}</w:t>
+              <w:t>{{provider.representativeName}}</w:t>
             </w:r>
           </w:p>
           <w:p>
@@ -283,7 +283,7 @@
                 <w:sz w:val="20"/>
                 <w:lang w:val="ro-RO"/>
               </w:rPr>
-              <w:t>{{client.representativeRole}} al {{client.legalName}}</w:t>
+              <w:t>{{provider.representativeRole}} al {{provider.legalName}}</w:t>
             </w:r>
           </w:p>
         </w:tc>
@@ -314,7 +314,7 @@
           <w:szCs w:val="20"/>
           <w:lang w:val="ro-RO"/>
         </w:rPr>
-        <w:t xml:space="preserve">În baza prevederilor legii 319/ 2006, Art. 13, lit. f) și a prevederilor H.G. 1425/ 2006, Art. 15, alin. (1), punctul 5, 17 și 29 se reglementează controlul propriu al respectării </w:t>
+        <w:t xml:space="preserve">În baza prevederilor Legii 319/ 2006, Art. 13, lit. f) și a prevederilor H.G. 1425/ 2006, Art. 15, alin. (1), punctul 5, 17 și 29 se reglementează controlul propriu al respectării </w:t>
       </w:r>
       <w:r>
         <w:rPr>
@@ -338,7 +338,7 @@
           <w:szCs w:val="20"/>
           <w:lang w:val="ro-RO"/>
         </w:rPr>
-        <w:t xml:space="preserve"> pe teritoriul {{client.legalName}}</w:t>
+        <w:t xml:space="preserve"> pe teritoriul {{client.legalName}}.</w:t>
       </w:r>
     </w:p>
     <w:p>
@@ -8671,16 +8671,15 @@
       <w:lvlJc w:val="left"/>
       <w:pPr>
         <w:tabs>
-          <w:tab w:val="num" w:pos="1080"/>
+          <w:tab w:val="num" w:pos="720"/>
         </w:tabs>
         <w:ind w:left="0" w:hanging="0"/>
       </w:pPr>
       <w:rPr>
         <w:rFonts w:ascii="Arial" w:hAnsi="Arial" w:cs="Arial"/>
         <w:b/>
-        <w:i w:val="false"/>
-        <w:sz w:val="18"/>
-        <w:szCs w:val="18"/>
+        <w:sz w:val="20"/>
+        <w:szCs w:val="20"/>
       </w:rPr>
     </w:lvl>
     <w:lvl w:ilvl="1">

--- a/packages/document-engine/templates/12_control_regulation.docx
+++ b/packages/document-engine/templates/12_control_regulation.docx
@@ -428,6 +428,7 @@
     <w:p>
       <w:pPr>
         <w:pStyle w:val="Normal"/>
+        <w:keepNext/>
         <w:widowControl/>
         <w:numPr>
           <w:ilvl w:val="0"/>
@@ -540,6 +541,7 @@
     <w:p>
       <w:pPr>
         <w:pStyle w:val="Normal"/>
+        <w:keepNext/>
         <w:widowControl/>
         <w:numPr>
           <w:ilvl w:val="0"/>
@@ -708,6 +710,7 @@
     <w:p>
       <w:pPr>
         <w:pStyle w:val="Normal"/>
+        <w:keepNext/>
         <w:widowControl/>
         <w:numPr>
           <w:ilvl w:val="0"/>
@@ -736,6 +739,7 @@
     <w:p>
       <w:pPr>
         <w:pStyle w:val="Normal"/>
+        <w:keepNext/>
         <w:widowControl/>
         <w:numPr>
           <w:ilvl w:val="1"/>
@@ -1074,6 +1078,7 @@
     <w:p>
       <w:pPr>
         <w:pStyle w:val="Normal"/>
+        <w:keepNext/>
         <w:widowControl/>
         <w:numPr>
           <w:ilvl w:val="0"/>
@@ -1438,6 +1443,7 @@
     <w:p>
       <w:pPr>
         <w:pStyle w:val="Normal"/>
+        <w:keepNext/>
         <w:widowControl/>
         <w:numPr>
           <w:ilvl w:val="0"/>

--- a/packages/document-engine/templates/12_control_regulation.docx
+++ b/packages/document-engine/templates/12_control_regulation.docx
@@ -288,6 +288,81 @@
           </w:p>
         </w:tc>
       </w:tr>
+      <w:tr>
+        <w:trPr>
+          <w:cantSplit/>
+        </w:trPr>
+        <w:tc>
+          <w:tcPr>
+            <w:tcW w:w="4677" w:type="dxa"/>
+            <w:tcBorders/>
+          </w:tcPr>
+          <w:p>
+            <w:pPr>
+              <w:pStyle w:val="TableContents"/>
+              <w:keepNext w:val="false"/>
+              <w:spacing w:before="240" w:after="0"/>
+              <w:ind w:hanging="0" w:left="0"/>
+              <w:jc w:val="center"/>
+              <w:rPr>
+                <w:rFonts w:ascii="Arial" w:hAnsi="Arial" w:eastAsia="Arial" w:cs="Arial"/>
+                <w:b w:val="false"/>
+                <w:i w:val="false"/>
+                <w:color w:val="auto"/>
+                <w:sz w:val="20"/>
+                <w:lang w:val="ro-RO"/>
+              </w:rPr>
+            </w:pPr>
+            <w:r>
+              <w:rPr>
+                <w:rFonts w:eastAsia="Arial" w:cs="Arial" w:ascii="Arial" w:hAnsi="Arial"/>
+                <w:color w:val="auto"/>
+                <w:spacing w:val="0"/>
+                <w:w w:val="100"/>
+                <w:sz w:val="20"/>
+                <w:szCs w:val="20"/>
+                <w:lang w:val="ro-RO"/>
+              </w:rPr>
+              <w:t>Data: ____________________</w:t>
+            </w:r>
+          </w:p>
+        </w:tc>
+        <w:tc>
+          <w:tcPr>
+            <w:tcW w:w="4678" w:type="dxa"/>
+            <w:tcBorders/>
+          </w:tcPr>
+          <w:p>
+            <w:pPr>
+              <w:pStyle w:val="TableContents"/>
+              <w:keepNext w:val="false"/>
+              <w:spacing w:before="240" w:after="0"/>
+              <w:ind w:hanging="0" w:left="0"/>
+              <w:jc w:val="center"/>
+              <w:rPr>
+                <w:rFonts w:ascii="Arial" w:hAnsi="Arial" w:eastAsia="Arial" w:cs="Arial"/>
+                <w:b w:val="false"/>
+                <w:i w:val="false"/>
+                <w:color w:val="auto"/>
+                <w:sz w:val="20"/>
+                <w:lang w:val="ro-RO"/>
+              </w:rPr>
+            </w:pPr>
+            <w:r>
+              <w:rPr>
+                <w:rFonts w:eastAsia="Arial" w:cs="Arial" w:ascii="Arial" w:hAnsi="Arial"/>
+                <w:color w:val="auto"/>
+                <w:spacing w:val="0"/>
+                <w:w w:val="100"/>
+                <w:sz w:val="20"/>
+                <w:szCs w:val="20"/>
+                <w:lang w:val="ro-RO"/>
+              </w:rPr>
+              <w:t>Data: ____________________</w:t>
+            </w:r>
+          </w:p>
+        </w:tc>
+      </w:tr>
     </w:tbl>
     <w:p>
       <w:pPr>
@@ -904,7 +979,7 @@
           <w:szCs w:val="20"/>
           <w:lang w:val="ro-RO"/>
         </w:rPr>
-        <w:t>Constatările de insecuritate sau neconformitate făcute de șefii locurilor de muncă, centralizate de serviciul intern de prevenire și protecție, vor fi prezentate periodic (lunar sau trimestrial) în sinteza Directorului General și în funcție de importanța încălcării, imediat ce ia la cunoștința despre aceasta.</w:t>
+        <w:t xml:space="preserve">Constatările de insecuritate sau neconformitate făcute de șefii locurilor de muncă, centralizate de serviciul intern de prevenire și protecție, vor fi prezentate periodic (lunar sau trimestrial) în sinteza Directorului General și în funcție de importanța încălcării, imediat ce ia la cunoștință despre aceasta.</w:t>
       </w:r>
     </w:p>
     <w:p>
@@ -988,7 +1063,7 @@
           <w:szCs w:val="20"/>
           <w:lang w:val="ro-RO"/>
         </w:rPr>
-        <w:t>Constatările de insecuritate ale echipamentelor de muncă din dotare vor fi transmise de urgența către șeful ierarhic superior, către departamentul tehnic sau către serviciul intern de prevenire și protecție.</w:t>
+        <w:t xml:space="preserve">Constatările de insecuritate ale echipamentelor de muncă din dotare vor fi transmise de urgență către șeful ierarhic superior, către departamentul tehnic sau către serviciul intern de prevenire și protecție.</w:t>
       </w:r>
     </w:p>
     <w:p>
@@ -1044,7 +1119,7 @@
           <w:szCs w:val="20"/>
           <w:lang w:val="ro-RO"/>
         </w:rPr>
-        <w:t>Constatările privind lipsa, deteriorarea sau necesitatea de noi mijloace de semnalizare vor fi transmise de urgența către șeful ierarhic superior și către serviciul intern de prevenire.</w:t>
+        <w:t xml:space="preserve">Constatările privind lipsa, deteriorarea sau necesitatea de noi mijloace de semnalizare vor fi transmise de urgență către șeful ierarhic superior și către serviciul intern de prevenire.</w:t>
       </w:r>
     </w:p>
     <w:p>
@@ -8677,7 +8752,7 @@
       <w:lvlJc w:val="left"/>
       <w:pPr>
         <w:tabs>
-          <w:tab w:val="num" w:pos="720"/>
+          <w:tab w:val="num" w:pos="850"/>
         </w:tabs>
         <w:ind w:left="0" w:hanging="0"/>
       </w:pPr>

--- a/packages/document-engine/templates/12_control_regulation.docx
+++ b/packages/document-engine/templates/12_control_regulation.docx
@@ -1597,7 +1597,7 @@
           <w:szCs w:val="20"/>
           <w:lang w:val="ro-RO"/>
         </w:rPr>
-        <w:t>respectarea măsurilor de prevenire și protecție și a cerințelor minime în domeniul ISCIR și AMC conform prevederilor art. 15 din H.G. 1425/ 2006, modificată și completată.</w:t>
+        <w:t xml:space="preserve">respectarea măsurilor de prevenire și protecție și a cerințelor minime în domeniul ISCIR și AMC conform prevederilor art. 15 din H.G. 1425/ 2006, modificată și completată;</w:t>
       </w:r>
     </w:p>
     <w:p>

--- a/packages/document-engine/templates/12_control_regulation.docx
+++ b/packages/document-engine/templates/12_control_regulation.docx
@@ -5604,7 +5604,7 @@
     <w:pPr>
       <w:pStyle w:val="Footer"/>
       <w:spacing w:before="60" w:after="0"/>
-      <w:ind w:hanging="0" w:left="0" w:right="360"/>
+      <w:ind w:hanging="0" w:left="0"/>
       <w:jc w:val="center"/>
       <w:rPr>
         <w:rStyle w:val="PageNumber"/>
@@ -5638,7 +5638,7 @@
     <w:pPr>
       <w:pStyle w:val="Footer"/>
       <w:spacing w:before="60" w:after="0"/>
-      <w:ind w:hanging="0" w:left="0" w:right="360"/>
+      <w:ind w:hanging="0" w:left="0"/>
       <w:jc w:val="center"/>
       <w:rPr>
         <w:rStyle w:val="PageNumber"/>
@@ -5672,7 +5672,7 @@
     <w:pPr>
       <w:pStyle w:val="Footer"/>
       <w:spacing w:before="60" w:after="0"/>
-      <w:ind w:hanging="0" w:left="0" w:right="360"/>
+      <w:ind w:hanging="0" w:left="0"/>
       <w:jc w:val="center"/>
       <w:rPr>
         <w:rStyle w:val="PageNumber"/>

--- a/packages/document-engine/templates/12_control_regulation.docx
+++ b/packages/document-engine/templates/12_control_regulation.docx
@@ -441,7 +441,7 @@
           <w:szCs w:val="20"/>
           <w:lang w:val="ro-RO"/>
         </w:rPr>
-        <w:t>Serviciul intern de prevenire și protecție împreună cu serviciul extern de prevenire și protecție întocmește anual un grafic pentru efectuarea controlului de către structurile cu atribuții de prevenire și protecție și șefii locurilor de muncă pentru prevenirea accidentelor de muncă și a bolilor profesionale.</w:t>
+        <w:t xml:space="preserve">Serviciul intern sau extern de prevenire și protecție întocmește anual un grafic pentru efectuarea controlului de către structurile cu atribuții de prevenire și protecție și șefii locurilor de muncă pentru prevenirea accidentelor de muncă și a bolilor profesionale.</w:t>
       </w:r>
     </w:p>
     <w:p>
@@ -639,7 +639,7 @@
           <w:szCs w:val="20"/>
           <w:lang w:val="ro-RO"/>
         </w:rPr>
-        <w:t>Controalele interne efectuate de către Serviciul intern de prevenire și protecție, prin lucrătorul desemnat și Serviciul extern de prevenire și protecție se finalizează printr-un proces-verbal de control sau referat în care se consemnează următoarele:</w:t>
+        <w:t xml:space="preserve">Controalele interne efectuate de către serviciul intern sau extern de prevenire și protecție se finalizează printr-un proces-verbal de control sau referat în care se consemnează următoarele:</w:t>
       </w:r>
     </w:p>
     <w:p>
@@ -951,7 +951,7 @@
           <w:szCs w:val="20"/>
           <w:lang w:val="ro-RO"/>
         </w:rPr>
-        <w:t>Constatările de insecuritate sau neconformitate făcute de șefii locurilor de muncă se aduc la cunoștința serviciului intern de prevenire și protecție, șefului direct și dacă este cazul departamentului de întreținere.</w:t>
+        <w:t xml:space="preserve">Constatările de insecuritate sau neconformitate făcute de șefii locurilor de muncă se aduc la cunoștința serviciului intern sau extern de prevenire și protecție, șefului direct și dacă este cazul departamentului de întreținere.</w:t>
       </w:r>
     </w:p>
     <w:p>
@@ -979,7 +979,7 @@
           <w:szCs w:val="20"/>
           <w:lang w:val="ro-RO"/>
         </w:rPr>
-        <w:t xml:space="preserve">Constatările de insecuritate sau neconformitate făcute de șefii locurilor de muncă, centralizate de serviciul intern de prevenire și protecție, vor fi prezentate periodic (lunar sau trimestrial) în sinteza Directorului General și în funcție de importanța încălcării, imediat ce ia la cunoștință despre aceasta.</w:t>
+        <w:t xml:space="preserve">Constatările de insecuritate sau neconformitate făcute de șefii locurilor de muncă, centralizate de serviciul intern sau extern de prevenire și protecție, vor fi prezentate periodic (lunar sau trimestrial) în sinteza Directorului General și în funcție de importanța încălcării, imediat ce ia la cunoștință despre aceasta.</w:t>
       </w:r>
     </w:p>
     <w:p>
@@ -1007,7 +1007,7 @@
           <w:szCs w:val="20"/>
           <w:lang w:val="ro-RO"/>
         </w:rPr>
-        <w:t>Propuneri de sancțiuni și stimulente pentru lucrători pe criteriul îndeplinirii atribuțiilor în domeniul securității și sănătății în muncă. Aceste propuneri vor fi efectuate de către șeful ierarhic superior, către serviciul intern de prevenire și protecție și în ultimă instanță către angajator.</w:t>
+        <w:t xml:space="preserve">Propuneri de sancțiuni și stimulente pentru lucrători pe criteriul îndeplinirii atribuțiilor în domeniul securității și sănătății în muncă. Aceste propuneri vor fi efectuate de către șeful ierarhic superior, către serviciul intern sau extern de prevenire și protecție și în ultimă instanță către angajator.</w:t>
       </w:r>
     </w:p>
     <w:p>
@@ -1063,7 +1063,7 @@
           <w:szCs w:val="20"/>
           <w:lang w:val="ro-RO"/>
         </w:rPr>
-        <w:t xml:space="preserve">Constatările de insecuritate ale echipamentelor de muncă din dotare vor fi transmise de urgență către șeful ierarhic superior, către departamentul tehnic sau către serviciul intern de prevenire și protecție.</w:t>
+        <w:t xml:space="preserve">Constatările de insecuritate ale echipamentelor de muncă din dotare vor fi transmise de urgență către șeful ierarhic superior, către departamentul tehnic sau către serviciul intern sau extern de prevenire și protecție.</w:t>
       </w:r>
     </w:p>
     <w:p>
@@ -1119,7 +1119,7 @@
           <w:szCs w:val="20"/>
           <w:lang w:val="ro-RO"/>
         </w:rPr>
-        <w:t xml:space="preserve">Constatările privind lipsa, deteriorarea sau necesitatea de noi mijloace de semnalizare vor fi transmise de urgență către șeful ierarhic superior și către serviciul intern de prevenire.</w:t>
+        <w:t xml:space="preserve">Constatările privind lipsa, deteriorarea sau necesitatea de noi mijloace de semnalizare vor fi transmise de urgență către șeful ierarhic superior și către serviciul intern sau extern de prevenire și protecție.</w:t>
       </w:r>
     </w:p>
     <w:p>
@@ -1176,7 +1176,7 @@
           <w:szCs w:val="20"/>
           <w:lang w:val="ro-RO"/>
         </w:rPr>
-        <w:t>Serviciul intern de prevenire și protecție va efectua următoarele activități de verificare și control:</w:t>
+        <w:t xml:space="preserve">Serviciul intern sau extern de prevenire și protecție va efectua următoarele activități de verificare și control:</w:t>
       </w:r>
     </w:p>
     <w:p>
@@ -1484,7 +1484,7 @@
           <w:szCs w:val="20"/>
           <w:lang w:val="ro-RO"/>
         </w:rPr>
-        <w:t>Serviciul intern de prevenire și protecție centralizează constatările șefilor locurilor de muncă.</w:t>
+        <w:t xml:space="preserve">Serviciul intern sau extern de prevenire și protecție centralizează constatările șefilor locurilor de muncă.</w:t>
       </w:r>
     </w:p>
     <w:p>
@@ -1512,7 +1512,7 @@
           <w:szCs w:val="20"/>
           <w:lang w:val="ro-RO"/>
         </w:rPr>
-        <w:t>Trimestrial, în cadrul ședinței Comitetului de securitate și sănătate în muncă, se analizează activitatea de prevenire și protecție și rezultatul controalelor efectuate de către structurile cu atribuții de prevenire și protecție.</w:t>
+        <w:t xml:space="preserve">Trimestrial, activitatea de prevenire și protecție și rezultatul controalelor efectuate de către structurile cu atribuții de prevenire și protecție se analizează în cadrul ședinței Comitetului de securitate și sănătate în muncă, acolo unde acesta este constituit, sau de către angajator.</w:t>
       </w:r>
     </w:p>
     <w:p>
@@ -1877,7 +1877,7 @@
           <w:szCs w:val="20"/>
           <w:lang w:val="ro-RO"/>
         </w:rPr>
-        <w:t>Neconformitățile constatate vor fi analizate în cadrul ședințelor Comitetului de securitate și sănătate în muncă, iar măsurile de prevenire și protecție vor fi hotărâte prin consultare cu membrii Comitetului de securitate și sănătate în muncă și șefii locurilor de muncă și de către Directorul General.</w:t>
+        <w:t xml:space="preserve">Neconformitățile constatate vor fi analizate în cadrul ședințelor Comitetului de securitate și sănătate în muncă, acolo unde acesta este constituit, sau de către angajator, iar măsurile de prevenire și protecție vor fi hotărâte de către Directorul General, prin consultare cu membrii Comitetului de securitate și sănătate în muncă, acolo unde acesta este constituit, și cu șefii locurilor de muncă.</w:t>
       </w:r>
     </w:p>
     <w:p>

--- a/packages/document-engine/templates/12_control_regulation.docx
+++ b/packages/document-engine/templates/12_control_regulation.docx
@@ -639,7 +639,7 @@
           <w:szCs w:val="20"/>
           <w:lang w:val="ro-RO"/>
         </w:rPr>
-        <w:t xml:space="preserve">Controalele interne efectuate de către serviciul intern sau extern de prevenire și protecție se finalizează printr-un proces-verbal de control sau referat în care se consemnează următoarele:</w:t>
+        <w:t xml:space="preserve">Controalele interne efectuate de către lucrătorul desemnat sau de către serviciul intern sau extern de prevenire și protecție se finalizează printr-un proces-verbal de control sau referat în care se consemnează următoarele:</w:t>
       </w:r>
     </w:p>
     <w:p>

--- a/packages/document-engine/templates/12_control_regulation.docx
+++ b/packages/document-engine/templates/12_control_regulation.docx
@@ -389,7 +389,7 @@
           <w:szCs w:val="20"/>
           <w:lang w:val="ro-RO"/>
         </w:rPr>
-        <w:t xml:space="preserve">În baza prevederilor Legii 319/ 2006, Art. 13, lit. f) și a prevederilor H.G. 1425/ 2006, Art. 15, alin. (1), punctul 5, 17 și 29 se reglementează controlul propriu al respectării </w:t>
+        <w:t xml:space="preserve">În baza prevederilor Legii 319/ 2006, Art. 13, lit. f) și a prevederilor H.G. 1425/ 2006, Art. 15, alin. (1), punctele 5, 17 și 29 se reglementează controlul propriu al respectării </w:t>
       </w:r>
       <w:r>
         <w:rPr>
@@ -469,7 +469,7 @@
           <w:szCs w:val="20"/>
           <w:lang w:val="ro-RO"/>
         </w:rPr>
-        <w:t>Prin structuri cu atribuții de prevenire și protecție se înțelege lucrători desemnați și serviciu extern de prevenire și protecție.</w:t>
+        <w:t xml:space="preserve">Prin structuri cu atribuții de prevenire și protecție se înțeleg lucrătorii desemnați și serviciul extern de prevenire și protecție.</w:t>
       </w:r>
     </w:p>
     <w:p>
@@ -951,7 +951,7 @@
           <w:szCs w:val="20"/>
           <w:lang w:val="ro-RO"/>
         </w:rPr>
-        <w:t xml:space="preserve">Constatările de insecuritate sau neconformitate făcute de șefii locurilor de muncă se aduc la cunoștința serviciului intern sau extern de prevenire și protecție, șefului direct și dacă este cazul departamentului de întreținere.</w:t>
+        <w:t xml:space="preserve">Constatările de insecuritate sau neconformitate făcute de șefii locurilor de muncă se aduc la cunoștința serviciului intern sau extern de prevenire și protecție, șefului direct și, dacă este cazul, departamentului de întreținere.</w:t>
       </w:r>
     </w:p>
     <w:p>

--- a/packages/document-engine/templates/12_control_regulation.docx
+++ b/packages/document-engine/templates/12_control_regulation.docx
@@ -554,7 +554,7 @@
           <w:szCs w:val="20"/>
           <w:lang w:val="ro-RO"/>
         </w:rPr>
-        <w:t>Serviciul extern de prevenire și protecție va efectua controale interne ori de câte ori consideră necesară efectuarea unui control intern, dar perioada de timp între două controale nu va depăși 30 de zile calendaristice;</w:t>
+        <w:t xml:space="preserve">Serviciul extern de prevenire și protecție va efectua controale interne ori de câte ori consideră necesară efectuarea unui control intern, dar perioada de timp între două controale nu va depăși 3 luni;</w:t>
       </w:r>
     </w:p>
     <w:p>
@@ -610,7 +610,7 @@
           <w:szCs w:val="20"/>
           <w:lang w:val="ro-RO"/>
         </w:rPr>
-        <w:t>șefii locurilor de muncă vor efectua controale interne zilnice vizuale la locurile de muncă pe care le conduc și în zona în care își desfășoară activitatea și vor transmite neregulile constatate către șeful ierarhic superior și / sau responsabilului de securitate și sănătate în muncă.</w:t>
+        <w:t xml:space="preserve">șefii locurilor de muncă vor efectua controale interne săptămânale vizuale la locurile de muncă pe care le conduc și în zona în care își desfășoară activitatea și vor transmite neregulile constatate către șeful ierarhic superior și / sau responsabilului de securitate și sănătate în muncă.</w:t>
       </w:r>
     </w:p>
     <w:p>

--- a/packages/document-engine/templates/12_control_regulation.docx
+++ b/packages/document-engine/templates/12_control_regulation.docx
@@ -610,7 +610,7 @@
           <w:szCs w:val="20"/>
           <w:lang w:val="ro-RO"/>
         </w:rPr>
-        <w:t xml:space="preserve">șefii locurilor de muncă vor efectua controale interne săptămânale vizuale la locurile de muncă pe care le conduc și în zona în care își desfășoară activitatea și vor transmite neregulile constatate către șeful ierarhic superior și / sau responsabilului de securitate și sănătate în muncă.</w:t>
+        <w:t xml:space="preserve">șefii locurilor de muncă vor efectua controale interne săptămânale vizuale la locurile de muncă pe care le conduc și în zona în care își desfășoară activitatea și vor transmite neregulile constatate către șeful ierarhic superior și / sau către angajator sau persoana desemnată de acesta.</w:t>
       </w:r>
     </w:p>
     <w:p>
@@ -951,7 +951,7 @@
           <w:szCs w:val="20"/>
           <w:lang w:val="ro-RO"/>
         </w:rPr>
-        <w:t xml:space="preserve">Constatările de insecuritate sau neconformitate făcute de șefii locurilor de muncă se aduc la cunoștința serviciului intern sau extern de prevenire și protecție, șefului direct și, dacă este cazul, departamentului de întreținere.</w:t>
+        <w:t xml:space="preserve">Constatările de insecuritate sau neconformitate făcute de șefii locurilor de muncă se aduc la cunoștința serviciului intern sau extern de prevenire și protecție, șefului direct și, dacă este cazul, persoanei responsabile cu întreținerea.</w:t>
       </w:r>
     </w:p>
     <w:p>
@@ -1063,7 +1063,7 @@
           <w:szCs w:val="20"/>
           <w:lang w:val="ro-RO"/>
         </w:rPr>
-        <w:t xml:space="preserve">Constatările de insecuritate ale echipamentelor de muncă din dotare vor fi transmise de urgență către șeful ierarhic superior, către departamentul tehnic sau către serviciul intern sau extern de prevenire și protecție.</w:t>
+        <w:t xml:space="preserve">Constatările de insecuritate ale echipamentelor de muncă din dotare vor fi transmise de urgență către șeful ierarhic superior, către persoana responsabilă cu întreținerea sau către serviciul intern sau extern de prevenire și protecție.</w:t>
       </w:r>
     </w:p>
     <w:p>
@@ -1937,7 +1937,7 @@
           <w:szCs w:val="20"/>
           <w:lang w:val="ro-RO"/>
         </w:rPr>
-        <w:t>Departamentul de întreținere va efectua inspecții zilnice și săptămânale conform unui grafic propriu departamentului de întreținere, conform procedurilor de calitate.</w:t>
+        <w:t xml:space="preserve">Persoana responsabilă cu întreținerea va efectua inspecții zilnice și săptămânale conform unui grafic propriu, conform procedurilor de calitate.</w:t>
       </w:r>
     </w:p>
     <w:p>

--- a/packages/document-engine/templates/12_control_regulation.docx
+++ b/packages/document-engine/templates/12_control_regulation.docx
@@ -979,7 +979,7 @@
           <w:szCs w:val="20"/>
           <w:lang w:val="ro-RO"/>
         </w:rPr>
-        <w:t xml:space="preserve">Constatările de insecuritate sau neconformitate făcute de șefii locurilor de muncă, centralizate de serviciul intern sau extern de prevenire și protecție, vor fi prezentate periodic (lunar sau trimestrial) în sinteza Directorului General și în funcție de importanța încălcării, imediat ce ia la cunoștință despre aceasta.</w:t>
+        <w:t xml:space="preserve">Constatările de insecuritate sau neconformitate făcute de șefii locurilor de muncă, centralizate de serviciul intern sau extern de prevenire și protecție, vor fi prezentate angajatorului periodic (lunar sau trimestrial), într-o sinteză, și, în funcție de importanța încălcării, imediat ce ia cunoștință de aceasta.</w:t>
       </w:r>
     </w:p>
     <w:p>
@@ -1877,7 +1877,7 @@
           <w:szCs w:val="20"/>
           <w:lang w:val="ro-RO"/>
         </w:rPr>
-        <w:t xml:space="preserve">Neconformitățile constatate vor fi analizate în cadrul ședințelor Comitetului de securitate și sănătate în muncă, acolo unde acesta este constituit, sau de către angajator, iar măsurile de prevenire și protecție vor fi hotărâte de către Directorul General, prin consultare cu membrii Comitetului de securitate și sănătate în muncă, acolo unde acesta este constituit, și cu șefii locurilor de muncă.</w:t>
+        <w:t xml:space="preserve">Neconformitățile constatate vor fi analizate în cadrul ședințelor Comitetului de securitate și sănătate în muncă, acolo unde acesta este constituit, sau de către angajator, iar măsurile de prevenire și protecție vor fi hotărâte de către angajator, prin consultare cu membrii Comitetului de securitate și sănătate în muncă, acolo unde acesta este constituit, și cu șefii locurilor de muncă.</w:t>
       </w:r>
     </w:p>
     <w:p>

--- a/packages/document-engine/templates/12_control_regulation.docx
+++ b/packages/document-engine/templates/12_control_regulation.docx
@@ -6168,7 +6168,7 @@
               <w:szCs w:val="16"/>
               <w:lang w:val="ro-RO"/>
             </w:rPr>
-            <w:t>M.I. SSM</w:t>
+            <w:t xml:space="preserve">R.I.C.P. SSM</w:t>
           </w:r>
         </w:p>
       </w:tc>
@@ -6951,7 +6951,7 @@
               <w:szCs w:val="16"/>
               <w:lang w:val="ro-RO"/>
             </w:rPr>
-            <w:t>M.I. SSM</w:t>
+            <w:t xml:space="preserve">R.I.C.P. SSM</w:t>
           </w:r>
         </w:p>
       </w:tc>
@@ -7734,7 +7734,7 @@
               <w:szCs w:val="16"/>
               <w:lang w:val="ro-RO"/>
             </w:rPr>
-            <w:t>M.I. SSM</w:t>
+            <w:t xml:space="preserve">R.I.C.P. SSM</w:t>
           </w:r>
         </w:p>
       </w:tc>

--- a/packages/document-engine/templates/12_control_regulation.docx
+++ b/packages/document-engine/templates/12_control_regulation.docx
@@ -1518,315 +1518,6 @@
     <w:p>
       <w:pPr>
         <w:pStyle w:val="Normal"/>
-        <w:keepNext/>
-        <w:widowControl/>
-        <w:numPr>
-          <w:ilvl w:val="0"/>
-          <w:numId w:val="7"/>
-        </w:numPr>
-        <w:spacing w:before="120" w:after="60"/>
-        <w:jc w:val="left"/>
-        <w:rPr>
-          <w:rFonts w:ascii="Arial" w:hAnsi="Arial" w:cs="Arial"/>
-          <w:lang w:val="ro-RO"/>
-        </w:rPr>
-      </w:pPr>
-      <w:r>
-        <w:rPr>
-          <w:rFonts w:eastAsia="Arial" w:cs="Arial" w:ascii="Arial" w:hAnsi="Arial"/>
-          <w:color w:val="auto"/>
-          <w:spacing w:val="0"/>
-          <w:w w:val="100"/>
-          <w:sz w:val="20"/>
-          <w:szCs w:val="20"/>
-          <w:lang w:val="ro-RO"/>
-        </w:rPr>
-        <w:t>Serviciul extern de prevenire și protecție va efectua controale de verificare internă, controale prin care se verifică:</w:t>
-      </w:r>
-    </w:p>
-    <w:p>
-      <w:pPr>
-        <w:pStyle w:val="Normal"/>
-        <w:widowControl/>
-        <w:numPr>
-          <w:ilvl w:val="0"/>
-          <w:numId w:val="3"/>
-        </w:numPr>
-        <w:spacing w:before="0" w:after="40"/>
-        <w:jc w:val="left"/>
-        <w:rPr>
-          <w:rFonts w:ascii="Arial" w:hAnsi="Arial" w:cs="Arial"/>
-          <w:lang w:val="fr-FR"/>
-        </w:rPr>
-      </w:pPr>
-      <w:r>
-        <w:rPr>
-          <w:rFonts w:eastAsia="Arial" w:cs="Arial" w:ascii="Arial" w:hAnsi="Arial"/>
-          <w:color w:val="auto"/>
-          <w:spacing w:val="0"/>
-          <w:w w:val="100"/>
-          <w:sz w:val="20"/>
-          <w:szCs w:val="20"/>
-          <w:lang w:val="ro-RO"/>
-        </w:rPr>
-        <w:t>respectarea măsurilor de prevenire și protecție și a cerințelor minime în domeniul S.S.M. (conform cu tematicile de control);</w:t>
-      </w:r>
-    </w:p>
-    <w:p>
-      <w:pPr>
-        <w:pStyle w:val="Normal"/>
-        <w:widowControl/>
-        <w:numPr>
-          <w:ilvl w:val="0"/>
-          <w:numId w:val="3"/>
-        </w:numPr>
-        <w:spacing w:before="0" w:after="40"/>
-        <w:jc w:val="left"/>
-        <w:rPr>
-          <w:rFonts w:ascii="Arial" w:hAnsi="Arial" w:cs="Arial"/>
-          <w:lang w:val="fr-FR"/>
-        </w:rPr>
-      </w:pPr>
-      <w:r>
-        <w:rPr>
-          <w:rFonts w:eastAsia="Arial" w:cs="Arial" w:ascii="Arial" w:hAnsi="Arial"/>
-          <w:color w:val="auto"/>
-          <w:spacing w:val="0"/>
-          <w:w w:val="100"/>
-          <w:sz w:val="20"/>
-          <w:szCs w:val="20"/>
-          <w:lang w:val="ro-RO"/>
-        </w:rPr>
-        <w:t xml:space="preserve">respectarea măsurilor de prevenire și protecție și a cerințelor minime în domeniul ISCIR și AMC conform prevederilor art. 15 din H.G. 1425/ 2006, modificată și completată;</w:t>
-      </w:r>
-    </w:p>
-    <w:p>
-      <w:pPr>
-        <w:pStyle w:val="Normal"/>
-        <w:widowControl/>
-        <w:numPr>
-          <w:ilvl w:val="0"/>
-          <w:numId w:val="3"/>
-        </w:numPr>
-        <w:spacing w:before="0" w:after="40"/>
-        <w:jc w:val="left"/>
-        <w:rPr>
-          <w:rFonts w:ascii="Arial" w:hAnsi="Arial" w:cs="Arial"/>
-          <w:lang w:val="fr-FR"/>
-        </w:rPr>
-      </w:pPr>
-      <w:r>
-        <w:rPr>
-          <w:rFonts w:eastAsia="Arial" w:cs="Arial" w:ascii="Arial" w:hAnsi="Arial"/>
-          <w:color w:val="auto"/>
-          <w:spacing w:val="0"/>
-          <w:w w:val="100"/>
-          <w:sz w:val="20"/>
-          <w:szCs w:val="20"/>
-          <w:lang w:val="ro-RO"/>
-        </w:rPr>
-        <w:t>situația măsurilor propuse în referatele anterioare și termenele de rezolvare (dacă au fost luate măsuri de remediere);</w:t>
-      </w:r>
-    </w:p>
-    <w:p>
-      <w:pPr>
-        <w:pStyle w:val="Normal"/>
-        <w:widowControl/>
-        <w:numPr>
-          <w:ilvl w:val="0"/>
-          <w:numId w:val="3"/>
-        </w:numPr>
-        <w:spacing w:before="0" w:after="40"/>
-        <w:jc w:val="left"/>
-        <w:rPr>
-          <w:rFonts w:ascii="Arial" w:hAnsi="Arial" w:cs="Arial"/>
-          <w:lang w:val="fr-FR"/>
-        </w:rPr>
-      </w:pPr>
-      <w:r>
-        <w:rPr>
-          <w:rFonts w:eastAsia="Arial" w:cs="Arial" w:ascii="Arial" w:hAnsi="Arial"/>
-          <w:color w:val="auto"/>
-          <w:spacing w:val="0"/>
-          <w:w w:val="100"/>
-          <w:sz w:val="20"/>
-          <w:szCs w:val="20"/>
-          <w:lang w:val="ro-RO"/>
-        </w:rPr>
-        <w:t>modul de efectuare al sarcinilor de serviciu de către lucrători cu privire la instrucțiunile proprii de securitate și sănătate în muncă;</w:t>
-      </w:r>
-    </w:p>
-    <w:p>
-      <w:pPr>
-        <w:pStyle w:val="Normal"/>
-        <w:widowControl/>
-        <w:numPr>
-          <w:ilvl w:val="0"/>
-          <w:numId w:val="3"/>
-        </w:numPr>
-        <w:spacing w:before="0" w:after="40"/>
-        <w:jc w:val="left"/>
-        <w:rPr>
-          <w:rFonts w:ascii="Arial" w:hAnsi="Arial" w:cs="Arial"/>
-          <w:lang w:val="fr-FR"/>
-        </w:rPr>
-      </w:pPr>
-      <w:r>
-        <w:rPr>
-          <w:rFonts w:eastAsia="Arial" w:cs="Arial" w:ascii="Arial" w:hAnsi="Arial"/>
-          <w:color w:val="auto"/>
-          <w:spacing w:val="0"/>
-          <w:w w:val="100"/>
-          <w:sz w:val="20"/>
-          <w:szCs w:val="20"/>
-          <w:lang w:val="ro-RO"/>
-        </w:rPr>
-        <w:t>situația amplasării mijloacelor de semnalizare;</w:t>
-      </w:r>
-    </w:p>
-    <w:p>
-      <w:pPr>
-        <w:pStyle w:val="Normal"/>
-        <w:widowControl/>
-        <w:numPr>
-          <w:ilvl w:val="0"/>
-          <w:numId w:val="3"/>
-        </w:numPr>
-        <w:spacing w:before="0" w:after="40"/>
-        <w:jc w:val="left"/>
-        <w:rPr>
-          <w:rFonts w:ascii="Arial" w:hAnsi="Arial" w:cs="Arial"/>
-          <w:lang w:val="fr-FR"/>
-        </w:rPr>
-      </w:pPr>
-      <w:r>
-        <w:rPr>
-          <w:rFonts w:eastAsia="Arial" w:cs="Arial" w:ascii="Arial" w:hAnsi="Arial"/>
-          <w:color w:val="auto"/>
-          <w:spacing w:val="0"/>
-          <w:w w:val="100"/>
-          <w:sz w:val="20"/>
-          <w:szCs w:val="20"/>
-          <w:lang w:val="ro-RO"/>
-        </w:rPr>
-        <w:t>deficiențe care se manifestă în domeniul securității și sănătății în muncă;</w:t>
-      </w:r>
-    </w:p>
-    <w:p>
-      <w:pPr>
-        <w:pStyle w:val="Normal"/>
-        <w:widowControl/>
-        <w:numPr>
-          <w:ilvl w:val="0"/>
-          <w:numId w:val="3"/>
-        </w:numPr>
-        <w:spacing w:before="0" w:after="40"/>
-        <w:jc w:val="left"/>
-        <w:rPr>
-          <w:rFonts w:ascii="Arial" w:hAnsi="Arial" w:cs="Arial"/>
-          <w:lang w:val="fr-FR"/>
-        </w:rPr>
-      </w:pPr>
-      <w:r>
-        <w:rPr>
-          <w:rFonts w:eastAsia="Arial" w:cs="Arial" w:ascii="Arial" w:hAnsi="Arial"/>
-          <w:color w:val="auto"/>
-          <w:spacing w:val="0"/>
-          <w:w w:val="100"/>
-          <w:sz w:val="20"/>
-          <w:szCs w:val="20"/>
-          <w:lang w:val="ro-RO"/>
-        </w:rPr>
-        <w:t>relațiile cu terții privind securitatea și sănătatea în muncă;</w:t>
-      </w:r>
-    </w:p>
-    <w:p>
-      <w:pPr>
-        <w:pStyle w:val="Normal"/>
-        <w:widowControl/>
-        <w:numPr>
-          <w:ilvl w:val="0"/>
-          <w:numId w:val="3"/>
-        </w:numPr>
-        <w:spacing w:before="0" w:after="40"/>
-        <w:jc w:val="left"/>
-        <w:rPr>
-          <w:rFonts w:ascii="Arial" w:hAnsi="Arial" w:cs="Arial"/>
-          <w:lang w:val="fr-FR"/>
-        </w:rPr>
-      </w:pPr>
-      <w:r>
-        <w:rPr>
-          <w:rFonts w:eastAsia="Arial" w:cs="Arial" w:ascii="Arial" w:hAnsi="Arial"/>
-          <w:color w:val="auto"/>
-          <w:spacing w:val="0"/>
-          <w:w w:val="100"/>
-          <w:sz w:val="20"/>
-          <w:szCs w:val="20"/>
-          <w:lang w:val="ro-RO"/>
-        </w:rPr>
-        <w:t>verificările periodice la mijloacele de muncă;</w:t>
-      </w:r>
-    </w:p>
-    <w:p>
-      <w:pPr>
-        <w:pStyle w:val="Normal"/>
-        <w:widowControl/>
-        <w:numPr>
-          <w:ilvl w:val="0"/>
-          <w:numId w:val="3"/>
-        </w:numPr>
-        <w:spacing w:before="0" w:after="40"/>
-        <w:jc w:val="left"/>
-        <w:rPr>
-          <w:rFonts w:ascii="Arial" w:hAnsi="Arial" w:cs="Arial"/>
-          <w:lang w:val="fr-FR"/>
-        </w:rPr>
-      </w:pPr>
-      <w:r>
-        <w:rPr>
-          <w:rFonts w:eastAsia="Arial" w:cs="Arial" w:ascii="Arial" w:hAnsi="Arial"/>
-          <w:color w:val="auto"/>
-          <w:spacing w:val="0"/>
-          <w:w w:val="100"/>
-          <w:sz w:val="20"/>
-          <w:szCs w:val="20"/>
-          <w:lang w:val="ro-RO"/>
-        </w:rPr>
-        <w:t>eficiența activităților desfășurate avându-se în vedere activitatea de prevenire și protecție;</w:t>
-      </w:r>
-    </w:p>
-    <w:p>
-      <w:pPr>
-        <w:pStyle w:val="Normal"/>
-        <w:widowControl/>
-        <w:numPr>
-          <w:ilvl w:val="0"/>
-          <w:numId w:val="3"/>
-        </w:numPr>
-        <w:spacing w:before="0" w:after="120"/>
-        <w:jc w:val="left"/>
-        <w:rPr>
-          <w:rFonts w:ascii="Arial" w:hAnsi="Arial" w:cs="Arial"/>
-          <w:lang w:val="fr-FR"/>
-        </w:rPr>
-      </w:pPr>
-      <w:r>
-        <w:rPr>
-          <w:rFonts w:eastAsia="Arial" w:cs="Arial" w:ascii="Arial" w:hAnsi="Arial"/>
-          <w:color w:val="auto"/>
-          <w:spacing w:val="0"/>
-          <w:w w:val="100"/>
-          <w:sz w:val="20"/>
-          <w:szCs w:val="20"/>
-          <w:lang w:val="ro-RO"/>
-        </w:rPr>
-        <w:t>propuneri de sancțiuni și stimulente pentru lucrători pe criteriul îndeplinirii atribuțiilor în domeniul securității și sănătății în muncă.</w:t>
-      </w:r>
-    </w:p>
-    <w:p>
-      <w:pPr>
-        <w:pStyle w:val="Normal"/>
         <w:widowControl/>
         <w:numPr>
           <w:ilvl w:val="0"/>

--- a/packages/document-engine/templates/12_control_regulation.docx
+++ b/packages/document-engine/templates/12_control_regulation.docx
@@ -610,7 +610,7 @@
           <w:szCs w:val="20"/>
           <w:lang w:val="ro-RO"/>
         </w:rPr>
-        <w:t xml:space="preserve">șefii locurilor de muncă vor efectua controale interne săptămânale vizuale la locurile de muncă pe care le conduc și în zona în care își desfășoară activitatea și vor transmite neregulile constatate către șeful ierarhic superior și / sau către angajator sau persoana desemnată de acesta.</w:t>
+        <w:t xml:space="preserve">șefii locurilor de muncă vor efectua controale interne săptămânale vizuale la locurile de muncă pe care le conduc și în zona în care își desfășoară activitatea și vor transmite neregulile constatate către șeful ierarhic superior și/ sau către angajator sau persoana desemnată de acesta.</w:t>
       </w:r>
     </w:p>
     <w:p>
@@ -1540,7 +1540,7 @@
           <w:szCs w:val="20"/>
           <w:lang w:val="ro-RO"/>
         </w:rPr>
-        <w:t>Serviciul extern de prevenire și protecție va prezenta TRIMESTRIAL un raport de activitate prin care va sintetiza activitatea desfășurată, constatări făcute și acțiuni viitoare.</w:t>
+        <w:t xml:space="preserve">Serviciul extern de prevenire și protecție va prezenta TRIMESTRIAL un raport de activitate prin care va sintetiza activitatea desfășurată, constatările făcute și acțiunile viitoare.</w:t>
       </w:r>
     </w:p>
     <w:p>

--- a/packages/document-engine/templates/12_control_regulation.docx
+++ b/packages/document-engine/templates/12_control_regulation.docx
@@ -923,7 +923,7 @@
           <w:szCs w:val="20"/>
           <w:lang w:val="ro-RO"/>
         </w:rPr>
-        <w:t>Verificări cu privire la starea mijloacelor de muncă și modul de funcționare al mijloacelor de muncă (dacă există protecțiile montate, dacă există probleme de funcționare, dacă sistemele de securitate funcționează).</w:t>
+        <w:t xml:space="preserve">Verificări cu privire la starea mijloacelor de muncă și modul de funcționare a mijloacelor de muncă (dacă există protecțiile montate, dacă există probleme de funcționare, dacă sistemele de securitate funcționează).</w:t>
       </w:r>
     </w:p>
     <w:p>
@@ -1288,7 +1288,7 @@
           <w:szCs w:val="20"/>
           <w:lang w:val="ro-RO"/>
         </w:rPr>
-        <w:t>modul de efectuare al sarcinilor de serviciu de către lucrători cu privire la instrucțiunile proprii de securitate și sănătate în muncă;</w:t>
+        <w:t xml:space="preserve">modul de efectuare a sarcinilor de serviciu de către lucrători cu privire la instrucțiunile proprii de securitate și sănătate în muncă;</w:t>
       </w:r>
     </w:p>
     <w:p>
@@ -1600,7 +1600,7 @@
           <w:szCs w:val="20"/>
           <w:lang w:val="ro-RO"/>
         </w:rPr>
-        <w:t>Măsurile de prevenire și protecție vor fi aduse la cunoștința persoanelor care au legătură cu modul de rezolvare al măsurilor dispuse.</w:t>
+        <w:t xml:space="preserve">Măsurile de prevenire și protecție vor fi aduse la cunoștința persoanelor care au legătură cu modul de rezolvare a măsurilor dispuse.</w:t>
       </w:r>
     </w:p>
     <w:p>

--- a/packages/document-engine/templates/12_control_regulation.docx
+++ b/packages/document-engine/templates/12_control_regulation.docx
@@ -27,7 +27,7 @@
           <w:szCs w:val="20"/>
           <w:lang w:val="ro-RO" w:eastAsia="en-US"/>
         </w:rPr>
-        <w:t>REGULAMENT INTERN PRIVIND CONTROLUL PROPRIU PRIVIND RESPECTAREA PREVEDERILOR LEGALE, A DISPOZIȚIILOR, INSTRUCȚIUNILOR ȘI REGLEMENTĂRILOR INTERNE ÎN DOMENIUL SECURITĂȚII ȘI SĂNĂTĂȚII ÎN MUNCĂ</w:t>
+        <w:t>REGULAMENT INTERN PRIVIND CONTROLUL PROPRIU AL RESPECTĂRII PREVEDERILOR LEGALE, A DISPOZIȚIILOR, INSTRUCȚIUNILOR ȘI REGLEMENTĂRILOR INTERNE ÎN DOMENIUL SECURITĂȚII ȘI SĂNĂTĂȚII ÎN MUNCĂ</w:t>
       </w:r>
     </w:p>
     <w:tbl>
@@ -389,7 +389,7 @@
           <w:szCs w:val="20"/>
           <w:lang w:val="ro-RO"/>
         </w:rPr>
-        <w:t xml:space="preserve">În baza prevederilor Legii 319/ 2006, Art. 13, lit. f) și a prevederilor H.G. 1425/ 2006, Art. 15, alin. (1), punctele 5, 17 și 29 se reglementează controlul propriu al respectării </w:t>
+        <w:t xml:space="preserve">În baza prevederilor Legii 319/ 2006, Art. 13 lit. f) și a prevederilor H.G. 1425/ 2006, Art. 15 alin. (1), punctele 5, 17 și 29 se reglementează controlul propriu al respectării </w:t>
       </w:r>
       <w:r>
         <w:rPr>
@@ -469,7 +469,7 @@
           <w:szCs w:val="20"/>
           <w:lang w:val="ro-RO"/>
         </w:rPr>
-        <w:t xml:space="preserve">Prin structuri cu atribuții de prevenire și protecție se înțeleg lucrătorii desemnați și serviciul extern de prevenire și protecție.</w:t>
+        <w:t xml:space="preserve">Prin structuri cu atribuții de prevenire și protecție se înțeleg lucrătorii desemnați și serviciul intern sau extern de prevenire și protecție.</w:t>
       </w:r>
     </w:p>
     <w:p>
@@ -751,7 +751,7 @@
           <w:szCs w:val="20"/>
           <w:lang w:val="ro-RO"/>
         </w:rPr>
-        <w:t>propuneri de acțiuni și măsuri de înlăturare a neregulilor și îmbunătățire a constatărilor;</w:t>
+        <w:t>propuneri de acțiuni și măsuri de înlăturare a neregulilor și de îmbunătățire a situației constatate;</w:t>
       </w:r>
     </w:p>
     <w:p>
@@ -979,7 +979,7 @@
           <w:szCs w:val="20"/>
           <w:lang w:val="ro-RO"/>
         </w:rPr>
-        <w:t xml:space="preserve">Constatările de insecuritate sau neconformitate făcute de șefii locurilor de muncă, centralizate de serviciul intern sau extern de prevenire și protecție, vor fi prezentate angajatorului periodic (lunar sau trimestrial), într-o sinteză, și, în funcție de importanța încălcării, imediat ce ia cunoștință de aceasta.</w:t>
+        <w:t xml:space="preserve">Constatările de insecuritate sau neconformitate făcute de șefii locurilor de muncă, centralizate de serviciul intern sau extern de prevenire și protecție, vor fi prezentate angajatorului periodic (lunar sau trimestrial), într-o sinteză, și, în funcție de importanța încălcării, imediat ce serviciul de prevenire și protecție ia cunoștință de aceasta.</w:t>
       </w:r>
     </w:p>
     <w:p>
@@ -1007,7 +1007,7 @@
           <w:szCs w:val="20"/>
           <w:lang w:val="ro-RO"/>
         </w:rPr>
-        <w:t xml:space="preserve">Propuneri de sancțiuni și stimulente pentru lucrători pe criteriul îndeplinirii atribuțiilor în domeniul securității și sănătății în muncă. Aceste propuneri vor fi efectuate de către șeful ierarhic superior, către serviciul intern sau extern de prevenire și protecție și în ultimă instanță către angajator.</w:t>
+        <w:t xml:space="preserve">Șefii locurilor de muncă fac propuneri de sancțiuni și stimulente pentru lucrători pe criteriul îndeplinirii atribuțiilor în domeniul securității și sănătății în muncă. Aceste propuneri vor fi adresate șefului ierarhic superior, serviciului intern sau extern de prevenire și protecție și, în ultimă instanță, angajatorului.</w:t>
       </w:r>
     </w:p>
     <w:p>
@@ -1035,7 +1035,7 @@
           <w:szCs w:val="20"/>
           <w:lang w:val="ro-RO"/>
         </w:rPr>
-        <w:t>Propuneri privind funcționalitatea în condiții de securitate a echipamentelor de muncă din dotare.</w:t>
+        <w:t>Șefii locurilor de muncă fac propuneri privind funcționarea în condiții de securitate a echipamentelor de muncă din dotare.</w:t>
       </w:r>
     </w:p>
     <w:p>
@@ -1091,7 +1091,7 @@
           <w:szCs w:val="20"/>
           <w:lang w:val="ro-RO"/>
         </w:rPr>
-        <w:t>Situația amplasării mijloacelor de semnalizare la locul de muncă.</w:t>
+        <w:t>Șefii locurilor de muncă verifică situația amplasării mijloacelor de semnalizare la locul de muncă.</w:t>
       </w:r>
     </w:p>
     <w:p>
@@ -1147,7 +1147,7 @@
           <w:szCs w:val="20"/>
           <w:lang w:val="ro-RO"/>
         </w:rPr>
-        <w:t>Deficiențele care se manifestă în domeniul securității și sănătății în muncă și care pot cauza accidente de muncă sau boli profesionale.</w:t>
+        <w:t>Șefii locurilor de muncă urmăresc deficiențele care se manifestă în domeniul securității și sănătății în muncă și care pot cauza accidente de muncă sau boli profesionale.</w:t>
       </w:r>
     </w:p>
     <w:p>
@@ -1628,7 +1628,7 @@
           <w:szCs w:val="20"/>
           <w:lang w:val="ro-RO"/>
         </w:rPr>
-        <w:t xml:space="preserve">Persoana responsabilă cu întreținerea va efectua inspecții zilnice și săptămânale conform unui grafic propriu, conform procedurilor de calitate.</w:t>
+        <w:t xml:space="preserve">Persoana responsabilă cu întreținerea va efectua inspecții zilnice și săptămânale conform unui grafic propriu și, acolo unde există, conform procedurilor de calitate ale unității.</w:t>
       </w:r>
     </w:p>
     <w:p>
@@ -5940,7 +5940,7 @@
               <w:szCs w:val="16"/>
               <w:lang w:val="ro-RO"/>
             </w:rPr>
-            <w:t>Regulament intern privind controlul propriu privind respectarea prevederilor legale, a dispozițiilor, instrucțiunilor și reglementărilor interne în domeniul securității și sănătății în muncă</w:t>
+            <w:t>Regulament intern privind controlul propriu al respectării prevederilor legale, a dispozițiilor, instrucțiunilor și reglementărilor interne în domeniul securității și sănătății în muncă</w:t>
           </w:r>
         </w:p>
       </w:tc>
@@ -6723,7 +6723,7 @@
               <w:szCs w:val="16"/>
               <w:lang w:val="ro-RO"/>
             </w:rPr>
-            <w:t>Regulament intern privind controlul propriu privind respectarea prevederilor legale, a dispozițiilor, instrucțiunilor și reglementărilor interne în domeniul securității și sănătății în muncă</w:t>
+            <w:t>Regulament intern privind controlul propriu al respectării prevederilor legale, a dispozițiilor, instrucțiunilor și reglementărilor interne în domeniul securității și sănătății în muncă</w:t>
           </w:r>
         </w:p>
       </w:tc>
@@ -7506,7 +7506,7 @@
               <w:szCs w:val="16"/>
               <w:lang w:val="ro-RO"/>
             </w:rPr>
-            <w:t>Regulament intern privind controlul propriu privind respectarea prevederilor legale, a dispozițiilor, instrucțiunilor și reglementărilor interne în domeniul securității și sănătății în muncă</w:t>
+            <w:t>Regulament intern privind controlul propriu al respectării prevederilor legale, a dispozițiilor, instrucțiunilor și reglementărilor interne în domeniul securității și sănătății în muncă</w:t>
           </w:r>
         </w:p>
       </w:tc>

--- a/packages/document-engine/templates/12_control_regulation.docx
+++ b/packages/document-engine/templates/12_control_regulation.docx
@@ -389,7 +389,7 @@
           <w:szCs w:val="20"/>
           <w:lang w:val="ro-RO"/>
         </w:rPr>
-        <w:t xml:space="preserve">În baza prevederilor Legii 319/ 2006, Art. 13 lit. f) și a prevederilor H.G. 1425/ 2006, Art. 15 alin. (1), punctele 5, 17 și 29 se reglementează controlul propriu al respectării </w:t>
+        <w:t xml:space="preserve">În baza prevederilor Legii 319/2006 – Art. 13 lit. f) și a prevederilor H.G. 1425/2006 – Art. 15 alin. (1), punctele 5, 17 și 29 se reglementează controlul propriu al respectării </w:t>
       </w:r>
       <w:r>
         <w:rPr>
@@ -401,7 +401,7 @@
           <w:szCs w:val="20"/>
           <w:lang w:val="ro-RO" w:eastAsia="en-US"/>
         </w:rPr>
-        <w:t>prevederilor legale, a dispozițiilor, instrucțiunilor și reglementărilor interne în domeniul securității și sănătății în muncă</w:t>
+        <w:t xml:space="preserve">prevederilor legale, a dispozițiilor, instrucțiunilor și reglementărilor interne în domeniul securității și sănătății în muncă</w:t>
       </w:r>
       <w:r>
         <w:rPr>
@@ -1232,7 +1232,7 @@
           <w:szCs w:val="20"/>
           <w:lang w:val="ro-RO"/>
         </w:rPr>
-        <w:t>respectarea măsurilor de prevenire și protecție și a cerințelor minime în domeniul ISCIR și AMC conform prevederilor art. 15 din H.G. 1425/ 2006, modificată și completată;</w:t>
+        <w:t xml:space="preserve">respectarea măsurilor de prevenire și protecție și a cerințelor minime în domeniul ISCIR și AMC conform prevederilor art. 15 din H.G. 1425/2006, modificată și completată;</w:t>
       </w:r>
     </w:p>
     <w:p>

--- a/packages/document-engine/templates/12_control_regulation.docx
+++ b/packages/document-engine/templates/12_control_regulation.docx
@@ -8468,8 +8468,8 @@
       <w:rPr>
         <w:b/>
         <w:i w:val="false"/>
-        <w:sz w:val="18"/>
-        <w:szCs w:val="18"/>
+        <w:sz w:val="20"/>
+        <w:szCs w:val="20"/>
       </w:rPr>
     </w:lvl>
     <w:lvl w:ilvl="2">

--- a/packages/document-engine/templates/12_control_regulation.docx
+++ b/packages/document-engine/templates/12_control_regulation.docx
@@ -109,7 +109,7 @@
                 <w:sz w:val="20"/>
                 <w:lang w:val="ro-RO"/>
               </w:rPr>
-              <w:t>Am luat la cunoștință</w:t>
+              <w:t>Am luat cunoștință</w:t>
             </w:r>
           </w:p>
           <w:p>
